--- a/data/outputs/v2/Maths/SS4.1_Statistics_I/Mathematics_Statistics_I_FinalExplanation_TeacherKey.docx
+++ b/data/outputs/v2/Maths/SS4.1_Statistics_I/Mathematics_Statistics_I_FinalExplanation_TeacherKey.docx
@@ -1826,7 +1826,7 @@
         </w:rPr>
         <w:t xml:space="preserve">© 2026 SeaVuria and ARES. This work is licensed under a </w:t>
       </w:r>
-      <w:hyperlink w:history="1" r:id="rIdxm6yni-n7kfo9vlbdic3o">
+      <w:hyperlink w:history="1" r:id="rIdpbn389t2l3fn-rcojupm8">
         <w:r>
           <w:rPr>
             <w:rFonts w:ascii="Arial" w:cs="Arial" w:eastAsia="Arial" w:hAnsi="Arial"/>
@@ -1846,7 +1846,7 @@
         </w:rPr>
         <w:t xml:space="preserve"> (</w:t>
       </w:r>
-      <w:hyperlink w:history="1" r:id="rIdt59vjp9ksabfykxpdakb7">
+      <w:hyperlink w:history="1" r:id="rIdww0eoafsuixtf_d05vway">
         <w:r>
           <w:rPr>
             <w:rFonts w:ascii="Arial" w:cs="Arial" w:eastAsia="Arial" w:hAnsi="Arial"/>
@@ -1866,7 +1866,7 @@
         </w:rPr>
         <w:t xml:space="preserve">). To view a copy of this license, visit </w:t>
       </w:r>
-      <w:hyperlink w:history="1" r:id="rId3-y6yxo7dc8eac8vemlzv">
+      <w:hyperlink w:history="1" r:id="rIdjvbrlyfzmjwotcibhqafs">
         <w:r>
           <w:rPr>
             <w:rFonts w:ascii="Arial" w:cs="Arial" w:eastAsia="Arial" w:hAnsi="Arial"/>

--- a/data/outputs/v2/Maths/SS4.1_Statistics_I/Mathematics_Statistics_I_FinalExplanation_TeacherKey.docx
+++ b/data/outputs/v2/Maths/SS4.1_Statistics_I/Mathematics_Statistics_I_FinalExplanation_TeacherKey.docx
@@ -1826,7 +1826,7 @@
         </w:rPr>
         <w:t xml:space="preserve">© 2026 SeaVuria and ARES. This work is licensed under a </w:t>
       </w:r>
-      <w:hyperlink w:history="1" r:id="rIdpbn389t2l3fn-rcojupm8">
+      <w:hyperlink w:history="1" r:id="rIdzav09rheefqvh7hb8j6d_">
         <w:r>
           <w:rPr>
             <w:rFonts w:ascii="Arial" w:cs="Arial" w:eastAsia="Arial" w:hAnsi="Arial"/>
@@ -1846,7 +1846,7 @@
         </w:rPr>
         <w:t xml:space="preserve"> (</w:t>
       </w:r>
-      <w:hyperlink w:history="1" r:id="rIdww0eoafsuixtf_d05vway">
+      <w:hyperlink w:history="1" r:id="rIdo0mceypahaocwmfwpkcvf">
         <w:r>
           <w:rPr>
             <w:rFonts w:ascii="Arial" w:cs="Arial" w:eastAsia="Arial" w:hAnsi="Arial"/>
@@ -1866,7 +1866,7 @@
         </w:rPr>
         <w:t xml:space="preserve">). To view a copy of this license, visit </w:t>
       </w:r>
-      <w:hyperlink w:history="1" r:id="rIdjvbrlyfzmjwotcibhqafs">
+      <w:hyperlink w:history="1" r:id="rIdkgjjgayzbph-nf06_f2qr">
         <w:r>
           <w:rPr>
             <w:rFonts w:ascii="Arial" w:cs="Arial" w:eastAsia="Arial" w:hAnsi="Arial"/>

--- a/data/outputs/v2/Maths/SS4.1_Statistics_I/Mathematics_Statistics_I_FinalExplanation_TeacherKey.docx
+++ b/data/outputs/v2/Maths/SS4.1_Statistics_I/Mathematics_Statistics_I_FinalExplanation_TeacherKey.docx
@@ -1826,7 +1826,7 @@
         </w:rPr>
         <w:t xml:space="preserve">© 2026 SeaVuria and ARES. This work is licensed under a </w:t>
       </w:r>
-      <w:hyperlink w:history="1" r:id="rIdzav09rheefqvh7hb8j6d_">
+      <w:hyperlink w:history="1" r:id="rIdzbah9a8m2qfij226065aj">
         <w:r>
           <w:rPr>
             <w:rFonts w:ascii="Arial" w:cs="Arial" w:eastAsia="Arial" w:hAnsi="Arial"/>
@@ -1846,7 +1846,7 @@
         </w:rPr>
         <w:t xml:space="preserve"> (</w:t>
       </w:r>
-      <w:hyperlink w:history="1" r:id="rIdo0mceypahaocwmfwpkcvf">
+      <w:hyperlink w:history="1" r:id="rId53dmawkyuoftrr1zp12u-">
         <w:r>
           <w:rPr>
             <w:rFonts w:ascii="Arial" w:cs="Arial" w:eastAsia="Arial" w:hAnsi="Arial"/>
@@ -1866,7 +1866,7 @@
         </w:rPr>
         <w:t xml:space="preserve">). To view a copy of this license, visit </w:t>
       </w:r>
-      <w:hyperlink w:history="1" r:id="rIdkgjjgayzbph-nf06_f2qr">
+      <w:hyperlink w:history="1" r:id="rIdrrrbt4bsniu0p7ggx60d-">
         <w:r>
           <w:rPr>
             <w:rFonts w:ascii="Arial" w:cs="Arial" w:eastAsia="Arial" w:hAnsi="Arial"/>

--- a/data/outputs/v2/Maths/SS4.1_Statistics_I/Mathematics_Statistics_I_FinalExplanation_TeacherKey.docx
+++ b/data/outputs/v2/Maths/SS4.1_Statistics_I/Mathematics_Statistics_I_FinalExplanation_TeacherKey.docx
@@ -95,7 +95,7 @@
                 <w:sz w:val="22"/>
                 <w:szCs w:val="22"/>
               </w:rPr>
-              <w:t xml:space="preserve">FINAL EXPLANATION: MATHEMATICS GRADE 10 – STATISTICS I (SUB-STRAND 4.1): FINAL EXPLANATION</w:t>
+              <w:t xml:space="preserve">FINAL EXPLANATION: MATHEMATICS GRADE 10: 4.1 STATISTICS I</w:t>
             </w:r>
           </w:p>
         </w:tc>
@@ -224,7 +224,7 @@
                 <w:sz w:val="18"/>
                 <w:szCs w:val="18"/>
               </w:rPr>
-              <w:t xml:space="preserve">Welcome back to the Maize Harvest Mystery of Nakuru County! A KALRO officer collected the maize harvests (in 90-kg bags) of 20 smallholder farmers. The county government needs ONE number to represent a typical harvest so it can decide how much subsidised fertiliser to allocate next season. Here is the officer's raw list, in the order she collected it: 12, 7, 21, 12, 4, 10, 28, 12, 15, 9, 12, 31, 6, 10, 20, 12, 14, 8, 24, 11. Use everything you learned in this unit to answer the Driving Question: How can we collect, organize, and represent data about our community to help Kenyan decision-makers take effective action? Answer each prompt in the space under it. Use full sentences, show any working, and use the 20 Nakuru harvests above as your evidence. Use the correct statistical words (frequency, tally, mean, median, mode, outlier, axis, sector).</w:t>
+              <w:t xml:space="preserve">Madam Achieng, the Deputy Principal of a day secondary school in Kisumu, has given the Grade 10 class the test scores of the same 20 learners in Subject 1 (Mr. Otieno) and Subject 2 (Mrs. Wanjiku). The pass mark is 50 out of 100. Answer every question in the space under it, using the data from our lessons. Show your working for every calculation. Write grouped-data answers as estimates and give reasons in full sentences. When you talk about WHY the scores differ, say what we cannot yet know and use words such as 'may', 'could' and 'we need more data'. Your answers should help you answer the driving question: How can you use the two sets of data to predict the learners' and the teachers' next steps?</w:t>
             </w:r>
           </w:p>
         </w:tc>
@@ -285,7 +285,7 @@
                 <w:sz w:val="22"/>
                 <w:szCs w:val="22"/>
               </w:rPr>
-              <w:t xml:space="preserve">Part 1: From chaos to order</w:t>
+              <w:t xml:space="preserve">Part 1: Organising the scores into frequency tables</w:t>
             </w:r>
           </w:p>
         </w:tc>
@@ -319,7 +319,159 @@
                 <w:sz w:val="18"/>
                 <w:szCs w:val="18"/>
               </w:rPr>
-              <w:t xml:space="preserve">At the start of the unit, the KALRO officer's chalkboard list of 20 harvests looked chaotic. (a) Describe how you would build a frequency distribution table from the raw list, including how tally marks are used. (b) Use the list to build your table, then name one pattern that the table lets you see that the raw list hid. (c) Explain one thing the frequency table still cannot tell the county government.</w:t>
+              <w:t xml:space="preserve">Here are the scores in ascending order.</w:t>
+            </w:r>
+          </w:p>
+          <w:p>
+            <w:pPr>
+              <w:spacing w:after="40" w:before="0"/>
+              <w:jc w:val="left"/>
+            </w:pPr>
+            <w:r>
+              <w:rPr>
+                <w:rFonts w:ascii="Arial" w:cs="Arial" w:eastAsia="Arial" w:hAnsi="Arial"/>
+                <w:b/>
+                <w:bCs/>
+                <w:i w:val="false"/>
+                <w:iCs w:val="false"/>
+                <w:color w:val="000000"/>
+                <w:sz w:val="18"/>
+                <w:szCs w:val="18"/>
+              </w:rPr>
+              <w:t xml:space="preserve"/>
+            </w:r>
+          </w:p>
+          <w:p>
+            <w:pPr>
+              <w:spacing w:after="40" w:before="0"/>
+              <w:jc w:val="left"/>
+            </w:pPr>
+            <w:r>
+              <w:rPr>
+                <w:rFonts w:ascii="Arial" w:cs="Arial" w:eastAsia="Arial" w:hAnsi="Arial"/>
+                <w:b/>
+                <w:bCs/>
+                <w:i w:val="false"/>
+                <w:iCs w:val="false"/>
+                <w:color w:val="000000"/>
+                <w:sz w:val="18"/>
+                <w:szCs w:val="18"/>
+              </w:rPr>
+              <w:t xml:space="preserve">Subject 1: 67, 69, 70, 72, 73, 74, 76, 77, 78, 80, 81, 82, 84, 85, 86, 88, 89, 90, 91, 95.</w:t>
+            </w:r>
+          </w:p>
+          <w:p>
+            <w:pPr>
+              <w:spacing w:after="40" w:before="0"/>
+              <w:jc w:val="left"/>
+            </w:pPr>
+            <w:r>
+              <w:rPr>
+                <w:rFonts w:ascii="Arial" w:cs="Arial" w:eastAsia="Arial" w:hAnsi="Arial"/>
+                <w:b/>
+                <w:bCs/>
+                <w:i w:val="false"/>
+                <w:iCs w:val="false"/>
+                <w:color w:val="000000"/>
+                <w:sz w:val="18"/>
+                <w:szCs w:val="18"/>
+              </w:rPr>
+              <w:t xml:space="preserve"/>
+            </w:r>
+          </w:p>
+          <w:p>
+            <w:pPr>
+              <w:spacing w:after="40" w:before="0"/>
+              <w:jc w:val="left"/>
+            </w:pPr>
+            <w:r>
+              <w:rPr>
+                <w:rFonts w:ascii="Arial" w:cs="Arial" w:eastAsia="Arial" w:hAnsi="Arial"/>
+                <w:b/>
+                <w:bCs/>
+                <w:i w:val="false"/>
+                <w:iCs w:val="false"/>
+                <w:color w:val="000000"/>
+                <w:sz w:val="18"/>
+                <w:szCs w:val="18"/>
+              </w:rPr>
+              <w:t xml:space="preserve">Subject 2: 11, 13, 15, 18, 21, 23, 27, 29, 30, 31, 32, 32, 35, 42, 44, 45, 51, 58, 60, 60.</w:t>
+            </w:r>
+          </w:p>
+          <w:p>
+            <w:pPr>
+              <w:spacing w:after="40" w:before="0"/>
+              <w:jc w:val="left"/>
+            </w:pPr>
+            <w:r>
+              <w:rPr>
+                <w:rFonts w:ascii="Arial" w:cs="Arial" w:eastAsia="Arial" w:hAnsi="Arial"/>
+                <w:b/>
+                <w:bCs/>
+                <w:i w:val="false"/>
+                <w:iCs w:val="false"/>
+                <w:color w:val="000000"/>
+                <w:sz w:val="18"/>
+                <w:szCs w:val="18"/>
+              </w:rPr>
+              <w:t xml:space="preserve"/>
+            </w:r>
+          </w:p>
+          <w:p>
+            <w:pPr>
+              <w:spacing w:after="40" w:before="0"/>
+              <w:jc w:val="left"/>
+            </w:pPr>
+            <w:r>
+              <w:rPr>
+                <w:rFonts w:ascii="Arial" w:cs="Arial" w:eastAsia="Arial" w:hAnsi="Arial"/>
+                <w:b/>
+                <w:bCs/>
+                <w:i w:val="false"/>
+                <w:iCs w:val="false"/>
+                <w:color w:val="000000"/>
+                <w:sz w:val="18"/>
+                <w:szCs w:val="18"/>
+              </w:rPr>
+              <w:t xml:space="preserve">(a) Using a common class width of 10, with classes written 10-19, 20-29, ... up to 90-99, make one grouped frequency table for both subjects. Use tally marks grouped in fives and show the frequency for each subject. Check your totals.</w:t>
+            </w:r>
+          </w:p>
+          <w:p>
+            <w:pPr>
+              <w:spacing w:after="40" w:before="0"/>
+              <w:jc w:val="left"/>
+            </w:pPr>
+            <w:r>
+              <w:rPr>
+                <w:rFonts w:ascii="Arial" w:cs="Arial" w:eastAsia="Arial" w:hAnsi="Arial"/>
+                <w:b/>
+                <w:bCs/>
+                <w:i w:val="false"/>
+                <w:iCs w:val="false"/>
+                <w:color w:val="000000"/>
+                <w:sz w:val="18"/>
+                <w:szCs w:val="18"/>
+              </w:rPr>
+              <w:t xml:space="preserve">(b) Why did we use the same classes for both subjects?</w:t>
+            </w:r>
+          </w:p>
+          <w:p>
+            <w:pPr>
+              <w:spacing w:after="40" w:before="0"/>
+              <w:jc w:val="left"/>
+            </w:pPr>
+            <w:r>
+              <w:rPr>
+                <w:rFonts w:ascii="Arial" w:cs="Arial" w:eastAsia="Arial" w:hAnsi="Arial"/>
+                <w:b/>
+                <w:bCs/>
+                <w:i w:val="false"/>
+                <w:iCs w:val="false"/>
+                <w:color w:val="000000"/>
+                <w:sz w:val="18"/>
+                <w:szCs w:val="18"/>
+              </w:rPr>
+              <w:t xml:space="preserve">(c) If you made an ungrouped frequency table for Subject 1, what would you notice, and why does grouping help Madam Achieng more? (Key Inquiry 1: How do we organise data using frequency distribution tables?)</w:t>
             </w:r>
           </w:p>
         </w:tc>
@@ -351,7 +503,1275 @@
                 <w:sz w:val="18"/>
                 <w:szCs w:val="18"/>
               </w:rPr>
-              <w:t xml:space="preserve">(a) I would list each different harvest value (from the smallest, 4 bags, to the largest, 31 bags) in one column. Then I would go through the raw list one value at a time and make a tally mark beside the matching value, grouping the marks in fives (four strokes crossed by a fifth) so they are easy to count. Finally I would count the tallies for each value and write the total in a frequency column. (b) My table shows 12 bags with a frequency of 5 (five tallies, one group of five), while 10 bags has a frequency of 2 and every other value occurs once. So 12 bags is the most common harvest, a pattern that is hard to see in the raw list. The table also shows the harvests are spread from 4 bags to 31 bags. (c) The table organises the data but does not give the single number the county needs to represent a typical farmer. We still need a measure of central tendency (mean, median or mode) to do that.</w:t>
+              <w:t xml:space="preserve">(a) Frequencies (the tally marks match these numbers, written in groups of five):</w:t>
+            </w:r>
+          </w:p>
+          <w:p>
+            <w:pPr>
+              <w:spacing w:after="40" w:before="0"/>
+              <w:jc w:val="left"/>
+            </w:pPr>
+            <w:r>
+              <w:rPr>
+                <w:rFonts w:ascii="Arial" w:cs="Arial" w:eastAsia="Arial" w:hAnsi="Arial"/>
+                <w:b w:val="false"/>
+                <w:bCs w:val="false"/>
+                <w:i w:val="false"/>
+                <w:iCs w:val="false"/>
+                <w:color w:val="000000"/>
+                <w:sz w:val="18"/>
+                <w:szCs w:val="18"/>
+              </w:rPr>
+              <w:t xml:space="preserve"/>
+            </w:r>
+          </w:p>
+          <w:tbl>
+            <w:tblPr>
+              <w:tblW w:type="dxa" w:w="10320"/>
+              <w:tblBorders>
+                <w:top w:val="single" w:color="AAAAAA" w:sz="4"/>
+                <w:left w:val="single" w:color="AAAAAA" w:sz="4"/>
+                <w:bottom w:val="single" w:color="AAAAAA" w:sz="4"/>
+                <w:right w:val="single" w:color="AAAAAA" w:sz="4"/>
+                <w:insideH w:val="single" w:color="auto" w:sz="4"/>
+                <w:insideV w:val="single" w:color="auto" w:sz="4"/>
+              </w:tblBorders>
+              <w:tblLayout w:type="fixed"/>
+            </w:tblPr>
+            <w:tblGrid>
+              <w:gridCol w:w="3440"/>
+              <w:gridCol w:w="3440"/>
+              <w:gridCol w:w="3440"/>
+            </w:tblGrid>
+            <w:tr>
+              <w:tc>
+                <w:tcPr>
+                  <w:tcW w:type="dxa" w:w="3440"/>
+                  <w:shd w:fill="D5E8F0" w:color="auto" w:val="clear"/>
+                  <w:tcMar>
+                    <w:top w:type="dxa" w:w="60"/>
+                    <w:left w:type="dxa" w:w="120"/>
+                    <w:bottom w:type="dxa" w:w="60"/>
+                    <w:right w:type="dxa" w:w="120"/>
+                  </w:tcMar>
+                  <w:vAlign w:val="top"/>
+                </w:tcPr>
+                <w:p>
+                  <w:pPr>
+                    <w:spacing w:after="40" w:before="0"/>
+                    <w:jc w:val="left"/>
+                  </w:pPr>
+                  <w:r>
+                    <w:rPr>
+                      <w:rFonts w:ascii="Arial" w:cs="Arial" w:eastAsia="Arial" w:hAnsi="Arial"/>
+                      <w:b/>
+                      <w:bCs/>
+                      <w:i w:val="false"/>
+                      <w:iCs w:val="false"/>
+                      <w:color w:val="000000"/>
+                      <w:sz w:val="18"/>
+                      <w:szCs w:val="18"/>
+                    </w:rPr>
+                    <w:t xml:space="preserve">Class</w:t>
+                  </w:r>
+                </w:p>
+              </w:tc>
+              <w:tc>
+                <w:tcPr>
+                  <w:tcW w:type="dxa" w:w="3440"/>
+                  <w:shd w:fill="D5E8F0" w:color="auto" w:val="clear"/>
+                  <w:tcMar>
+                    <w:top w:type="dxa" w:w="60"/>
+                    <w:left w:type="dxa" w:w="120"/>
+                    <w:bottom w:type="dxa" w:w="60"/>
+                    <w:right w:type="dxa" w:w="120"/>
+                  </w:tcMar>
+                  <w:vAlign w:val="top"/>
+                </w:tcPr>
+                <w:p>
+                  <w:pPr>
+                    <w:spacing w:after="40" w:before="0"/>
+                    <w:jc w:val="left"/>
+                  </w:pPr>
+                  <w:r>
+                    <w:rPr>
+                      <w:rFonts w:ascii="Arial" w:cs="Arial" w:eastAsia="Arial" w:hAnsi="Arial"/>
+                      <w:b/>
+                      <w:bCs/>
+                      <w:i w:val="false"/>
+                      <w:iCs w:val="false"/>
+                      <w:color w:val="000000"/>
+                      <w:sz w:val="18"/>
+                      <w:szCs w:val="18"/>
+                    </w:rPr>
+                    <w:t xml:space="preserve">Subject 1 f</w:t>
+                  </w:r>
+                </w:p>
+              </w:tc>
+              <w:tc>
+                <w:tcPr>
+                  <w:tcW w:type="dxa" w:w="3440"/>
+                  <w:shd w:fill="D5E8F0" w:color="auto" w:val="clear"/>
+                  <w:tcMar>
+                    <w:top w:type="dxa" w:w="60"/>
+                    <w:left w:type="dxa" w:w="120"/>
+                    <w:bottom w:type="dxa" w:w="60"/>
+                    <w:right w:type="dxa" w:w="120"/>
+                  </w:tcMar>
+                  <w:vAlign w:val="top"/>
+                </w:tcPr>
+                <w:p>
+                  <w:pPr>
+                    <w:spacing w:after="40" w:before="0"/>
+                    <w:jc w:val="left"/>
+                  </w:pPr>
+                  <w:r>
+                    <w:rPr>
+                      <w:rFonts w:ascii="Arial" w:cs="Arial" w:eastAsia="Arial" w:hAnsi="Arial"/>
+                      <w:b/>
+                      <w:bCs/>
+                      <w:i w:val="false"/>
+                      <w:iCs w:val="false"/>
+                      <w:color w:val="000000"/>
+                      <w:sz w:val="18"/>
+                      <w:szCs w:val="18"/>
+                    </w:rPr>
+                    <w:t xml:space="preserve">Subject 2 f</w:t>
+                  </w:r>
+                </w:p>
+              </w:tc>
+            </w:tr>
+            <w:tr>
+              <w:tc>
+                <w:tcPr>
+                  <w:tcW w:type="dxa" w:w="3440"/>
+                  <w:shd w:fill="FFFFFF" w:color="auto" w:val="clear"/>
+                  <w:tcMar>
+                    <w:top w:type="dxa" w:w="60"/>
+                    <w:left w:type="dxa" w:w="120"/>
+                    <w:bottom w:type="dxa" w:w="60"/>
+                    <w:right w:type="dxa" w:w="120"/>
+                  </w:tcMar>
+                  <w:vAlign w:val="top"/>
+                </w:tcPr>
+                <w:p>
+                  <w:pPr>
+                    <w:spacing w:after="40" w:before="0"/>
+                    <w:jc w:val="left"/>
+                  </w:pPr>
+                  <w:r>
+                    <w:rPr>
+                      <w:rFonts w:ascii="Arial" w:cs="Arial" w:eastAsia="Arial" w:hAnsi="Arial"/>
+                      <w:b w:val="false"/>
+                      <w:bCs w:val="false"/>
+                      <w:i w:val="false"/>
+                      <w:iCs w:val="false"/>
+                      <w:color w:val="000000"/>
+                      <w:sz w:val="18"/>
+                      <w:szCs w:val="18"/>
+                    </w:rPr>
+                    <w:t xml:space="preserve">10-19</w:t>
+                  </w:r>
+                </w:p>
+              </w:tc>
+              <w:tc>
+                <w:tcPr>
+                  <w:tcW w:type="dxa" w:w="3440"/>
+                  <w:shd w:fill="FFFFFF" w:color="auto" w:val="clear"/>
+                  <w:tcMar>
+                    <w:top w:type="dxa" w:w="60"/>
+                    <w:left w:type="dxa" w:w="120"/>
+                    <w:bottom w:type="dxa" w:w="60"/>
+                    <w:right w:type="dxa" w:w="120"/>
+                  </w:tcMar>
+                  <w:vAlign w:val="top"/>
+                </w:tcPr>
+                <w:p>
+                  <w:pPr>
+                    <w:spacing w:after="40" w:before="0"/>
+                    <w:jc w:val="left"/>
+                  </w:pPr>
+                  <w:r>
+                    <w:rPr>
+                      <w:rFonts w:ascii="Arial" w:cs="Arial" w:eastAsia="Arial" w:hAnsi="Arial"/>
+                      <w:b w:val="false"/>
+                      <w:bCs w:val="false"/>
+                      <w:i w:val="false"/>
+                      <w:iCs w:val="false"/>
+                      <w:color w:val="000000"/>
+                      <w:sz w:val="18"/>
+                      <w:szCs w:val="18"/>
+                    </w:rPr>
+                    <w:t xml:space="preserve">0</w:t>
+                  </w:r>
+                </w:p>
+              </w:tc>
+              <w:tc>
+                <w:tcPr>
+                  <w:tcW w:type="dxa" w:w="3440"/>
+                  <w:shd w:fill="FFFFFF" w:color="auto" w:val="clear"/>
+                  <w:tcMar>
+                    <w:top w:type="dxa" w:w="60"/>
+                    <w:left w:type="dxa" w:w="120"/>
+                    <w:bottom w:type="dxa" w:w="60"/>
+                    <w:right w:type="dxa" w:w="120"/>
+                  </w:tcMar>
+                  <w:vAlign w:val="top"/>
+                </w:tcPr>
+                <w:p>
+                  <w:pPr>
+                    <w:spacing w:after="40" w:before="0"/>
+                    <w:jc w:val="left"/>
+                  </w:pPr>
+                  <w:r>
+                    <w:rPr>
+                      <w:rFonts w:ascii="Arial" w:cs="Arial" w:eastAsia="Arial" w:hAnsi="Arial"/>
+                      <w:b w:val="false"/>
+                      <w:bCs w:val="false"/>
+                      <w:i w:val="false"/>
+                      <w:iCs w:val="false"/>
+                      <w:color w:val="000000"/>
+                      <w:sz w:val="18"/>
+                      <w:szCs w:val="18"/>
+                    </w:rPr>
+                    <w:t xml:space="preserve">4</w:t>
+                  </w:r>
+                </w:p>
+              </w:tc>
+            </w:tr>
+            <w:tr>
+              <w:tc>
+                <w:tcPr>
+                  <w:tcW w:type="dxa" w:w="3440"/>
+                  <w:shd w:fill="FFFFFF" w:color="auto" w:val="clear"/>
+                  <w:tcMar>
+                    <w:top w:type="dxa" w:w="60"/>
+                    <w:left w:type="dxa" w:w="120"/>
+                    <w:bottom w:type="dxa" w:w="60"/>
+                    <w:right w:type="dxa" w:w="120"/>
+                  </w:tcMar>
+                  <w:vAlign w:val="top"/>
+                </w:tcPr>
+                <w:p>
+                  <w:pPr>
+                    <w:spacing w:after="40" w:before="0"/>
+                    <w:jc w:val="left"/>
+                  </w:pPr>
+                  <w:r>
+                    <w:rPr>
+                      <w:rFonts w:ascii="Arial" w:cs="Arial" w:eastAsia="Arial" w:hAnsi="Arial"/>
+                      <w:b w:val="false"/>
+                      <w:bCs w:val="false"/>
+                      <w:i w:val="false"/>
+                      <w:iCs w:val="false"/>
+                      <w:color w:val="000000"/>
+                      <w:sz w:val="18"/>
+                      <w:szCs w:val="18"/>
+                    </w:rPr>
+                    <w:t xml:space="preserve">20-29</w:t>
+                  </w:r>
+                </w:p>
+              </w:tc>
+              <w:tc>
+                <w:tcPr>
+                  <w:tcW w:type="dxa" w:w="3440"/>
+                  <w:shd w:fill="FFFFFF" w:color="auto" w:val="clear"/>
+                  <w:tcMar>
+                    <w:top w:type="dxa" w:w="60"/>
+                    <w:left w:type="dxa" w:w="120"/>
+                    <w:bottom w:type="dxa" w:w="60"/>
+                    <w:right w:type="dxa" w:w="120"/>
+                  </w:tcMar>
+                  <w:vAlign w:val="top"/>
+                </w:tcPr>
+                <w:p>
+                  <w:pPr>
+                    <w:spacing w:after="40" w:before="0"/>
+                    <w:jc w:val="left"/>
+                  </w:pPr>
+                  <w:r>
+                    <w:rPr>
+                      <w:rFonts w:ascii="Arial" w:cs="Arial" w:eastAsia="Arial" w:hAnsi="Arial"/>
+                      <w:b w:val="false"/>
+                      <w:bCs w:val="false"/>
+                      <w:i w:val="false"/>
+                      <w:iCs w:val="false"/>
+                      <w:color w:val="000000"/>
+                      <w:sz w:val="18"/>
+                      <w:szCs w:val="18"/>
+                    </w:rPr>
+                    <w:t xml:space="preserve">0</w:t>
+                  </w:r>
+                </w:p>
+              </w:tc>
+              <w:tc>
+                <w:tcPr>
+                  <w:tcW w:type="dxa" w:w="3440"/>
+                  <w:shd w:fill="FFFFFF" w:color="auto" w:val="clear"/>
+                  <w:tcMar>
+                    <w:top w:type="dxa" w:w="60"/>
+                    <w:left w:type="dxa" w:w="120"/>
+                    <w:bottom w:type="dxa" w:w="60"/>
+                    <w:right w:type="dxa" w:w="120"/>
+                  </w:tcMar>
+                  <w:vAlign w:val="top"/>
+                </w:tcPr>
+                <w:p>
+                  <w:pPr>
+                    <w:spacing w:after="40" w:before="0"/>
+                    <w:jc w:val="left"/>
+                  </w:pPr>
+                  <w:r>
+                    <w:rPr>
+                      <w:rFonts w:ascii="Arial" w:cs="Arial" w:eastAsia="Arial" w:hAnsi="Arial"/>
+                      <w:b w:val="false"/>
+                      <w:bCs w:val="false"/>
+                      <w:i w:val="false"/>
+                      <w:iCs w:val="false"/>
+                      <w:color w:val="000000"/>
+                      <w:sz w:val="18"/>
+                      <w:szCs w:val="18"/>
+                    </w:rPr>
+                    <w:t xml:space="preserve">4</w:t>
+                  </w:r>
+                </w:p>
+              </w:tc>
+            </w:tr>
+            <w:tr>
+              <w:tc>
+                <w:tcPr>
+                  <w:tcW w:type="dxa" w:w="3440"/>
+                  <w:shd w:fill="FFFFFF" w:color="auto" w:val="clear"/>
+                  <w:tcMar>
+                    <w:top w:type="dxa" w:w="60"/>
+                    <w:left w:type="dxa" w:w="120"/>
+                    <w:bottom w:type="dxa" w:w="60"/>
+                    <w:right w:type="dxa" w:w="120"/>
+                  </w:tcMar>
+                  <w:vAlign w:val="top"/>
+                </w:tcPr>
+                <w:p>
+                  <w:pPr>
+                    <w:spacing w:after="40" w:before="0"/>
+                    <w:jc w:val="left"/>
+                  </w:pPr>
+                  <w:r>
+                    <w:rPr>
+                      <w:rFonts w:ascii="Arial" w:cs="Arial" w:eastAsia="Arial" w:hAnsi="Arial"/>
+                      <w:b w:val="false"/>
+                      <w:bCs w:val="false"/>
+                      <w:i w:val="false"/>
+                      <w:iCs w:val="false"/>
+                      <w:color w:val="000000"/>
+                      <w:sz w:val="18"/>
+                      <w:szCs w:val="18"/>
+                    </w:rPr>
+                    <w:t xml:space="preserve">30-39</w:t>
+                  </w:r>
+                </w:p>
+              </w:tc>
+              <w:tc>
+                <w:tcPr>
+                  <w:tcW w:type="dxa" w:w="3440"/>
+                  <w:shd w:fill="FFFFFF" w:color="auto" w:val="clear"/>
+                  <w:tcMar>
+                    <w:top w:type="dxa" w:w="60"/>
+                    <w:left w:type="dxa" w:w="120"/>
+                    <w:bottom w:type="dxa" w:w="60"/>
+                    <w:right w:type="dxa" w:w="120"/>
+                  </w:tcMar>
+                  <w:vAlign w:val="top"/>
+                </w:tcPr>
+                <w:p>
+                  <w:pPr>
+                    <w:spacing w:after="40" w:before="0"/>
+                    <w:jc w:val="left"/>
+                  </w:pPr>
+                  <w:r>
+                    <w:rPr>
+                      <w:rFonts w:ascii="Arial" w:cs="Arial" w:eastAsia="Arial" w:hAnsi="Arial"/>
+                      <w:b w:val="false"/>
+                      <w:bCs w:val="false"/>
+                      <w:i w:val="false"/>
+                      <w:iCs w:val="false"/>
+                      <w:color w:val="000000"/>
+                      <w:sz w:val="18"/>
+                      <w:szCs w:val="18"/>
+                    </w:rPr>
+                    <w:t xml:space="preserve">0</w:t>
+                  </w:r>
+                </w:p>
+              </w:tc>
+              <w:tc>
+                <w:tcPr>
+                  <w:tcW w:type="dxa" w:w="3440"/>
+                  <w:shd w:fill="FFFFFF" w:color="auto" w:val="clear"/>
+                  <w:tcMar>
+                    <w:top w:type="dxa" w:w="60"/>
+                    <w:left w:type="dxa" w:w="120"/>
+                    <w:bottom w:type="dxa" w:w="60"/>
+                    <w:right w:type="dxa" w:w="120"/>
+                  </w:tcMar>
+                  <w:vAlign w:val="top"/>
+                </w:tcPr>
+                <w:p>
+                  <w:pPr>
+                    <w:spacing w:after="40" w:before="0"/>
+                    <w:jc w:val="left"/>
+                  </w:pPr>
+                  <w:r>
+                    <w:rPr>
+                      <w:rFonts w:ascii="Arial" w:cs="Arial" w:eastAsia="Arial" w:hAnsi="Arial"/>
+                      <w:b w:val="false"/>
+                      <w:bCs w:val="false"/>
+                      <w:i w:val="false"/>
+                      <w:iCs w:val="false"/>
+                      <w:color w:val="000000"/>
+                      <w:sz w:val="18"/>
+                      <w:szCs w:val="18"/>
+                    </w:rPr>
+                    <w:t xml:space="preserve">5</w:t>
+                  </w:r>
+                </w:p>
+              </w:tc>
+            </w:tr>
+            <w:tr>
+              <w:tc>
+                <w:tcPr>
+                  <w:tcW w:type="dxa" w:w="3440"/>
+                  <w:shd w:fill="FFFFFF" w:color="auto" w:val="clear"/>
+                  <w:tcMar>
+                    <w:top w:type="dxa" w:w="60"/>
+                    <w:left w:type="dxa" w:w="120"/>
+                    <w:bottom w:type="dxa" w:w="60"/>
+                    <w:right w:type="dxa" w:w="120"/>
+                  </w:tcMar>
+                  <w:vAlign w:val="top"/>
+                </w:tcPr>
+                <w:p>
+                  <w:pPr>
+                    <w:spacing w:after="40" w:before="0"/>
+                    <w:jc w:val="left"/>
+                  </w:pPr>
+                  <w:r>
+                    <w:rPr>
+                      <w:rFonts w:ascii="Arial" w:cs="Arial" w:eastAsia="Arial" w:hAnsi="Arial"/>
+                      <w:b w:val="false"/>
+                      <w:bCs w:val="false"/>
+                      <w:i w:val="false"/>
+                      <w:iCs w:val="false"/>
+                      <w:color w:val="000000"/>
+                      <w:sz w:val="18"/>
+                      <w:szCs w:val="18"/>
+                    </w:rPr>
+                    <w:t xml:space="preserve">40-49</w:t>
+                  </w:r>
+                </w:p>
+              </w:tc>
+              <w:tc>
+                <w:tcPr>
+                  <w:tcW w:type="dxa" w:w="3440"/>
+                  <w:shd w:fill="FFFFFF" w:color="auto" w:val="clear"/>
+                  <w:tcMar>
+                    <w:top w:type="dxa" w:w="60"/>
+                    <w:left w:type="dxa" w:w="120"/>
+                    <w:bottom w:type="dxa" w:w="60"/>
+                    <w:right w:type="dxa" w:w="120"/>
+                  </w:tcMar>
+                  <w:vAlign w:val="top"/>
+                </w:tcPr>
+                <w:p>
+                  <w:pPr>
+                    <w:spacing w:after="40" w:before="0"/>
+                    <w:jc w:val="left"/>
+                  </w:pPr>
+                  <w:r>
+                    <w:rPr>
+                      <w:rFonts w:ascii="Arial" w:cs="Arial" w:eastAsia="Arial" w:hAnsi="Arial"/>
+                      <w:b w:val="false"/>
+                      <w:bCs w:val="false"/>
+                      <w:i w:val="false"/>
+                      <w:iCs w:val="false"/>
+                      <w:color w:val="000000"/>
+                      <w:sz w:val="18"/>
+                      <w:szCs w:val="18"/>
+                    </w:rPr>
+                    <w:t xml:space="preserve">0</w:t>
+                  </w:r>
+                </w:p>
+              </w:tc>
+              <w:tc>
+                <w:tcPr>
+                  <w:tcW w:type="dxa" w:w="3440"/>
+                  <w:shd w:fill="FFFFFF" w:color="auto" w:val="clear"/>
+                  <w:tcMar>
+                    <w:top w:type="dxa" w:w="60"/>
+                    <w:left w:type="dxa" w:w="120"/>
+                    <w:bottom w:type="dxa" w:w="60"/>
+                    <w:right w:type="dxa" w:w="120"/>
+                  </w:tcMar>
+                  <w:vAlign w:val="top"/>
+                </w:tcPr>
+                <w:p>
+                  <w:pPr>
+                    <w:spacing w:after="40" w:before="0"/>
+                    <w:jc w:val="left"/>
+                  </w:pPr>
+                  <w:r>
+                    <w:rPr>
+                      <w:rFonts w:ascii="Arial" w:cs="Arial" w:eastAsia="Arial" w:hAnsi="Arial"/>
+                      <w:b w:val="false"/>
+                      <w:bCs w:val="false"/>
+                      <w:i w:val="false"/>
+                      <w:iCs w:val="false"/>
+                      <w:color w:val="000000"/>
+                      <w:sz w:val="18"/>
+                      <w:szCs w:val="18"/>
+                    </w:rPr>
+                    <w:t xml:space="preserve">3</w:t>
+                  </w:r>
+                </w:p>
+              </w:tc>
+            </w:tr>
+            <w:tr>
+              <w:tc>
+                <w:tcPr>
+                  <w:tcW w:type="dxa" w:w="3440"/>
+                  <w:shd w:fill="FFFFFF" w:color="auto" w:val="clear"/>
+                  <w:tcMar>
+                    <w:top w:type="dxa" w:w="60"/>
+                    <w:left w:type="dxa" w:w="120"/>
+                    <w:bottom w:type="dxa" w:w="60"/>
+                    <w:right w:type="dxa" w:w="120"/>
+                  </w:tcMar>
+                  <w:vAlign w:val="top"/>
+                </w:tcPr>
+                <w:p>
+                  <w:pPr>
+                    <w:spacing w:after="40" w:before="0"/>
+                    <w:jc w:val="left"/>
+                  </w:pPr>
+                  <w:r>
+                    <w:rPr>
+                      <w:rFonts w:ascii="Arial" w:cs="Arial" w:eastAsia="Arial" w:hAnsi="Arial"/>
+                      <w:b w:val="false"/>
+                      <w:bCs w:val="false"/>
+                      <w:i w:val="false"/>
+                      <w:iCs w:val="false"/>
+                      <w:color w:val="000000"/>
+                      <w:sz w:val="18"/>
+                      <w:szCs w:val="18"/>
+                    </w:rPr>
+                    <w:t xml:space="preserve">50-59</w:t>
+                  </w:r>
+                </w:p>
+              </w:tc>
+              <w:tc>
+                <w:tcPr>
+                  <w:tcW w:type="dxa" w:w="3440"/>
+                  <w:shd w:fill="FFFFFF" w:color="auto" w:val="clear"/>
+                  <w:tcMar>
+                    <w:top w:type="dxa" w:w="60"/>
+                    <w:left w:type="dxa" w:w="120"/>
+                    <w:bottom w:type="dxa" w:w="60"/>
+                    <w:right w:type="dxa" w:w="120"/>
+                  </w:tcMar>
+                  <w:vAlign w:val="top"/>
+                </w:tcPr>
+                <w:p>
+                  <w:pPr>
+                    <w:spacing w:after="40" w:before="0"/>
+                    <w:jc w:val="left"/>
+                  </w:pPr>
+                  <w:r>
+                    <w:rPr>
+                      <w:rFonts w:ascii="Arial" w:cs="Arial" w:eastAsia="Arial" w:hAnsi="Arial"/>
+                      <w:b w:val="false"/>
+                      <w:bCs w:val="false"/>
+                      <w:i w:val="false"/>
+                      <w:iCs w:val="false"/>
+                      <w:color w:val="000000"/>
+                      <w:sz w:val="18"/>
+                      <w:szCs w:val="18"/>
+                    </w:rPr>
+                    <w:t xml:space="preserve">0</w:t>
+                  </w:r>
+                </w:p>
+              </w:tc>
+              <w:tc>
+                <w:tcPr>
+                  <w:tcW w:type="dxa" w:w="3440"/>
+                  <w:shd w:fill="FFFFFF" w:color="auto" w:val="clear"/>
+                  <w:tcMar>
+                    <w:top w:type="dxa" w:w="60"/>
+                    <w:left w:type="dxa" w:w="120"/>
+                    <w:bottom w:type="dxa" w:w="60"/>
+                    <w:right w:type="dxa" w:w="120"/>
+                  </w:tcMar>
+                  <w:vAlign w:val="top"/>
+                </w:tcPr>
+                <w:p>
+                  <w:pPr>
+                    <w:spacing w:after="40" w:before="0"/>
+                    <w:jc w:val="left"/>
+                  </w:pPr>
+                  <w:r>
+                    <w:rPr>
+                      <w:rFonts w:ascii="Arial" w:cs="Arial" w:eastAsia="Arial" w:hAnsi="Arial"/>
+                      <w:b w:val="false"/>
+                      <w:bCs w:val="false"/>
+                      <w:i w:val="false"/>
+                      <w:iCs w:val="false"/>
+                      <w:color w:val="000000"/>
+                      <w:sz w:val="18"/>
+                      <w:szCs w:val="18"/>
+                    </w:rPr>
+                    <w:t xml:space="preserve">2</w:t>
+                  </w:r>
+                </w:p>
+              </w:tc>
+            </w:tr>
+            <w:tr>
+              <w:tc>
+                <w:tcPr>
+                  <w:tcW w:type="dxa" w:w="3440"/>
+                  <w:shd w:fill="FFFFFF" w:color="auto" w:val="clear"/>
+                  <w:tcMar>
+                    <w:top w:type="dxa" w:w="60"/>
+                    <w:left w:type="dxa" w:w="120"/>
+                    <w:bottom w:type="dxa" w:w="60"/>
+                    <w:right w:type="dxa" w:w="120"/>
+                  </w:tcMar>
+                  <w:vAlign w:val="top"/>
+                </w:tcPr>
+                <w:p>
+                  <w:pPr>
+                    <w:spacing w:after="40" w:before="0"/>
+                    <w:jc w:val="left"/>
+                  </w:pPr>
+                  <w:r>
+                    <w:rPr>
+                      <w:rFonts w:ascii="Arial" w:cs="Arial" w:eastAsia="Arial" w:hAnsi="Arial"/>
+                      <w:b w:val="false"/>
+                      <w:bCs w:val="false"/>
+                      <w:i w:val="false"/>
+                      <w:iCs w:val="false"/>
+                      <w:color w:val="000000"/>
+                      <w:sz w:val="18"/>
+                      <w:szCs w:val="18"/>
+                    </w:rPr>
+                    <w:t xml:space="preserve">60-69</w:t>
+                  </w:r>
+                </w:p>
+              </w:tc>
+              <w:tc>
+                <w:tcPr>
+                  <w:tcW w:type="dxa" w:w="3440"/>
+                  <w:shd w:fill="FFFFFF" w:color="auto" w:val="clear"/>
+                  <w:tcMar>
+                    <w:top w:type="dxa" w:w="60"/>
+                    <w:left w:type="dxa" w:w="120"/>
+                    <w:bottom w:type="dxa" w:w="60"/>
+                    <w:right w:type="dxa" w:w="120"/>
+                  </w:tcMar>
+                  <w:vAlign w:val="top"/>
+                </w:tcPr>
+                <w:p>
+                  <w:pPr>
+                    <w:spacing w:after="40" w:before="0"/>
+                    <w:jc w:val="left"/>
+                  </w:pPr>
+                  <w:r>
+                    <w:rPr>
+                      <w:rFonts w:ascii="Arial" w:cs="Arial" w:eastAsia="Arial" w:hAnsi="Arial"/>
+                      <w:b w:val="false"/>
+                      <w:bCs w:val="false"/>
+                      <w:i w:val="false"/>
+                      <w:iCs w:val="false"/>
+                      <w:color w:val="000000"/>
+                      <w:sz w:val="18"/>
+                      <w:szCs w:val="18"/>
+                    </w:rPr>
+                    <w:t xml:space="preserve">2</w:t>
+                  </w:r>
+                </w:p>
+              </w:tc>
+              <w:tc>
+                <w:tcPr>
+                  <w:tcW w:type="dxa" w:w="3440"/>
+                  <w:shd w:fill="FFFFFF" w:color="auto" w:val="clear"/>
+                  <w:tcMar>
+                    <w:top w:type="dxa" w:w="60"/>
+                    <w:left w:type="dxa" w:w="120"/>
+                    <w:bottom w:type="dxa" w:w="60"/>
+                    <w:right w:type="dxa" w:w="120"/>
+                  </w:tcMar>
+                  <w:vAlign w:val="top"/>
+                </w:tcPr>
+                <w:p>
+                  <w:pPr>
+                    <w:spacing w:after="40" w:before="0"/>
+                    <w:jc w:val="left"/>
+                  </w:pPr>
+                  <w:r>
+                    <w:rPr>
+                      <w:rFonts w:ascii="Arial" w:cs="Arial" w:eastAsia="Arial" w:hAnsi="Arial"/>
+                      <w:b w:val="false"/>
+                      <w:bCs w:val="false"/>
+                      <w:i w:val="false"/>
+                      <w:iCs w:val="false"/>
+                      <w:color w:val="000000"/>
+                      <w:sz w:val="18"/>
+                      <w:szCs w:val="18"/>
+                    </w:rPr>
+                    <w:t xml:space="preserve">2</w:t>
+                  </w:r>
+                </w:p>
+              </w:tc>
+            </w:tr>
+            <w:tr>
+              <w:tc>
+                <w:tcPr>
+                  <w:tcW w:type="dxa" w:w="3440"/>
+                  <w:shd w:fill="FFFFFF" w:color="auto" w:val="clear"/>
+                  <w:tcMar>
+                    <w:top w:type="dxa" w:w="60"/>
+                    <w:left w:type="dxa" w:w="120"/>
+                    <w:bottom w:type="dxa" w:w="60"/>
+                    <w:right w:type="dxa" w:w="120"/>
+                  </w:tcMar>
+                  <w:vAlign w:val="top"/>
+                </w:tcPr>
+                <w:p>
+                  <w:pPr>
+                    <w:spacing w:after="40" w:before="0"/>
+                    <w:jc w:val="left"/>
+                  </w:pPr>
+                  <w:r>
+                    <w:rPr>
+                      <w:rFonts w:ascii="Arial" w:cs="Arial" w:eastAsia="Arial" w:hAnsi="Arial"/>
+                      <w:b w:val="false"/>
+                      <w:bCs w:val="false"/>
+                      <w:i w:val="false"/>
+                      <w:iCs w:val="false"/>
+                      <w:color w:val="000000"/>
+                      <w:sz w:val="18"/>
+                      <w:szCs w:val="18"/>
+                    </w:rPr>
+                    <w:t xml:space="preserve">70-79</w:t>
+                  </w:r>
+                </w:p>
+              </w:tc>
+              <w:tc>
+                <w:tcPr>
+                  <w:tcW w:type="dxa" w:w="3440"/>
+                  <w:shd w:fill="FFFFFF" w:color="auto" w:val="clear"/>
+                  <w:tcMar>
+                    <w:top w:type="dxa" w:w="60"/>
+                    <w:left w:type="dxa" w:w="120"/>
+                    <w:bottom w:type="dxa" w:w="60"/>
+                    <w:right w:type="dxa" w:w="120"/>
+                  </w:tcMar>
+                  <w:vAlign w:val="top"/>
+                </w:tcPr>
+                <w:p>
+                  <w:pPr>
+                    <w:spacing w:after="40" w:before="0"/>
+                    <w:jc w:val="left"/>
+                  </w:pPr>
+                  <w:r>
+                    <w:rPr>
+                      <w:rFonts w:ascii="Arial" w:cs="Arial" w:eastAsia="Arial" w:hAnsi="Arial"/>
+                      <w:b w:val="false"/>
+                      <w:bCs w:val="false"/>
+                      <w:i w:val="false"/>
+                      <w:iCs w:val="false"/>
+                      <w:color w:val="000000"/>
+                      <w:sz w:val="18"/>
+                      <w:szCs w:val="18"/>
+                    </w:rPr>
+                    <w:t xml:space="preserve">7</w:t>
+                  </w:r>
+                </w:p>
+              </w:tc>
+              <w:tc>
+                <w:tcPr>
+                  <w:tcW w:type="dxa" w:w="3440"/>
+                  <w:shd w:fill="FFFFFF" w:color="auto" w:val="clear"/>
+                  <w:tcMar>
+                    <w:top w:type="dxa" w:w="60"/>
+                    <w:left w:type="dxa" w:w="120"/>
+                    <w:bottom w:type="dxa" w:w="60"/>
+                    <w:right w:type="dxa" w:w="120"/>
+                  </w:tcMar>
+                  <w:vAlign w:val="top"/>
+                </w:tcPr>
+                <w:p>
+                  <w:pPr>
+                    <w:spacing w:after="40" w:before="0"/>
+                    <w:jc w:val="left"/>
+                  </w:pPr>
+                  <w:r>
+                    <w:rPr>
+                      <w:rFonts w:ascii="Arial" w:cs="Arial" w:eastAsia="Arial" w:hAnsi="Arial"/>
+                      <w:b w:val="false"/>
+                      <w:bCs w:val="false"/>
+                      <w:i w:val="false"/>
+                      <w:iCs w:val="false"/>
+                      <w:color w:val="000000"/>
+                      <w:sz w:val="18"/>
+                      <w:szCs w:val="18"/>
+                    </w:rPr>
+                    <w:t xml:space="preserve">0</w:t>
+                  </w:r>
+                </w:p>
+              </w:tc>
+            </w:tr>
+            <w:tr>
+              <w:tc>
+                <w:tcPr>
+                  <w:tcW w:type="dxa" w:w="3440"/>
+                  <w:shd w:fill="FFFFFF" w:color="auto" w:val="clear"/>
+                  <w:tcMar>
+                    <w:top w:type="dxa" w:w="60"/>
+                    <w:left w:type="dxa" w:w="120"/>
+                    <w:bottom w:type="dxa" w:w="60"/>
+                    <w:right w:type="dxa" w:w="120"/>
+                  </w:tcMar>
+                  <w:vAlign w:val="top"/>
+                </w:tcPr>
+                <w:p>
+                  <w:pPr>
+                    <w:spacing w:after="40" w:before="0"/>
+                    <w:jc w:val="left"/>
+                  </w:pPr>
+                  <w:r>
+                    <w:rPr>
+                      <w:rFonts w:ascii="Arial" w:cs="Arial" w:eastAsia="Arial" w:hAnsi="Arial"/>
+                      <w:b w:val="false"/>
+                      <w:bCs w:val="false"/>
+                      <w:i w:val="false"/>
+                      <w:iCs w:val="false"/>
+                      <w:color w:val="000000"/>
+                      <w:sz w:val="18"/>
+                      <w:szCs w:val="18"/>
+                    </w:rPr>
+                    <w:t xml:space="preserve">80-89</w:t>
+                  </w:r>
+                </w:p>
+              </w:tc>
+              <w:tc>
+                <w:tcPr>
+                  <w:tcW w:type="dxa" w:w="3440"/>
+                  <w:shd w:fill="FFFFFF" w:color="auto" w:val="clear"/>
+                  <w:tcMar>
+                    <w:top w:type="dxa" w:w="60"/>
+                    <w:left w:type="dxa" w:w="120"/>
+                    <w:bottom w:type="dxa" w:w="60"/>
+                    <w:right w:type="dxa" w:w="120"/>
+                  </w:tcMar>
+                  <w:vAlign w:val="top"/>
+                </w:tcPr>
+                <w:p>
+                  <w:pPr>
+                    <w:spacing w:after="40" w:before="0"/>
+                    <w:jc w:val="left"/>
+                  </w:pPr>
+                  <w:r>
+                    <w:rPr>
+                      <w:rFonts w:ascii="Arial" w:cs="Arial" w:eastAsia="Arial" w:hAnsi="Arial"/>
+                      <w:b w:val="false"/>
+                      <w:bCs w:val="false"/>
+                      <w:i w:val="false"/>
+                      <w:iCs w:val="false"/>
+                      <w:color w:val="000000"/>
+                      <w:sz w:val="18"/>
+                      <w:szCs w:val="18"/>
+                    </w:rPr>
+                    <w:t xml:space="preserve">8</w:t>
+                  </w:r>
+                </w:p>
+              </w:tc>
+              <w:tc>
+                <w:tcPr>
+                  <w:tcW w:type="dxa" w:w="3440"/>
+                  <w:shd w:fill="FFFFFF" w:color="auto" w:val="clear"/>
+                  <w:tcMar>
+                    <w:top w:type="dxa" w:w="60"/>
+                    <w:left w:type="dxa" w:w="120"/>
+                    <w:bottom w:type="dxa" w:w="60"/>
+                    <w:right w:type="dxa" w:w="120"/>
+                  </w:tcMar>
+                  <w:vAlign w:val="top"/>
+                </w:tcPr>
+                <w:p>
+                  <w:pPr>
+                    <w:spacing w:after="40" w:before="0"/>
+                    <w:jc w:val="left"/>
+                  </w:pPr>
+                  <w:r>
+                    <w:rPr>
+                      <w:rFonts w:ascii="Arial" w:cs="Arial" w:eastAsia="Arial" w:hAnsi="Arial"/>
+                      <w:b w:val="false"/>
+                      <w:bCs w:val="false"/>
+                      <w:i w:val="false"/>
+                      <w:iCs w:val="false"/>
+                      <w:color w:val="000000"/>
+                      <w:sz w:val="18"/>
+                      <w:szCs w:val="18"/>
+                    </w:rPr>
+                    <w:t xml:space="preserve">0</w:t>
+                  </w:r>
+                </w:p>
+              </w:tc>
+            </w:tr>
+            <w:tr>
+              <w:tc>
+                <w:tcPr>
+                  <w:tcW w:type="dxa" w:w="3440"/>
+                  <w:shd w:fill="FFFFFF" w:color="auto" w:val="clear"/>
+                  <w:tcMar>
+                    <w:top w:type="dxa" w:w="60"/>
+                    <w:left w:type="dxa" w:w="120"/>
+                    <w:bottom w:type="dxa" w:w="60"/>
+                    <w:right w:type="dxa" w:w="120"/>
+                  </w:tcMar>
+                  <w:vAlign w:val="top"/>
+                </w:tcPr>
+                <w:p>
+                  <w:pPr>
+                    <w:spacing w:after="40" w:before="0"/>
+                    <w:jc w:val="left"/>
+                  </w:pPr>
+                  <w:r>
+                    <w:rPr>
+                      <w:rFonts w:ascii="Arial" w:cs="Arial" w:eastAsia="Arial" w:hAnsi="Arial"/>
+                      <w:b w:val="false"/>
+                      <w:bCs w:val="false"/>
+                      <w:i w:val="false"/>
+                      <w:iCs w:val="false"/>
+                      <w:color w:val="000000"/>
+                      <w:sz w:val="18"/>
+                      <w:szCs w:val="18"/>
+                    </w:rPr>
+                    <w:t xml:space="preserve">90-99</w:t>
+                  </w:r>
+                </w:p>
+              </w:tc>
+              <w:tc>
+                <w:tcPr>
+                  <w:tcW w:type="dxa" w:w="3440"/>
+                  <w:shd w:fill="FFFFFF" w:color="auto" w:val="clear"/>
+                  <w:tcMar>
+                    <w:top w:type="dxa" w:w="60"/>
+                    <w:left w:type="dxa" w:w="120"/>
+                    <w:bottom w:type="dxa" w:w="60"/>
+                    <w:right w:type="dxa" w:w="120"/>
+                  </w:tcMar>
+                  <w:vAlign w:val="top"/>
+                </w:tcPr>
+                <w:p>
+                  <w:pPr>
+                    <w:spacing w:after="40" w:before="0"/>
+                    <w:jc w:val="left"/>
+                  </w:pPr>
+                  <w:r>
+                    <w:rPr>
+                      <w:rFonts w:ascii="Arial" w:cs="Arial" w:eastAsia="Arial" w:hAnsi="Arial"/>
+                      <w:b w:val="false"/>
+                      <w:bCs w:val="false"/>
+                      <w:i w:val="false"/>
+                      <w:iCs w:val="false"/>
+                      <w:color w:val="000000"/>
+                      <w:sz w:val="18"/>
+                      <w:szCs w:val="18"/>
+                    </w:rPr>
+                    <w:t xml:space="preserve">3</w:t>
+                  </w:r>
+                </w:p>
+              </w:tc>
+              <w:tc>
+                <w:tcPr>
+                  <w:tcW w:type="dxa" w:w="3440"/>
+                  <w:shd w:fill="FFFFFF" w:color="auto" w:val="clear"/>
+                  <w:tcMar>
+                    <w:top w:type="dxa" w:w="60"/>
+                    <w:left w:type="dxa" w:w="120"/>
+                    <w:bottom w:type="dxa" w:w="60"/>
+                    <w:right w:type="dxa" w:w="120"/>
+                  </w:tcMar>
+                  <w:vAlign w:val="top"/>
+                </w:tcPr>
+                <w:p>
+                  <w:pPr>
+                    <w:spacing w:after="40" w:before="0"/>
+                    <w:jc w:val="left"/>
+                  </w:pPr>
+                  <w:r>
+                    <w:rPr>
+                      <w:rFonts w:ascii="Arial" w:cs="Arial" w:eastAsia="Arial" w:hAnsi="Arial"/>
+                      <w:b w:val="false"/>
+                      <w:bCs w:val="false"/>
+                      <w:i w:val="false"/>
+                      <w:iCs w:val="false"/>
+                      <w:color w:val="000000"/>
+                      <w:sz w:val="18"/>
+                      <w:szCs w:val="18"/>
+                    </w:rPr>
+                    <w:t xml:space="preserve">0</w:t>
+                  </w:r>
+                </w:p>
+              </w:tc>
+            </w:tr>
+            <w:tr>
+              <w:tc>
+                <w:tcPr>
+                  <w:tcW w:type="dxa" w:w="3440"/>
+                  <w:shd w:fill="FFFFFF" w:color="auto" w:val="clear"/>
+                  <w:tcMar>
+                    <w:top w:type="dxa" w:w="60"/>
+                    <w:left w:type="dxa" w:w="120"/>
+                    <w:bottom w:type="dxa" w:w="60"/>
+                    <w:right w:type="dxa" w:w="120"/>
+                  </w:tcMar>
+                  <w:vAlign w:val="top"/>
+                </w:tcPr>
+                <w:p>
+                  <w:pPr>
+                    <w:spacing w:after="40" w:before="0"/>
+                    <w:jc w:val="left"/>
+                  </w:pPr>
+                  <w:r>
+                    <w:rPr>
+                      <w:rFonts w:ascii="Arial" w:cs="Arial" w:eastAsia="Arial" w:hAnsi="Arial"/>
+                      <w:b w:val="false"/>
+                      <w:bCs w:val="false"/>
+                      <w:i w:val="false"/>
+                      <w:iCs w:val="false"/>
+                      <w:color w:val="000000"/>
+                      <w:sz w:val="18"/>
+                      <w:szCs w:val="18"/>
+                    </w:rPr>
+                    <w:t xml:space="preserve">Total</w:t>
+                  </w:r>
+                </w:p>
+              </w:tc>
+              <w:tc>
+                <w:tcPr>
+                  <w:tcW w:type="dxa" w:w="3440"/>
+                  <w:shd w:fill="FFFFFF" w:color="auto" w:val="clear"/>
+                  <w:tcMar>
+                    <w:top w:type="dxa" w:w="60"/>
+                    <w:left w:type="dxa" w:w="120"/>
+                    <w:bottom w:type="dxa" w:w="60"/>
+                    <w:right w:type="dxa" w:w="120"/>
+                  </w:tcMar>
+                  <w:vAlign w:val="top"/>
+                </w:tcPr>
+                <w:p>
+                  <w:pPr>
+                    <w:spacing w:after="40" w:before="0"/>
+                    <w:jc w:val="left"/>
+                  </w:pPr>
+                  <w:r>
+                    <w:rPr>
+                      <w:rFonts w:ascii="Arial" w:cs="Arial" w:eastAsia="Arial" w:hAnsi="Arial"/>
+                      <w:b w:val="false"/>
+                      <w:bCs w:val="false"/>
+                      <w:i w:val="false"/>
+                      <w:iCs w:val="false"/>
+                      <w:color w:val="000000"/>
+                      <w:sz w:val="18"/>
+                      <w:szCs w:val="18"/>
+                    </w:rPr>
+                    <w:t xml:space="preserve">20</w:t>
+                  </w:r>
+                </w:p>
+              </w:tc>
+              <w:tc>
+                <w:tcPr>
+                  <w:tcW w:type="dxa" w:w="3440"/>
+                  <w:shd w:fill="FFFFFF" w:color="auto" w:val="clear"/>
+                  <w:tcMar>
+                    <w:top w:type="dxa" w:w="60"/>
+                    <w:left w:type="dxa" w:w="120"/>
+                    <w:bottom w:type="dxa" w:w="60"/>
+                    <w:right w:type="dxa" w:w="120"/>
+                  </w:tcMar>
+                  <w:vAlign w:val="top"/>
+                </w:tcPr>
+                <w:p>
+                  <w:pPr>
+                    <w:spacing w:after="40" w:before="0"/>
+                    <w:jc w:val="left"/>
+                  </w:pPr>
+                  <w:r>
+                    <w:rPr>
+                      <w:rFonts w:ascii="Arial" w:cs="Arial" w:eastAsia="Arial" w:hAnsi="Arial"/>
+                      <w:b w:val="false"/>
+                      <w:bCs w:val="false"/>
+                      <w:i w:val="false"/>
+                      <w:iCs w:val="false"/>
+                      <w:color w:val="000000"/>
+                      <w:sz w:val="18"/>
+                      <w:szCs w:val="18"/>
+                    </w:rPr>
+                    <w:t xml:space="preserve">20</w:t>
+                  </w:r>
+                </w:p>
+              </w:tc>
+            </w:tr>
+          </w:tbl>
+          <w:p>
+            <w:pPr>
+              <w:spacing w:after="60" w:before="0"/>
+              <w:jc w:val="left"/>
+            </w:pPr>
+            <w:r>
+              <w:rPr>
+                <w:rFonts w:ascii="Arial" w:cs="Arial" w:eastAsia="Arial" w:hAnsi="Arial"/>
+                <w:b w:val="false"/>
+                <w:bCs w:val="false"/>
+                <w:i w:val="false"/>
+                <w:iCs w:val="false"/>
+                <w:color w:val="000000"/>
+                <w:sz w:val="18"/>
+                <w:szCs w:val="18"/>
+              </w:rPr>
+              <w:t xml:space="preserve"/>
+            </w:r>
+          </w:p>
+          <w:p>
+            <w:pPr>
+              <w:spacing w:after="40" w:before="0"/>
+              <w:jc w:val="left"/>
+            </w:pPr>
+            <w:r>
+              <w:rPr>
+                <w:rFonts w:ascii="Arial" w:cs="Arial" w:eastAsia="Arial" w:hAnsi="Arial"/>
+                <w:b w:val="false"/>
+                <w:bCs w:val="false"/>
+                <w:i w:val="false"/>
+                <w:iCs w:val="false"/>
+                <w:color w:val="000000"/>
+                <w:sz w:val="18"/>
+                <w:szCs w:val="18"/>
+              </w:rPr>
+              <w:t xml:space="preserve"/>
+            </w:r>
+          </w:p>
+          <w:p>
+            <w:pPr>
+              <w:spacing w:after="40" w:before="0"/>
+              <w:jc w:val="left"/>
+            </w:pPr>
+            <w:r>
+              <w:rPr>
+                <w:rFonts w:ascii="Arial" w:cs="Arial" w:eastAsia="Arial" w:hAnsi="Arial"/>
+                <w:b w:val="false"/>
+                <w:bCs w:val="false"/>
+                <w:i w:val="false"/>
+                <w:iCs w:val="false"/>
+                <w:color w:val="000000"/>
+                <w:sz w:val="18"/>
+                <w:szCs w:val="18"/>
+              </w:rPr>
+              <w:t xml:space="preserve">Both frequency columns add up to n = 20, so every score has been counted once.</w:t>
+            </w:r>
+          </w:p>
+          <w:p>
+            <w:pPr>
+              <w:spacing w:after="40" w:before="0"/>
+              <w:jc w:val="left"/>
+            </w:pPr>
+            <w:r>
+              <w:rPr>
+                <w:rFonts w:ascii="Arial" w:cs="Arial" w:eastAsia="Arial" w:hAnsi="Arial"/>
+                <w:b w:val="false"/>
+                <w:bCs w:val="false"/>
+                <w:i w:val="false"/>
+                <w:iCs w:val="false"/>
+                <w:color w:val="000000"/>
+                <w:sz w:val="18"/>
+                <w:szCs w:val="18"/>
+              </w:rPr>
+              <w:t xml:space="preserve"/>
+            </w:r>
+          </w:p>
+          <w:p>
+            <w:pPr>
+              <w:spacing w:after="40" w:before="0"/>
+              <w:jc w:val="left"/>
+            </w:pPr>
+            <w:r>
+              <w:rPr>
+                <w:rFonts w:ascii="Arial" w:cs="Arial" w:eastAsia="Arial" w:hAnsi="Arial"/>
+                <w:b w:val="false"/>
+                <w:bCs w:val="false"/>
+                <w:i w:val="false"/>
+                <w:iCs w:val="false"/>
+                <w:color w:val="000000"/>
+                <w:sz w:val="18"/>
+                <w:szCs w:val="18"/>
+              </w:rPr>
+              <w:t xml:space="preserve">(b) Using the same classes lets us compare the two subjects fairly, because each row stands for the same marks in both columns.</w:t>
+            </w:r>
+          </w:p>
+          <w:p>
+            <w:pPr>
+              <w:spacing w:after="40" w:before="0"/>
+              <w:jc w:val="left"/>
+            </w:pPr>
+            <w:r>
+              <w:rPr>
+                <w:rFonts w:ascii="Arial" w:cs="Arial" w:eastAsia="Arial" w:hAnsi="Arial"/>
+                <w:b w:val="false"/>
+                <w:bCs w:val="false"/>
+                <w:i w:val="false"/>
+                <w:iCs w:val="false"/>
+                <w:color w:val="000000"/>
+                <w:sz w:val="18"/>
+                <w:szCs w:val="18"/>
+              </w:rPr>
+              <w:t xml:space="preserve"/>
+            </w:r>
+          </w:p>
+          <w:p>
+            <w:pPr>
+              <w:spacing w:after="40" w:before="0"/>
+              <w:jc w:val="left"/>
+            </w:pPr>
+            <w:r>
+              <w:rPr>
+                <w:rFonts w:ascii="Arial" w:cs="Arial" w:eastAsia="Arial" w:hAnsi="Arial"/>
+                <w:b w:val="false"/>
+                <w:bCs w:val="false"/>
+                <w:i w:val="false"/>
+                <w:iCs w:val="false"/>
+                <w:color w:val="000000"/>
+                <w:sz w:val="18"/>
+                <w:szCs w:val="18"/>
+              </w:rPr>
+              <w:t xml:space="preserve">(c) In an ungrouped table for Subject 1, every score occurs once (20 different scores, each f = 1). The table would be as long as the list and would show little. Grouping gives 9 short rows that show where the scores cluster: 15 of the 20 Subject 1 scores are in 70-89, while Subject 2 scores are spread from 10-19 to 60-69, with 16 of 20 below 50. A busy teacher can see this pattern at a glance.</w:t>
+            </w:r>
+          </w:p>
+          <w:p>
+            <w:pPr>
+              <w:spacing w:after="60" w:before="0"/>
+              <w:jc w:val="left"/>
+            </w:pPr>
+            <w:r>
+              <w:rPr>
+                <w:rFonts w:ascii="Arial" w:cs="Arial" w:eastAsia="Arial" w:hAnsi="Arial"/>
+                <w:b w:val="false"/>
+                <w:bCs w:val="false"/>
+                <w:i w:val="false"/>
+                <w:iCs w:val="false"/>
+                <w:color w:val="000000"/>
+                <w:sz w:val="18"/>
+                <w:szCs w:val="18"/>
+              </w:rPr>
+              <w:t xml:space="preserve"/>
             </w:r>
           </w:p>
         </w:tc>
@@ -412,7 +1832,7 @@
                 <w:sz w:val="22"/>
                 <w:szCs w:val="22"/>
               </w:rPr>
-              <w:t xml:space="preserve">Part 2: Three measures, three stories</w:t>
+              <w:t xml:space="preserve">Part 2: Finding the typical score</w:t>
             </w:r>
           </w:p>
         </w:tc>
@@ -446,7 +1866,64 @@
                 <w:sz w:val="18"/>
                 <w:szCs w:val="18"/>
               </w:rPr>
-              <w:t xml:space="preserve">Use the 20 Nakuru harvests. (a) Explain in your own words how each of the three measures (mean, mode, median) is found, and then find each one for the 20 harvests, showing your working. (b) Explain what your mean tells us using the idea of a 'balance point' or equal redistribution. (c) Compare your mean with your median. Using the idea of outliers, explain why the two values are different.</w:t>
+              <w:t xml:space="preserve">Use the ordered lists in Part 1 (the sum of the Subject 1 scores is 1607 and the sum of the Subject 2 scores is 677).</w:t>
+            </w:r>
+          </w:p>
+          <w:p>
+            <w:pPr>
+              <w:spacing w:after="40" w:before="0"/>
+              <w:jc w:val="left"/>
+            </w:pPr>
+            <w:r>
+              <w:rPr>
+                <w:rFonts w:ascii="Arial" w:cs="Arial" w:eastAsia="Arial" w:hAnsi="Arial"/>
+                <w:b/>
+                <w:bCs/>
+                <w:i w:val="false"/>
+                <w:iCs w:val="false"/>
+                <w:color w:val="000000"/>
+                <w:sz w:val="18"/>
+                <w:szCs w:val="18"/>
+              </w:rPr>
+              <w:t xml:space="preserve">(a) Calculate the mean and the median of each subject.</w:t>
+            </w:r>
+          </w:p>
+          <w:p>
+            <w:pPr>
+              <w:spacing w:after="40" w:before="0"/>
+              <w:jc w:val="left"/>
+            </w:pPr>
+            <w:r>
+              <w:rPr>
+                <w:rFonts w:ascii="Arial" w:cs="Arial" w:eastAsia="Arial" w:hAnsi="Arial"/>
+                <w:b/>
+                <w:bCs/>
+                <w:i w:val="false"/>
+                <w:iCs w:val="false"/>
+                <w:color w:val="000000"/>
+                <w:sz w:val="18"/>
+                <w:szCs w:val="18"/>
+              </w:rPr>
+              <w:t xml:space="preserve">(b) State the mode of each subject, and explain what it means when a set has no mode or two modes.</w:t>
+            </w:r>
+          </w:p>
+          <w:p>
+            <w:pPr>
+              <w:spacing w:after="40" w:before="0"/>
+              <w:jc w:val="left"/>
+            </w:pPr>
+            <w:r>
+              <w:rPr>
+                <w:rFonts w:ascii="Arial" w:cs="Arial" w:eastAsia="Arial" w:hAnsi="Arial"/>
+                <w:b/>
+                <w:bCs/>
+                <w:i w:val="false"/>
+                <w:iCs w:val="false"/>
+                <w:color w:val="000000"/>
+                <w:sz w:val="18"/>
+                <w:szCs w:val="18"/>
+              </w:rPr>
+              <w:t xml:space="preserve">(c) Compare the typical score in each subject with the pass mark of 50. What does this suggest about whether the learners are weak overall?</w:t>
             </w:r>
           </w:p>
         </w:tc>
@@ -478,7 +1955,102 @@
                 <w:sz w:val="18"/>
                 <w:szCs w:val="18"/>
               </w:rPr>
-              <w:t xml:space="preserve">(a) Mean: add all 20 harvests and divide by 20 (x̄ = Σx ÷ n). The total is 278, so the mean is 278 ÷ 20 = 13.9 bags. Mode: the value that occurs most often, found by looking for the highest frequency in the frequency table. 12 bags occurs 5 times, so the mode is 12 bags. Median: arrange the 20 values in order (4, 6, 7, 8, 9, 10, 10, 11, 12, 12, 12, 12, 12, 14, 15, 20, 21, 24, 28, 31) and, because 20 is even, average the 10th and 11th values. Both are 12, so the median is 12 bags. (b) The mean of 13.9 bags is the 'fair share' value: if all 278 bags harvested by the 20 farmers were collected and shared out equally, each farmer would get 13.9 bags. It is the balance point of the data. (c) The mean (13.9) is higher than the median (12). A few farmers, such as the ones with 28 and 31 bags, have harvests far above the rest of the data. These extreme values are outliers. They pull the mean upward because the mean uses the size of every value, while the median depends only on the middle of the ordered list and stays at 12 bags.</w:t>
+              <w:t xml:space="preserve">(a) Subject 1: mean = 1607 ÷ 20 = 80.35. For the median, n = 20, so we average the 10th and 11th ordered values: (80 + 81) ÷ 2 = 80.5.</w:t>
+            </w:r>
+          </w:p>
+          <w:p>
+            <w:pPr>
+              <w:spacing w:after="40" w:before="0"/>
+              <w:jc w:val="left"/>
+            </w:pPr>
+            <w:r>
+              <w:rPr>
+                <w:rFonts w:ascii="Arial" w:cs="Arial" w:eastAsia="Arial" w:hAnsi="Arial"/>
+                <w:b w:val="false"/>
+                <w:bCs w:val="false"/>
+                <w:i w:val="false"/>
+                <w:iCs w:val="false"/>
+                <w:color w:val="000000"/>
+                <w:sz w:val="18"/>
+                <w:szCs w:val="18"/>
+              </w:rPr>
+              <w:t xml:space="preserve">Subject 2: mean = 677 ÷ 20 = 33.85. Median = (31 + 32) ÷ 2 = 31.5.</w:t>
+            </w:r>
+          </w:p>
+          <w:p>
+            <w:pPr>
+              <w:spacing w:after="40" w:before="0"/>
+              <w:jc w:val="left"/>
+            </w:pPr>
+            <w:r>
+              <w:rPr>
+                <w:rFonts w:ascii="Arial" w:cs="Arial" w:eastAsia="Arial" w:hAnsi="Arial"/>
+                <w:b w:val="false"/>
+                <w:bCs w:val="false"/>
+                <w:i w:val="false"/>
+                <w:iCs w:val="false"/>
+                <w:color w:val="000000"/>
+                <w:sz w:val="18"/>
+                <w:szCs w:val="18"/>
+              </w:rPr>
+              <w:t xml:space="preserve"/>
+            </w:r>
+          </w:p>
+          <w:p>
+            <w:pPr>
+              <w:spacing w:after="40" w:before="0"/>
+              <w:jc w:val="left"/>
+            </w:pPr>
+            <w:r>
+              <w:rPr>
+                <w:rFonts w:ascii="Arial" w:cs="Arial" w:eastAsia="Arial" w:hAnsi="Arial"/>
+                <w:b w:val="false"/>
+                <w:bCs w:val="false"/>
+                <w:i w:val="false"/>
+                <w:iCs w:val="false"/>
+                <w:color w:val="000000"/>
+                <w:sz w:val="18"/>
+                <w:szCs w:val="18"/>
+              </w:rPr>
+              <w:t xml:space="preserve">(b) Subject 1 has no mode, because every score occurs only once. Subject 2 has two modes, 32 and 60, because each occurs twice and every other score occurs once; we say it is bimodal. A mode is the most frequent score, so a set can have none, one or more than one.</w:t>
+            </w:r>
+          </w:p>
+          <w:p>
+            <w:pPr>
+              <w:spacing w:after="40" w:before="0"/>
+              <w:jc w:val="left"/>
+            </w:pPr>
+            <w:r>
+              <w:rPr>
+                <w:rFonts w:ascii="Arial" w:cs="Arial" w:eastAsia="Arial" w:hAnsi="Arial"/>
+                <w:b w:val="false"/>
+                <w:bCs w:val="false"/>
+                <w:i w:val="false"/>
+                <w:iCs w:val="false"/>
+                <w:color w:val="000000"/>
+                <w:sz w:val="18"/>
+                <w:szCs w:val="18"/>
+              </w:rPr>
+              <w:t xml:space="preserve"/>
+            </w:r>
+          </w:p>
+          <w:p>
+            <w:pPr>
+              <w:spacing w:after="40" w:before="0"/>
+              <w:jc w:val="left"/>
+            </w:pPr>
+            <w:r>
+              <w:rPr>
+                <w:rFonts w:ascii="Arial" w:cs="Arial" w:eastAsia="Arial" w:hAnsi="Arial"/>
+                <w:b w:val="false"/>
+                <w:bCs w:val="false"/>
+                <w:i w:val="false"/>
+                <w:iCs w:val="false"/>
+                <w:color w:val="000000"/>
+                <w:sz w:val="18"/>
+                <w:szCs w:val="18"/>
+              </w:rPr>
+              <w:t xml:space="preserve">(c) The typical score in Subject 1 (about 80) is well above the pass mark of 50. The typical score in Subject 2 (about 32 to 34) is below 50. The same 20 learners scored high in one subject and low in the other, so they cannot all be weak. The difference seems to be between the subjects. These measures do not tell us why the scores differ, and they do not show how spread out the scores are.</w:t>
             </w:r>
           </w:p>
         </w:tc>
@@ -539,7 +2111,7 @@
                 <w:sz w:val="22"/>
                 <w:szCs w:val="22"/>
               </w:rPr>
-              <w:t xml:space="preserve">Part 3: Which number should the county use?</w:t>
+              <w:t xml:space="preserve">Part 3: Reading position and spread from cumulative frequency</w:t>
             </w:r>
           </w:p>
         </w:tc>
@@ -573,7 +2145,1158 @@
                 <w:sz w:val="18"/>
                 <w:szCs w:val="18"/>
               </w:rPr>
-              <w:t xml:space="preserve">The county government must choose ONE number to decide how much subsidised fertiliser to allocate. Write a short Claim–Evidence–Reasoning advisory note to the Nakuru County Director of Agriculture. Choose mean, median or mode and: (a) state your claim, (b) give evidence from the Nakuru data, (c) explain your reasoning, including how outliers affect your choice, and (d) state one limitation or risk of your choice.</w:t>
+              <w:t xml:space="preserve">The grouped frequencies are:</w:t>
+            </w:r>
+          </w:p>
+          <w:p>
+            <w:pPr>
+              <w:spacing w:after="40" w:before="0"/>
+              <w:jc w:val="left"/>
+            </w:pPr>
+            <w:r>
+              <w:rPr>
+                <w:rFonts w:ascii="Arial" w:cs="Arial" w:eastAsia="Arial" w:hAnsi="Arial"/>
+                <w:b/>
+                <w:bCs/>
+                <w:i w:val="false"/>
+                <w:iCs w:val="false"/>
+                <w:color w:val="000000"/>
+                <w:sz w:val="18"/>
+                <w:szCs w:val="18"/>
+              </w:rPr>
+              <w:t xml:space="preserve"/>
+            </w:r>
+          </w:p>
+          <w:tbl>
+            <w:tblPr>
+              <w:tblW w:type="dxa" w:w="2640"/>
+              <w:tblBorders>
+                <w:top w:val="single" w:color="AAAAAA" w:sz="4"/>
+                <w:left w:val="single" w:color="AAAAAA" w:sz="4"/>
+                <w:bottom w:val="single" w:color="AAAAAA" w:sz="4"/>
+                <w:right w:val="single" w:color="AAAAAA" w:sz="4"/>
+                <w:insideH w:val="single" w:color="auto" w:sz="4"/>
+                <w:insideV w:val="single" w:color="auto" w:sz="4"/>
+              </w:tblBorders>
+              <w:tblLayout w:type="fixed"/>
+            </w:tblPr>
+            <w:tblGrid>
+              <w:gridCol w:w="880"/>
+              <w:gridCol w:w="880"/>
+              <w:gridCol w:w="880"/>
+            </w:tblGrid>
+            <w:tr>
+              <w:tc>
+                <w:tcPr>
+                  <w:tcW w:type="dxa" w:w="880"/>
+                  <w:shd w:fill="D5E8F0" w:color="auto" w:val="clear"/>
+                  <w:tcMar>
+                    <w:top w:type="dxa" w:w="60"/>
+                    <w:left w:type="dxa" w:w="120"/>
+                    <w:bottom w:type="dxa" w:w="60"/>
+                    <w:right w:type="dxa" w:w="120"/>
+                  </w:tcMar>
+                  <w:vAlign w:val="top"/>
+                </w:tcPr>
+                <w:p>
+                  <w:pPr>
+                    <w:spacing w:after="40" w:before="0"/>
+                    <w:jc w:val="left"/>
+                  </w:pPr>
+                  <w:r>
+                    <w:rPr>
+                      <w:rFonts w:ascii="Arial" w:cs="Arial" w:eastAsia="Arial" w:hAnsi="Arial"/>
+                      <w:b/>
+                      <w:bCs/>
+                      <w:i w:val="false"/>
+                      <w:iCs w:val="false"/>
+                      <w:color w:val="000000"/>
+                      <w:sz w:val="18"/>
+                      <w:szCs w:val="18"/>
+                    </w:rPr>
+                    <w:t xml:space="preserve">Class</w:t>
+                  </w:r>
+                </w:p>
+              </w:tc>
+              <w:tc>
+                <w:tcPr>
+                  <w:tcW w:type="dxa" w:w="880"/>
+                  <w:shd w:fill="D5E8F0" w:color="auto" w:val="clear"/>
+                  <w:tcMar>
+                    <w:top w:type="dxa" w:w="60"/>
+                    <w:left w:type="dxa" w:w="120"/>
+                    <w:bottom w:type="dxa" w:w="60"/>
+                    <w:right w:type="dxa" w:w="120"/>
+                  </w:tcMar>
+                  <w:vAlign w:val="top"/>
+                </w:tcPr>
+                <w:p>
+                  <w:pPr>
+                    <w:spacing w:after="40" w:before="0"/>
+                    <w:jc w:val="left"/>
+                  </w:pPr>
+                  <w:r>
+                    <w:rPr>
+                      <w:rFonts w:ascii="Arial" w:cs="Arial" w:eastAsia="Arial" w:hAnsi="Arial"/>
+                      <w:b/>
+                      <w:bCs/>
+                      <w:i w:val="false"/>
+                      <w:iCs w:val="false"/>
+                      <w:color w:val="000000"/>
+                      <w:sz w:val="18"/>
+                      <w:szCs w:val="18"/>
+                    </w:rPr>
+                    <w:t xml:space="preserve">Subject 1 f</w:t>
+                  </w:r>
+                </w:p>
+              </w:tc>
+              <w:tc>
+                <w:tcPr>
+                  <w:tcW w:type="dxa" w:w="880"/>
+                  <w:shd w:fill="D5E8F0" w:color="auto" w:val="clear"/>
+                  <w:tcMar>
+                    <w:top w:type="dxa" w:w="60"/>
+                    <w:left w:type="dxa" w:w="120"/>
+                    <w:bottom w:type="dxa" w:w="60"/>
+                    <w:right w:type="dxa" w:w="120"/>
+                  </w:tcMar>
+                  <w:vAlign w:val="top"/>
+                </w:tcPr>
+                <w:p>
+                  <w:pPr>
+                    <w:spacing w:after="40" w:before="0"/>
+                    <w:jc w:val="left"/>
+                  </w:pPr>
+                  <w:r>
+                    <w:rPr>
+                      <w:rFonts w:ascii="Arial" w:cs="Arial" w:eastAsia="Arial" w:hAnsi="Arial"/>
+                      <w:b/>
+                      <w:bCs/>
+                      <w:i w:val="false"/>
+                      <w:iCs w:val="false"/>
+                      <w:color w:val="000000"/>
+                      <w:sz w:val="18"/>
+                      <w:szCs w:val="18"/>
+                    </w:rPr>
+                    <w:t xml:space="preserve">Subject 2 f</w:t>
+                  </w:r>
+                </w:p>
+              </w:tc>
+            </w:tr>
+            <w:tr>
+              <w:tc>
+                <w:tcPr>
+                  <w:tcW w:type="dxa" w:w="880"/>
+                  <w:shd w:fill="FFFFFF" w:color="auto" w:val="clear"/>
+                  <w:tcMar>
+                    <w:top w:type="dxa" w:w="60"/>
+                    <w:left w:type="dxa" w:w="120"/>
+                    <w:bottom w:type="dxa" w:w="60"/>
+                    <w:right w:type="dxa" w:w="120"/>
+                  </w:tcMar>
+                  <w:vAlign w:val="top"/>
+                </w:tcPr>
+                <w:p>
+                  <w:pPr>
+                    <w:spacing w:after="40" w:before="0"/>
+                    <w:jc w:val="left"/>
+                  </w:pPr>
+                  <w:r>
+                    <w:rPr>
+                      <w:rFonts w:ascii="Arial" w:cs="Arial" w:eastAsia="Arial" w:hAnsi="Arial"/>
+                      <w:b w:val="false"/>
+                      <w:bCs w:val="false"/>
+                      <w:i w:val="false"/>
+                      <w:iCs w:val="false"/>
+                      <w:color w:val="000000"/>
+                      <w:sz w:val="18"/>
+                      <w:szCs w:val="18"/>
+                    </w:rPr>
+                    <w:t xml:space="preserve">10-19</w:t>
+                  </w:r>
+                </w:p>
+              </w:tc>
+              <w:tc>
+                <w:tcPr>
+                  <w:tcW w:type="dxa" w:w="880"/>
+                  <w:shd w:fill="FFFFFF" w:color="auto" w:val="clear"/>
+                  <w:tcMar>
+                    <w:top w:type="dxa" w:w="60"/>
+                    <w:left w:type="dxa" w:w="120"/>
+                    <w:bottom w:type="dxa" w:w="60"/>
+                    <w:right w:type="dxa" w:w="120"/>
+                  </w:tcMar>
+                  <w:vAlign w:val="top"/>
+                </w:tcPr>
+                <w:p>
+                  <w:pPr>
+                    <w:spacing w:after="40" w:before="0"/>
+                    <w:jc w:val="left"/>
+                  </w:pPr>
+                  <w:r>
+                    <w:rPr>
+                      <w:rFonts w:ascii="Arial" w:cs="Arial" w:eastAsia="Arial" w:hAnsi="Arial"/>
+                      <w:b w:val="false"/>
+                      <w:bCs w:val="false"/>
+                      <w:i w:val="false"/>
+                      <w:iCs w:val="false"/>
+                      <w:color w:val="000000"/>
+                      <w:sz w:val="18"/>
+                      <w:szCs w:val="18"/>
+                    </w:rPr>
+                    <w:t xml:space="preserve">0</w:t>
+                  </w:r>
+                </w:p>
+              </w:tc>
+              <w:tc>
+                <w:tcPr>
+                  <w:tcW w:type="dxa" w:w="880"/>
+                  <w:shd w:fill="FFFFFF" w:color="auto" w:val="clear"/>
+                  <w:tcMar>
+                    <w:top w:type="dxa" w:w="60"/>
+                    <w:left w:type="dxa" w:w="120"/>
+                    <w:bottom w:type="dxa" w:w="60"/>
+                    <w:right w:type="dxa" w:w="120"/>
+                  </w:tcMar>
+                  <w:vAlign w:val="top"/>
+                </w:tcPr>
+                <w:p>
+                  <w:pPr>
+                    <w:spacing w:after="40" w:before="0"/>
+                    <w:jc w:val="left"/>
+                  </w:pPr>
+                  <w:r>
+                    <w:rPr>
+                      <w:rFonts w:ascii="Arial" w:cs="Arial" w:eastAsia="Arial" w:hAnsi="Arial"/>
+                      <w:b w:val="false"/>
+                      <w:bCs w:val="false"/>
+                      <w:i w:val="false"/>
+                      <w:iCs w:val="false"/>
+                      <w:color w:val="000000"/>
+                      <w:sz w:val="18"/>
+                      <w:szCs w:val="18"/>
+                    </w:rPr>
+                    <w:t xml:space="preserve">4</w:t>
+                  </w:r>
+                </w:p>
+              </w:tc>
+            </w:tr>
+            <w:tr>
+              <w:tc>
+                <w:tcPr>
+                  <w:tcW w:type="dxa" w:w="880"/>
+                  <w:shd w:fill="FFFFFF" w:color="auto" w:val="clear"/>
+                  <w:tcMar>
+                    <w:top w:type="dxa" w:w="60"/>
+                    <w:left w:type="dxa" w:w="120"/>
+                    <w:bottom w:type="dxa" w:w="60"/>
+                    <w:right w:type="dxa" w:w="120"/>
+                  </w:tcMar>
+                  <w:vAlign w:val="top"/>
+                </w:tcPr>
+                <w:p>
+                  <w:pPr>
+                    <w:spacing w:after="40" w:before="0"/>
+                    <w:jc w:val="left"/>
+                  </w:pPr>
+                  <w:r>
+                    <w:rPr>
+                      <w:rFonts w:ascii="Arial" w:cs="Arial" w:eastAsia="Arial" w:hAnsi="Arial"/>
+                      <w:b w:val="false"/>
+                      <w:bCs w:val="false"/>
+                      <w:i w:val="false"/>
+                      <w:iCs w:val="false"/>
+                      <w:color w:val="000000"/>
+                      <w:sz w:val="18"/>
+                      <w:szCs w:val="18"/>
+                    </w:rPr>
+                    <w:t xml:space="preserve">20-29</w:t>
+                  </w:r>
+                </w:p>
+              </w:tc>
+              <w:tc>
+                <w:tcPr>
+                  <w:tcW w:type="dxa" w:w="880"/>
+                  <w:shd w:fill="FFFFFF" w:color="auto" w:val="clear"/>
+                  <w:tcMar>
+                    <w:top w:type="dxa" w:w="60"/>
+                    <w:left w:type="dxa" w:w="120"/>
+                    <w:bottom w:type="dxa" w:w="60"/>
+                    <w:right w:type="dxa" w:w="120"/>
+                  </w:tcMar>
+                  <w:vAlign w:val="top"/>
+                </w:tcPr>
+                <w:p>
+                  <w:pPr>
+                    <w:spacing w:after="40" w:before="0"/>
+                    <w:jc w:val="left"/>
+                  </w:pPr>
+                  <w:r>
+                    <w:rPr>
+                      <w:rFonts w:ascii="Arial" w:cs="Arial" w:eastAsia="Arial" w:hAnsi="Arial"/>
+                      <w:b w:val="false"/>
+                      <w:bCs w:val="false"/>
+                      <w:i w:val="false"/>
+                      <w:iCs w:val="false"/>
+                      <w:color w:val="000000"/>
+                      <w:sz w:val="18"/>
+                      <w:szCs w:val="18"/>
+                    </w:rPr>
+                    <w:t xml:space="preserve">0</w:t>
+                  </w:r>
+                </w:p>
+              </w:tc>
+              <w:tc>
+                <w:tcPr>
+                  <w:tcW w:type="dxa" w:w="880"/>
+                  <w:shd w:fill="FFFFFF" w:color="auto" w:val="clear"/>
+                  <w:tcMar>
+                    <w:top w:type="dxa" w:w="60"/>
+                    <w:left w:type="dxa" w:w="120"/>
+                    <w:bottom w:type="dxa" w:w="60"/>
+                    <w:right w:type="dxa" w:w="120"/>
+                  </w:tcMar>
+                  <w:vAlign w:val="top"/>
+                </w:tcPr>
+                <w:p>
+                  <w:pPr>
+                    <w:spacing w:after="40" w:before="0"/>
+                    <w:jc w:val="left"/>
+                  </w:pPr>
+                  <w:r>
+                    <w:rPr>
+                      <w:rFonts w:ascii="Arial" w:cs="Arial" w:eastAsia="Arial" w:hAnsi="Arial"/>
+                      <w:b w:val="false"/>
+                      <w:bCs w:val="false"/>
+                      <w:i w:val="false"/>
+                      <w:iCs w:val="false"/>
+                      <w:color w:val="000000"/>
+                      <w:sz w:val="18"/>
+                      <w:szCs w:val="18"/>
+                    </w:rPr>
+                    <w:t xml:space="preserve">4</w:t>
+                  </w:r>
+                </w:p>
+              </w:tc>
+            </w:tr>
+            <w:tr>
+              <w:tc>
+                <w:tcPr>
+                  <w:tcW w:type="dxa" w:w="880"/>
+                  <w:shd w:fill="FFFFFF" w:color="auto" w:val="clear"/>
+                  <w:tcMar>
+                    <w:top w:type="dxa" w:w="60"/>
+                    <w:left w:type="dxa" w:w="120"/>
+                    <w:bottom w:type="dxa" w:w="60"/>
+                    <w:right w:type="dxa" w:w="120"/>
+                  </w:tcMar>
+                  <w:vAlign w:val="top"/>
+                </w:tcPr>
+                <w:p>
+                  <w:pPr>
+                    <w:spacing w:after="40" w:before="0"/>
+                    <w:jc w:val="left"/>
+                  </w:pPr>
+                  <w:r>
+                    <w:rPr>
+                      <w:rFonts w:ascii="Arial" w:cs="Arial" w:eastAsia="Arial" w:hAnsi="Arial"/>
+                      <w:b w:val="false"/>
+                      <w:bCs w:val="false"/>
+                      <w:i w:val="false"/>
+                      <w:iCs w:val="false"/>
+                      <w:color w:val="000000"/>
+                      <w:sz w:val="18"/>
+                      <w:szCs w:val="18"/>
+                    </w:rPr>
+                    <w:t xml:space="preserve">30-39</w:t>
+                  </w:r>
+                </w:p>
+              </w:tc>
+              <w:tc>
+                <w:tcPr>
+                  <w:tcW w:type="dxa" w:w="880"/>
+                  <w:shd w:fill="FFFFFF" w:color="auto" w:val="clear"/>
+                  <w:tcMar>
+                    <w:top w:type="dxa" w:w="60"/>
+                    <w:left w:type="dxa" w:w="120"/>
+                    <w:bottom w:type="dxa" w:w="60"/>
+                    <w:right w:type="dxa" w:w="120"/>
+                  </w:tcMar>
+                  <w:vAlign w:val="top"/>
+                </w:tcPr>
+                <w:p>
+                  <w:pPr>
+                    <w:spacing w:after="40" w:before="0"/>
+                    <w:jc w:val="left"/>
+                  </w:pPr>
+                  <w:r>
+                    <w:rPr>
+                      <w:rFonts w:ascii="Arial" w:cs="Arial" w:eastAsia="Arial" w:hAnsi="Arial"/>
+                      <w:b w:val="false"/>
+                      <w:bCs w:val="false"/>
+                      <w:i w:val="false"/>
+                      <w:iCs w:val="false"/>
+                      <w:color w:val="000000"/>
+                      <w:sz w:val="18"/>
+                      <w:szCs w:val="18"/>
+                    </w:rPr>
+                    <w:t xml:space="preserve">0</w:t>
+                  </w:r>
+                </w:p>
+              </w:tc>
+              <w:tc>
+                <w:tcPr>
+                  <w:tcW w:type="dxa" w:w="880"/>
+                  <w:shd w:fill="FFFFFF" w:color="auto" w:val="clear"/>
+                  <w:tcMar>
+                    <w:top w:type="dxa" w:w="60"/>
+                    <w:left w:type="dxa" w:w="120"/>
+                    <w:bottom w:type="dxa" w:w="60"/>
+                    <w:right w:type="dxa" w:w="120"/>
+                  </w:tcMar>
+                  <w:vAlign w:val="top"/>
+                </w:tcPr>
+                <w:p>
+                  <w:pPr>
+                    <w:spacing w:after="40" w:before="0"/>
+                    <w:jc w:val="left"/>
+                  </w:pPr>
+                  <w:r>
+                    <w:rPr>
+                      <w:rFonts w:ascii="Arial" w:cs="Arial" w:eastAsia="Arial" w:hAnsi="Arial"/>
+                      <w:b w:val="false"/>
+                      <w:bCs w:val="false"/>
+                      <w:i w:val="false"/>
+                      <w:iCs w:val="false"/>
+                      <w:color w:val="000000"/>
+                      <w:sz w:val="18"/>
+                      <w:szCs w:val="18"/>
+                    </w:rPr>
+                    <w:t xml:space="preserve">5</w:t>
+                  </w:r>
+                </w:p>
+              </w:tc>
+            </w:tr>
+            <w:tr>
+              <w:tc>
+                <w:tcPr>
+                  <w:tcW w:type="dxa" w:w="880"/>
+                  <w:shd w:fill="FFFFFF" w:color="auto" w:val="clear"/>
+                  <w:tcMar>
+                    <w:top w:type="dxa" w:w="60"/>
+                    <w:left w:type="dxa" w:w="120"/>
+                    <w:bottom w:type="dxa" w:w="60"/>
+                    <w:right w:type="dxa" w:w="120"/>
+                  </w:tcMar>
+                  <w:vAlign w:val="top"/>
+                </w:tcPr>
+                <w:p>
+                  <w:pPr>
+                    <w:spacing w:after="40" w:before="0"/>
+                    <w:jc w:val="left"/>
+                  </w:pPr>
+                  <w:r>
+                    <w:rPr>
+                      <w:rFonts w:ascii="Arial" w:cs="Arial" w:eastAsia="Arial" w:hAnsi="Arial"/>
+                      <w:b w:val="false"/>
+                      <w:bCs w:val="false"/>
+                      <w:i w:val="false"/>
+                      <w:iCs w:val="false"/>
+                      <w:color w:val="000000"/>
+                      <w:sz w:val="18"/>
+                      <w:szCs w:val="18"/>
+                    </w:rPr>
+                    <w:t xml:space="preserve">40-49</w:t>
+                  </w:r>
+                </w:p>
+              </w:tc>
+              <w:tc>
+                <w:tcPr>
+                  <w:tcW w:type="dxa" w:w="880"/>
+                  <w:shd w:fill="FFFFFF" w:color="auto" w:val="clear"/>
+                  <w:tcMar>
+                    <w:top w:type="dxa" w:w="60"/>
+                    <w:left w:type="dxa" w:w="120"/>
+                    <w:bottom w:type="dxa" w:w="60"/>
+                    <w:right w:type="dxa" w:w="120"/>
+                  </w:tcMar>
+                  <w:vAlign w:val="top"/>
+                </w:tcPr>
+                <w:p>
+                  <w:pPr>
+                    <w:spacing w:after="40" w:before="0"/>
+                    <w:jc w:val="left"/>
+                  </w:pPr>
+                  <w:r>
+                    <w:rPr>
+                      <w:rFonts w:ascii="Arial" w:cs="Arial" w:eastAsia="Arial" w:hAnsi="Arial"/>
+                      <w:b w:val="false"/>
+                      <w:bCs w:val="false"/>
+                      <w:i w:val="false"/>
+                      <w:iCs w:val="false"/>
+                      <w:color w:val="000000"/>
+                      <w:sz w:val="18"/>
+                      <w:szCs w:val="18"/>
+                    </w:rPr>
+                    <w:t xml:space="preserve">0</w:t>
+                  </w:r>
+                </w:p>
+              </w:tc>
+              <w:tc>
+                <w:tcPr>
+                  <w:tcW w:type="dxa" w:w="880"/>
+                  <w:shd w:fill="FFFFFF" w:color="auto" w:val="clear"/>
+                  <w:tcMar>
+                    <w:top w:type="dxa" w:w="60"/>
+                    <w:left w:type="dxa" w:w="120"/>
+                    <w:bottom w:type="dxa" w:w="60"/>
+                    <w:right w:type="dxa" w:w="120"/>
+                  </w:tcMar>
+                  <w:vAlign w:val="top"/>
+                </w:tcPr>
+                <w:p>
+                  <w:pPr>
+                    <w:spacing w:after="40" w:before="0"/>
+                    <w:jc w:val="left"/>
+                  </w:pPr>
+                  <w:r>
+                    <w:rPr>
+                      <w:rFonts w:ascii="Arial" w:cs="Arial" w:eastAsia="Arial" w:hAnsi="Arial"/>
+                      <w:b w:val="false"/>
+                      <w:bCs w:val="false"/>
+                      <w:i w:val="false"/>
+                      <w:iCs w:val="false"/>
+                      <w:color w:val="000000"/>
+                      <w:sz w:val="18"/>
+                      <w:szCs w:val="18"/>
+                    </w:rPr>
+                    <w:t xml:space="preserve">3</w:t>
+                  </w:r>
+                </w:p>
+              </w:tc>
+            </w:tr>
+            <w:tr>
+              <w:tc>
+                <w:tcPr>
+                  <w:tcW w:type="dxa" w:w="880"/>
+                  <w:shd w:fill="FFFFFF" w:color="auto" w:val="clear"/>
+                  <w:tcMar>
+                    <w:top w:type="dxa" w:w="60"/>
+                    <w:left w:type="dxa" w:w="120"/>
+                    <w:bottom w:type="dxa" w:w="60"/>
+                    <w:right w:type="dxa" w:w="120"/>
+                  </w:tcMar>
+                  <w:vAlign w:val="top"/>
+                </w:tcPr>
+                <w:p>
+                  <w:pPr>
+                    <w:spacing w:after="40" w:before="0"/>
+                    <w:jc w:val="left"/>
+                  </w:pPr>
+                  <w:r>
+                    <w:rPr>
+                      <w:rFonts w:ascii="Arial" w:cs="Arial" w:eastAsia="Arial" w:hAnsi="Arial"/>
+                      <w:b w:val="false"/>
+                      <w:bCs w:val="false"/>
+                      <w:i w:val="false"/>
+                      <w:iCs w:val="false"/>
+                      <w:color w:val="000000"/>
+                      <w:sz w:val="18"/>
+                      <w:szCs w:val="18"/>
+                    </w:rPr>
+                    <w:t xml:space="preserve">50-59</w:t>
+                  </w:r>
+                </w:p>
+              </w:tc>
+              <w:tc>
+                <w:tcPr>
+                  <w:tcW w:type="dxa" w:w="880"/>
+                  <w:shd w:fill="FFFFFF" w:color="auto" w:val="clear"/>
+                  <w:tcMar>
+                    <w:top w:type="dxa" w:w="60"/>
+                    <w:left w:type="dxa" w:w="120"/>
+                    <w:bottom w:type="dxa" w:w="60"/>
+                    <w:right w:type="dxa" w:w="120"/>
+                  </w:tcMar>
+                  <w:vAlign w:val="top"/>
+                </w:tcPr>
+                <w:p>
+                  <w:pPr>
+                    <w:spacing w:after="40" w:before="0"/>
+                    <w:jc w:val="left"/>
+                  </w:pPr>
+                  <w:r>
+                    <w:rPr>
+                      <w:rFonts w:ascii="Arial" w:cs="Arial" w:eastAsia="Arial" w:hAnsi="Arial"/>
+                      <w:b w:val="false"/>
+                      <w:bCs w:val="false"/>
+                      <w:i w:val="false"/>
+                      <w:iCs w:val="false"/>
+                      <w:color w:val="000000"/>
+                      <w:sz w:val="18"/>
+                      <w:szCs w:val="18"/>
+                    </w:rPr>
+                    <w:t xml:space="preserve">0</w:t>
+                  </w:r>
+                </w:p>
+              </w:tc>
+              <w:tc>
+                <w:tcPr>
+                  <w:tcW w:type="dxa" w:w="880"/>
+                  <w:shd w:fill="FFFFFF" w:color="auto" w:val="clear"/>
+                  <w:tcMar>
+                    <w:top w:type="dxa" w:w="60"/>
+                    <w:left w:type="dxa" w:w="120"/>
+                    <w:bottom w:type="dxa" w:w="60"/>
+                    <w:right w:type="dxa" w:w="120"/>
+                  </w:tcMar>
+                  <w:vAlign w:val="top"/>
+                </w:tcPr>
+                <w:p>
+                  <w:pPr>
+                    <w:spacing w:after="40" w:before="0"/>
+                    <w:jc w:val="left"/>
+                  </w:pPr>
+                  <w:r>
+                    <w:rPr>
+                      <w:rFonts w:ascii="Arial" w:cs="Arial" w:eastAsia="Arial" w:hAnsi="Arial"/>
+                      <w:b w:val="false"/>
+                      <w:bCs w:val="false"/>
+                      <w:i w:val="false"/>
+                      <w:iCs w:val="false"/>
+                      <w:color w:val="000000"/>
+                      <w:sz w:val="18"/>
+                      <w:szCs w:val="18"/>
+                    </w:rPr>
+                    <w:t xml:space="preserve">2</w:t>
+                  </w:r>
+                </w:p>
+              </w:tc>
+            </w:tr>
+            <w:tr>
+              <w:tc>
+                <w:tcPr>
+                  <w:tcW w:type="dxa" w:w="880"/>
+                  <w:shd w:fill="FFFFFF" w:color="auto" w:val="clear"/>
+                  <w:tcMar>
+                    <w:top w:type="dxa" w:w="60"/>
+                    <w:left w:type="dxa" w:w="120"/>
+                    <w:bottom w:type="dxa" w:w="60"/>
+                    <w:right w:type="dxa" w:w="120"/>
+                  </w:tcMar>
+                  <w:vAlign w:val="top"/>
+                </w:tcPr>
+                <w:p>
+                  <w:pPr>
+                    <w:spacing w:after="40" w:before="0"/>
+                    <w:jc w:val="left"/>
+                  </w:pPr>
+                  <w:r>
+                    <w:rPr>
+                      <w:rFonts w:ascii="Arial" w:cs="Arial" w:eastAsia="Arial" w:hAnsi="Arial"/>
+                      <w:b w:val="false"/>
+                      <w:bCs w:val="false"/>
+                      <w:i w:val="false"/>
+                      <w:iCs w:val="false"/>
+                      <w:color w:val="000000"/>
+                      <w:sz w:val="18"/>
+                      <w:szCs w:val="18"/>
+                    </w:rPr>
+                    <w:t xml:space="preserve">60-69</w:t>
+                  </w:r>
+                </w:p>
+              </w:tc>
+              <w:tc>
+                <w:tcPr>
+                  <w:tcW w:type="dxa" w:w="880"/>
+                  <w:shd w:fill="FFFFFF" w:color="auto" w:val="clear"/>
+                  <w:tcMar>
+                    <w:top w:type="dxa" w:w="60"/>
+                    <w:left w:type="dxa" w:w="120"/>
+                    <w:bottom w:type="dxa" w:w="60"/>
+                    <w:right w:type="dxa" w:w="120"/>
+                  </w:tcMar>
+                  <w:vAlign w:val="top"/>
+                </w:tcPr>
+                <w:p>
+                  <w:pPr>
+                    <w:spacing w:after="40" w:before="0"/>
+                    <w:jc w:val="left"/>
+                  </w:pPr>
+                  <w:r>
+                    <w:rPr>
+                      <w:rFonts w:ascii="Arial" w:cs="Arial" w:eastAsia="Arial" w:hAnsi="Arial"/>
+                      <w:b w:val="false"/>
+                      <w:bCs w:val="false"/>
+                      <w:i w:val="false"/>
+                      <w:iCs w:val="false"/>
+                      <w:color w:val="000000"/>
+                      <w:sz w:val="18"/>
+                      <w:szCs w:val="18"/>
+                    </w:rPr>
+                    <w:t xml:space="preserve">2</w:t>
+                  </w:r>
+                </w:p>
+              </w:tc>
+              <w:tc>
+                <w:tcPr>
+                  <w:tcW w:type="dxa" w:w="880"/>
+                  <w:shd w:fill="FFFFFF" w:color="auto" w:val="clear"/>
+                  <w:tcMar>
+                    <w:top w:type="dxa" w:w="60"/>
+                    <w:left w:type="dxa" w:w="120"/>
+                    <w:bottom w:type="dxa" w:w="60"/>
+                    <w:right w:type="dxa" w:w="120"/>
+                  </w:tcMar>
+                  <w:vAlign w:val="top"/>
+                </w:tcPr>
+                <w:p>
+                  <w:pPr>
+                    <w:spacing w:after="40" w:before="0"/>
+                    <w:jc w:val="left"/>
+                  </w:pPr>
+                  <w:r>
+                    <w:rPr>
+                      <w:rFonts w:ascii="Arial" w:cs="Arial" w:eastAsia="Arial" w:hAnsi="Arial"/>
+                      <w:b w:val="false"/>
+                      <w:bCs w:val="false"/>
+                      <w:i w:val="false"/>
+                      <w:iCs w:val="false"/>
+                      <w:color w:val="000000"/>
+                      <w:sz w:val="18"/>
+                      <w:szCs w:val="18"/>
+                    </w:rPr>
+                    <w:t xml:space="preserve">2</w:t>
+                  </w:r>
+                </w:p>
+              </w:tc>
+            </w:tr>
+            <w:tr>
+              <w:tc>
+                <w:tcPr>
+                  <w:tcW w:type="dxa" w:w="880"/>
+                  <w:shd w:fill="FFFFFF" w:color="auto" w:val="clear"/>
+                  <w:tcMar>
+                    <w:top w:type="dxa" w:w="60"/>
+                    <w:left w:type="dxa" w:w="120"/>
+                    <w:bottom w:type="dxa" w:w="60"/>
+                    <w:right w:type="dxa" w:w="120"/>
+                  </w:tcMar>
+                  <w:vAlign w:val="top"/>
+                </w:tcPr>
+                <w:p>
+                  <w:pPr>
+                    <w:spacing w:after="40" w:before="0"/>
+                    <w:jc w:val="left"/>
+                  </w:pPr>
+                  <w:r>
+                    <w:rPr>
+                      <w:rFonts w:ascii="Arial" w:cs="Arial" w:eastAsia="Arial" w:hAnsi="Arial"/>
+                      <w:b w:val="false"/>
+                      <w:bCs w:val="false"/>
+                      <w:i w:val="false"/>
+                      <w:iCs w:val="false"/>
+                      <w:color w:val="000000"/>
+                      <w:sz w:val="18"/>
+                      <w:szCs w:val="18"/>
+                    </w:rPr>
+                    <w:t xml:space="preserve">70-79</w:t>
+                  </w:r>
+                </w:p>
+              </w:tc>
+              <w:tc>
+                <w:tcPr>
+                  <w:tcW w:type="dxa" w:w="880"/>
+                  <w:shd w:fill="FFFFFF" w:color="auto" w:val="clear"/>
+                  <w:tcMar>
+                    <w:top w:type="dxa" w:w="60"/>
+                    <w:left w:type="dxa" w:w="120"/>
+                    <w:bottom w:type="dxa" w:w="60"/>
+                    <w:right w:type="dxa" w:w="120"/>
+                  </w:tcMar>
+                  <w:vAlign w:val="top"/>
+                </w:tcPr>
+                <w:p>
+                  <w:pPr>
+                    <w:spacing w:after="40" w:before="0"/>
+                    <w:jc w:val="left"/>
+                  </w:pPr>
+                  <w:r>
+                    <w:rPr>
+                      <w:rFonts w:ascii="Arial" w:cs="Arial" w:eastAsia="Arial" w:hAnsi="Arial"/>
+                      <w:b w:val="false"/>
+                      <w:bCs w:val="false"/>
+                      <w:i w:val="false"/>
+                      <w:iCs w:val="false"/>
+                      <w:color w:val="000000"/>
+                      <w:sz w:val="18"/>
+                      <w:szCs w:val="18"/>
+                    </w:rPr>
+                    <w:t xml:space="preserve">7</w:t>
+                  </w:r>
+                </w:p>
+              </w:tc>
+              <w:tc>
+                <w:tcPr>
+                  <w:tcW w:type="dxa" w:w="880"/>
+                  <w:shd w:fill="FFFFFF" w:color="auto" w:val="clear"/>
+                  <w:tcMar>
+                    <w:top w:type="dxa" w:w="60"/>
+                    <w:left w:type="dxa" w:w="120"/>
+                    <w:bottom w:type="dxa" w:w="60"/>
+                    <w:right w:type="dxa" w:w="120"/>
+                  </w:tcMar>
+                  <w:vAlign w:val="top"/>
+                </w:tcPr>
+                <w:p>
+                  <w:pPr>
+                    <w:spacing w:after="40" w:before="0"/>
+                    <w:jc w:val="left"/>
+                  </w:pPr>
+                  <w:r>
+                    <w:rPr>
+                      <w:rFonts w:ascii="Arial" w:cs="Arial" w:eastAsia="Arial" w:hAnsi="Arial"/>
+                      <w:b w:val="false"/>
+                      <w:bCs w:val="false"/>
+                      <w:i w:val="false"/>
+                      <w:iCs w:val="false"/>
+                      <w:color w:val="000000"/>
+                      <w:sz w:val="18"/>
+                      <w:szCs w:val="18"/>
+                    </w:rPr>
+                    <w:t xml:space="preserve">0</w:t>
+                  </w:r>
+                </w:p>
+              </w:tc>
+            </w:tr>
+            <w:tr>
+              <w:tc>
+                <w:tcPr>
+                  <w:tcW w:type="dxa" w:w="880"/>
+                  <w:shd w:fill="FFFFFF" w:color="auto" w:val="clear"/>
+                  <w:tcMar>
+                    <w:top w:type="dxa" w:w="60"/>
+                    <w:left w:type="dxa" w:w="120"/>
+                    <w:bottom w:type="dxa" w:w="60"/>
+                    <w:right w:type="dxa" w:w="120"/>
+                  </w:tcMar>
+                  <w:vAlign w:val="top"/>
+                </w:tcPr>
+                <w:p>
+                  <w:pPr>
+                    <w:spacing w:after="40" w:before="0"/>
+                    <w:jc w:val="left"/>
+                  </w:pPr>
+                  <w:r>
+                    <w:rPr>
+                      <w:rFonts w:ascii="Arial" w:cs="Arial" w:eastAsia="Arial" w:hAnsi="Arial"/>
+                      <w:b w:val="false"/>
+                      <w:bCs w:val="false"/>
+                      <w:i w:val="false"/>
+                      <w:iCs w:val="false"/>
+                      <w:color w:val="000000"/>
+                      <w:sz w:val="18"/>
+                      <w:szCs w:val="18"/>
+                    </w:rPr>
+                    <w:t xml:space="preserve">80-89</w:t>
+                  </w:r>
+                </w:p>
+              </w:tc>
+              <w:tc>
+                <w:tcPr>
+                  <w:tcW w:type="dxa" w:w="880"/>
+                  <w:shd w:fill="FFFFFF" w:color="auto" w:val="clear"/>
+                  <w:tcMar>
+                    <w:top w:type="dxa" w:w="60"/>
+                    <w:left w:type="dxa" w:w="120"/>
+                    <w:bottom w:type="dxa" w:w="60"/>
+                    <w:right w:type="dxa" w:w="120"/>
+                  </w:tcMar>
+                  <w:vAlign w:val="top"/>
+                </w:tcPr>
+                <w:p>
+                  <w:pPr>
+                    <w:spacing w:after="40" w:before="0"/>
+                    <w:jc w:val="left"/>
+                  </w:pPr>
+                  <w:r>
+                    <w:rPr>
+                      <w:rFonts w:ascii="Arial" w:cs="Arial" w:eastAsia="Arial" w:hAnsi="Arial"/>
+                      <w:b w:val="false"/>
+                      <w:bCs w:val="false"/>
+                      <w:i w:val="false"/>
+                      <w:iCs w:val="false"/>
+                      <w:color w:val="000000"/>
+                      <w:sz w:val="18"/>
+                      <w:szCs w:val="18"/>
+                    </w:rPr>
+                    <w:t xml:space="preserve">8</w:t>
+                  </w:r>
+                </w:p>
+              </w:tc>
+              <w:tc>
+                <w:tcPr>
+                  <w:tcW w:type="dxa" w:w="880"/>
+                  <w:shd w:fill="FFFFFF" w:color="auto" w:val="clear"/>
+                  <w:tcMar>
+                    <w:top w:type="dxa" w:w="60"/>
+                    <w:left w:type="dxa" w:w="120"/>
+                    <w:bottom w:type="dxa" w:w="60"/>
+                    <w:right w:type="dxa" w:w="120"/>
+                  </w:tcMar>
+                  <w:vAlign w:val="top"/>
+                </w:tcPr>
+                <w:p>
+                  <w:pPr>
+                    <w:spacing w:after="40" w:before="0"/>
+                    <w:jc w:val="left"/>
+                  </w:pPr>
+                  <w:r>
+                    <w:rPr>
+                      <w:rFonts w:ascii="Arial" w:cs="Arial" w:eastAsia="Arial" w:hAnsi="Arial"/>
+                      <w:b w:val="false"/>
+                      <w:bCs w:val="false"/>
+                      <w:i w:val="false"/>
+                      <w:iCs w:val="false"/>
+                      <w:color w:val="000000"/>
+                      <w:sz w:val="18"/>
+                      <w:szCs w:val="18"/>
+                    </w:rPr>
+                    <w:t xml:space="preserve">0</w:t>
+                  </w:r>
+                </w:p>
+              </w:tc>
+            </w:tr>
+            <w:tr>
+              <w:tc>
+                <w:tcPr>
+                  <w:tcW w:type="dxa" w:w="880"/>
+                  <w:shd w:fill="FFFFFF" w:color="auto" w:val="clear"/>
+                  <w:tcMar>
+                    <w:top w:type="dxa" w:w="60"/>
+                    <w:left w:type="dxa" w:w="120"/>
+                    <w:bottom w:type="dxa" w:w="60"/>
+                    <w:right w:type="dxa" w:w="120"/>
+                  </w:tcMar>
+                  <w:vAlign w:val="top"/>
+                </w:tcPr>
+                <w:p>
+                  <w:pPr>
+                    <w:spacing w:after="40" w:before="0"/>
+                    <w:jc w:val="left"/>
+                  </w:pPr>
+                  <w:r>
+                    <w:rPr>
+                      <w:rFonts w:ascii="Arial" w:cs="Arial" w:eastAsia="Arial" w:hAnsi="Arial"/>
+                      <w:b w:val="false"/>
+                      <w:bCs w:val="false"/>
+                      <w:i w:val="false"/>
+                      <w:iCs w:val="false"/>
+                      <w:color w:val="000000"/>
+                      <w:sz w:val="18"/>
+                      <w:szCs w:val="18"/>
+                    </w:rPr>
+                    <w:t xml:space="preserve">90-99</w:t>
+                  </w:r>
+                </w:p>
+              </w:tc>
+              <w:tc>
+                <w:tcPr>
+                  <w:tcW w:type="dxa" w:w="880"/>
+                  <w:shd w:fill="FFFFFF" w:color="auto" w:val="clear"/>
+                  <w:tcMar>
+                    <w:top w:type="dxa" w:w="60"/>
+                    <w:left w:type="dxa" w:w="120"/>
+                    <w:bottom w:type="dxa" w:w="60"/>
+                    <w:right w:type="dxa" w:w="120"/>
+                  </w:tcMar>
+                  <w:vAlign w:val="top"/>
+                </w:tcPr>
+                <w:p>
+                  <w:pPr>
+                    <w:spacing w:after="40" w:before="0"/>
+                    <w:jc w:val="left"/>
+                  </w:pPr>
+                  <w:r>
+                    <w:rPr>
+                      <w:rFonts w:ascii="Arial" w:cs="Arial" w:eastAsia="Arial" w:hAnsi="Arial"/>
+                      <w:b w:val="false"/>
+                      <w:bCs w:val="false"/>
+                      <w:i w:val="false"/>
+                      <w:iCs w:val="false"/>
+                      <w:color w:val="000000"/>
+                      <w:sz w:val="18"/>
+                      <w:szCs w:val="18"/>
+                    </w:rPr>
+                    <w:t xml:space="preserve">3</w:t>
+                  </w:r>
+                </w:p>
+              </w:tc>
+              <w:tc>
+                <w:tcPr>
+                  <w:tcW w:type="dxa" w:w="880"/>
+                  <w:shd w:fill="FFFFFF" w:color="auto" w:val="clear"/>
+                  <w:tcMar>
+                    <w:top w:type="dxa" w:w="60"/>
+                    <w:left w:type="dxa" w:w="120"/>
+                    <w:bottom w:type="dxa" w:w="60"/>
+                    <w:right w:type="dxa" w:w="120"/>
+                  </w:tcMar>
+                  <w:vAlign w:val="top"/>
+                </w:tcPr>
+                <w:p>
+                  <w:pPr>
+                    <w:spacing w:after="40" w:before="0"/>
+                    <w:jc w:val="left"/>
+                  </w:pPr>
+                  <w:r>
+                    <w:rPr>
+                      <w:rFonts w:ascii="Arial" w:cs="Arial" w:eastAsia="Arial" w:hAnsi="Arial"/>
+                      <w:b w:val="false"/>
+                      <w:bCs w:val="false"/>
+                      <w:i w:val="false"/>
+                      <w:iCs w:val="false"/>
+                      <w:color w:val="000000"/>
+                      <w:sz w:val="18"/>
+                      <w:szCs w:val="18"/>
+                    </w:rPr>
+                    <w:t xml:space="preserve">0</w:t>
+                  </w:r>
+                </w:p>
+              </w:tc>
+            </w:tr>
+          </w:tbl>
+          <w:p>
+            <w:pPr>
+              <w:spacing w:after="60" w:before="0"/>
+              <w:jc w:val="left"/>
+            </w:pPr>
+            <w:r>
+              <w:rPr>
+                <w:rFonts w:ascii="Arial" w:cs="Arial" w:eastAsia="Arial" w:hAnsi="Arial"/>
+                <w:b w:val="false"/>
+                <w:bCs w:val="false"/>
+                <w:i w:val="false"/>
+                <w:iCs w:val="false"/>
+                <w:color w:val="000000"/>
+                <w:sz w:val="18"/>
+                <w:szCs w:val="18"/>
+              </w:rPr>
+              <w:t xml:space="preserve"/>
+            </w:r>
+          </w:p>
+          <w:p>
+            <w:pPr>
+              <w:spacing w:after="40" w:before="0"/>
+              <w:jc w:val="left"/>
+            </w:pPr>
+            <w:r>
+              <w:rPr>
+                <w:rFonts w:ascii="Arial" w:cs="Arial" w:eastAsia="Arial" w:hAnsi="Arial"/>
+                <w:b/>
+                <w:bCs/>
+                <w:i w:val="false"/>
+                <w:iCs w:val="false"/>
+                <w:color w:val="000000"/>
+                <w:sz w:val="18"/>
+                <w:szCs w:val="18"/>
+              </w:rPr>
+              <w:t xml:space="preserve"/>
+            </w:r>
+          </w:p>
+          <w:p>
+            <w:pPr>
+              <w:spacing w:after="40" w:before="0"/>
+              <w:jc w:val="left"/>
+            </w:pPr>
+            <w:r>
+              <w:rPr>
+                <w:rFonts w:ascii="Arial" w:cs="Arial" w:eastAsia="Arial" w:hAnsi="Arial"/>
+                <w:b/>
+                <w:bCs/>
+                <w:i w:val="false"/>
+                <w:iCs w:val="false"/>
+                <w:color w:val="000000"/>
+                <w:sz w:val="18"/>
+                <w:szCs w:val="18"/>
+              </w:rPr>
+              <w:t xml:space="preserve">(a) Make a cumulative frequency table for Subject 2 using the upper class boundaries (less-than values).</w:t>
+            </w:r>
+          </w:p>
+          <w:p>
+            <w:pPr>
+              <w:spacing w:after="40" w:before="0"/>
+              <w:jc w:val="left"/>
+            </w:pPr>
+            <w:r>
+              <w:rPr>
+                <w:rFonts w:ascii="Arial" w:cs="Arial" w:eastAsia="Arial" w:hAnsi="Arial"/>
+                <w:b/>
+                <w:bCs/>
+                <w:i w:val="false"/>
+                <w:iCs w:val="false"/>
+                <w:color w:val="000000"/>
+                <w:sz w:val="18"/>
+                <w:szCs w:val="18"/>
+              </w:rPr>
+              <w:t xml:space="preserve">(b) Using the 5th, 10th and 15th learners, estimate Q1, the median and Q3 for Subject 2, and its interquartile range (IQR). Show your working.</w:t>
+            </w:r>
+          </w:p>
+          <w:p>
+            <w:pPr>
+              <w:spacing w:after="40" w:before="0"/>
+              <w:jc w:val="left"/>
+            </w:pPr>
+            <w:r>
+              <w:rPr>
+                <w:rFonts w:ascii="Arial" w:cs="Arial" w:eastAsia="Arial" w:hAnsi="Arial"/>
+                <w:b/>
+                <w:bCs/>
+                <w:i w:val="false"/>
+                <w:iCs w:val="false"/>
+                <w:color w:val="000000"/>
+                <w:sz w:val="18"/>
+                <w:szCs w:val="18"/>
+              </w:rPr>
+              <w:t xml:space="preserve">(c) For Subject 1 the estimates are Q1 = 73.8 and Q3 = 87.0. Find its estimated IQR and compare it with that of Subject 2. What does this tell you about the spread of the middle half of the learners in each subject?</w:t>
+            </w:r>
+          </w:p>
+          <w:p>
+            <w:pPr>
+              <w:spacing w:after="40" w:before="0"/>
+              <w:jc w:val="left"/>
+            </w:pPr>
+            <w:r>
+              <w:rPr>
+                <w:rFonts w:ascii="Arial" w:cs="Arial" w:eastAsia="Arial" w:hAnsi="Arial"/>
+                <w:b/>
+                <w:bCs/>
+                <w:i w:val="false"/>
+                <w:iCs w:val="false"/>
+                <w:color w:val="000000"/>
+                <w:sz w:val="18"/>
+                <w:szCs w:val="18"/>
+              </w:rPr>
+              <w:t xml:space="preserve">(d) Why are these values called estimates?</w:t>
+            </w:r>
+          </w:p>
+          <w:p>
+            <w:pPr>
+              <w:spacing w:after="60" w:before="0"/>
+              <w:jc w:val="left"/>
+            </w:pPr>
+            <w:r>
+              <w:rPr>
+                <w:rFonts w:ascii="Arial" w:cs="Arial" w:eastAsia="Arial" w:hAnsi="Arial"/>
+                <w:b w:val="false"/>
+                <w:bCs w:val="false"/>
+                <w:i w:val="false"/>
+                <w:iCs w:val="false"/>
+                <w:color w:val="000000"/>
+                <w:sz w:val="18"/>
+                <w:szCs w:val="18"/>
+              </w:rPr>
+              <w:t xml:space="preserve"/>
             </w:r>
           </w:p>
         </w:tc>
@@ -605,7 +3328,775 @@
                 <w:sz w:val="18"/>
                 <w:szCs w:val="18"/>
               </w:rPr>
-              <w:t xml:space="preserve">Claim: I recommend that the county use the median of 12 bags as the typical harvest for Nakuru smallholder farmers. Evidence: The median is 12 bags and the mode is also 12 bags (it occurred 5 times out of 20), while the mean is 13.9 bags. The harvests range from 4 to 31 bags. Reasoning: The median is the middle value of the ordered data and is not pulled away by extreme values. The mean is raised by a few farmers with very large harvests (outliers such as 28 and 31 bags), so it is higher than what most farmers actually harvest. The median and mode agree, which shows that 12 bags is what a typical smallholder actually harvests. Using it gives a fairer picture of the farmers who need support. Limitation: Because the median ignores the size of the very low and very high harvests, farmers with only 4 bags may need more help than a single typical number suggests, so the county should also look at the spread of the data (for example, on a graph) before finalising the allocation.</w:t>
+              <w:t xml:space="preserve">(a) Subject 2:</w:t>
+            </w:r>
+          </w:p>
+          <w:p>
+            <w:pPr>
+              <w:spacing w:after="40" w:before="0"/>
+              <w:jc w:val="left"/>
+            </w:pPr>
+            <w:r>
+              <w:rPr>
+                <w:rFonts w:ascii="Arial" w:cs="Arial" w:eastAsia="Arial" w:hAnsi="Arial"/>
+                <w:b w:val="false"/>
+                <w:bCs w:val="false"/>
+                <w:i w:val="false"/>
+                <w:iCs w:val="false"/>
+                <w:color w:val="000000"/>
+                <w:sz w:val="18"/>
+                <w:szCs w:val="18"/>
+              </w:rPr>
+              <w:t xml:space="preserve"/>
+            </w:r>
+          </w:p>
+          <w:tbl>
+            <w:tblPr>
+              <w:tblW w:type="dxa" w:w="10320"/>
+              <w:tblBorders>
+                <w:top w:val="single" w:color="AAAAAA" w:sz="4"/>
+                <w:left w:val="single" w:color="AAAAAA" w:sz="4"/>
+                <w:bottom w:val="single" w:color="AAAAAA" w:sz="4"/>
+                <w:right w:val="single" w:color="AAAAAA" w:sz="4"/>
+                <w:insideH w:val="single" w:color="auto" w:sz="4"/>
+                <w:insideV w:val="single" w:color="auto" w:sz="4"/>
+              </w:tblBorders>
+              <w:tblLayout w:type="fixed"/>
+            </w:tblPr>
+            <w:tblGrid>
+              <w:gridCol w:w="1290"/>
+              <w:gridCol w:w="1290"/>
+              <w:gridCol w:w="1290"/>
+              <w:gridCol w:w="1290"/>
+              <w:gridCol w:w="1290"/>
+              <w:gridCol w:w="1290"/>
+              <w:gridCol w:w="1290"/>
+              <w:gridCol w:w="1290"/>
+            </w:tblGrid>
+            <w:tr>
+              <w:tc>
+                <w:tcPr>
+                  <w:tcW w:type="dxa" w:w="1290"/>
+                  <w:shd w:fill="D5E8F0" w:color="auto" w:val="clear"/>
+                  <w:tcMar>
+                    <w:top w:type="dxa" w:w="60"/>
+                    <w:left w:type="dxa" w:w="120"/>
+                    <w:bottom w:type="dxa" w:w="60"/>
+                    <w:right w:type="dxa" w:w="120"/>
+                  </w:tcMar>
+                  <w:vAlign w:val="top"/>
+                </w:tcPr>
+                <w:p>
+                  <w:pPr>
+                    <w:spacing w:after="40" w:before="0"/>
+                    <w:jc w:val="left"/>
+                  </w:pPr>
+                  <w:r>
+                    <w:rPr>
+                      <w:rFonts w:ascii="Arial" w:cs="Arial" w:eastAsia="Arial" w:hAnsi="Arial"/>
+                      <w:b/>
+                      <w:bCs/>
+                      <w:i w:val="false"/>
+                      <w:iCs w:val="false"/>
+                      <w:color w:val="000000"/>
+                      <w:sz w:val="18"/>
+                      <w:szCs w:val="18"/>
+                    </w:rPr>
+                    <w:t xml:space="preserve">Score less than</w:t>
+                  </w:r>
+                </w:p>
+              </w:tc>
+              <w:tc>
+                <w:tcPr>
+                  <w:tcW w:type="dxa" w:w="1290"/>
+                  <w:shd w:fill="D5E8F0" w:color="auto" w:val="clear"/>
+                  <w:tcMar>
+                    <w:top w:type="dxa" w:w="60"/>
+                    <w:left w:type="dxa" w:w="120"/>
+                    <w:bottom w:type="dxa" w:w="60"/>
+                    <w:right w:type="dxa" w:w="120"/>
+                  </w:tcMar>
+                  <w:vAlign w:val="top"/>
+                </w:tcPr>
+                <w:p>
+                  <w:pPr>
+                    <w:spacing w:after="40" w:before="0"/>
+                    <w:jc w:val="left"/>
+                  </w:pPr>
+                  <w:r>
+                    <w:rPr>
+                      <w:rFonts w:ascii="Arial" w:cs="Arial" w:eastAsia="Arial" w:hAnsi="Arial"/>
+                      <w:b/>
+                      <w:bCs/>
+                      <w:i w:val="false"/>
+                      <w:iCs w:val="false"/>
+                      <w:color w:val="000000"/>
+                      <w:sz w:val="18"/>
+                      <w:szCs w:val="18"/>
+                    </w:rPr>
+                    <w:t xml:space="preserve">9.5</w:t>
+                  </w:r>
+                </w:p>
+              </w:tc>
+              <w:tc>
+                <w:tcPr>
+                  <w:tcW w:type="dxa" w:w="1290"/>
+                  <w:shd w:fill="D5E8F0" w:color="auto" w:val="clear"/>
+                  <w:tcMar>
+                    <w:top w:type="dxa" w:w="60"/>
+                    <w:left w:type="dxa" w:w="120"/>
+                    <w:bottom w:type="dxa" w:w="60"/>
+                    <w:right w:type="dxa" w:w="120"/>
+                  </w:tcMar>
+                  <w:vAlign w:val="top"/>
+                </w:tcPr>
+                <w:p>
+                  <w:pPr>
+                    <w:spacing w:after="40" w:before="0"/>
+                    <w:jc w:val="left"/>
+                  </w:pPr>
+                  <w:r>
+                    <w:rPr>
+                      <w:rFonts w:ascii="Arial" w:cs="Arial" w:eastAsia="Arial" w:hAnsi="Arial"/>
+                      <w:b/>
+                      <w:bCs/>
+                      <w:i w:val="false"/>
+                      <w:iCs w:val="false"/>
+                      <w:color w:val="000000"/>
+                      <w:sz w:val="18"/>
+                      <w:szCs w:val="18"/>
+                    </w:rPr>
+                    <w:t xml:space="preserve">19.5</w:t>
+                  </w:r>
+                </w:p>
+              </w:tc>
+              <w:tc>
+                <w:tcPr>
+                  <w:tcW w:type="dxa" w:w="1290"/>
+                  <w:shd w:fill="D5E8F0" w:color="auto" w:val="clear"/>
+                  <w:tcMar>
+                    <w:top w:type="dxa" w:w="60"/>
+                    <w:left w:type="dxa" w:w="120"/>
+                    <w:bottom w:type="dxa" w:w="60"/>
+                    <w:right w:type="dxa" w:w="120"/>
+                  </w:tcMar>
+                  <w:vAlign w:val="top"/>
+                </w:tcPr>
+                <w:p>
+                  <w:pPr>
+                    <w:spacing w:after="40" w:before="0"/>
+                    <w:jc w:val="left"/>
+                  </w:pPr>
+                  <w:r>
+                    <w:rPr>
+                      <w:rFonts w:ascii="Arial" w:cs="Arial" w:eastAsia="Arial" w:hAnsi="Arial"/>
+                      <w:b/>
+                      <w:bCs/>
+                      <w:i w:val="false"/>
+                      <w:iCs w:val="false"/>
+                      <w:color w:val="000000"/>
+                      <w:sz w:val="18"/>
+                      <w:szCs w:val="18"/>
+                    </w:rPr>
+                    <w:t xml:space="preserve">29.5</w:t>
+                  </w:r>
+                </w:p>
+              </w:tc>
+              <w:tc>
+                <w:tcPr>
+                  <w:tcW w:type="dxa" w:w="1290"/>
+                  <w:shd w:fill="D5E8F0" w:color="auto" w:val="clear"/>
+                  <w:tcMar>
+                    <w:top w:type="dxa" w:w="60"/>
+                    <w:left w:type="dxa" w:w="120"/>
+                    <w:bottom w:type="dxa" w:w="60"/>
+                    <w:right w:type="dxa" w:w="120"/>
+                  </w:tcMar>
+                  <w:vAlign w:val="top"/>
+                </w:tcPr>
+                <w:p>
+                  <w:pPr>
+                    <w:spacing w:after="40" w:before="0"/>
+                    <w:jc w:val="left"/>
+                  </w:pPr>
+                  <w:r>
+                    <w:rPr>
+                      <w:rFonts w:ascii="Arial" w:cs="Arial" w:eastAsia="Arial" w:hAnsi="Arial"/>
+                      <w:b/>
+                      <w:bCs/>
+                      <w:i w:val="false"/>
+                      <w:iCs w:val="false"/>
+                      <w:color w:val="000000"/>
+                      <w:sz w:val="18"/>
+                      <w:szCs w:val="18"/>
+                    </w:rPr>
+                    <w:t xml:space="preserve">39.5</w:t>
+                  </w:r>
+                </w:p>
+              </w:tc>
+              <w:tc>
+                <w:tcPr>
+                  <w:tcW w:type="dxa" w:w="1290"/>
+                  <w:shd w:fill="D5E8F0" w:color="auto" w:val="clear"/>
+                  <w:tcMar>
+                    <w:top w:type="dxa" w:w="60"/>
+                    <w:left w:type="dxa" w:w="120"/>
+                    <w:bottom w:type="dxa" w:w="60"/>
+                    <w:right w:type="dxa" w:w="120"/>
+                  </w:tcMar>
+                  <w:vAlign w:val="top"/>
+                </w:tcPr>
+                <w:p>
+                  <w:pPr>
+                    <w:spacing w:after="40" w:before="0"/>
+                    <w:jc w:val="left"/>
+                  </w:pPr>
+                  <w:r>
+                    <w:rPr>
+                      <w:rFonts w:ascii="Arial" w:cs="Arial" w:eastAsia="Arial" w:hAnsi="Arial"/>
+                      <w:b/>
+                      <w:bCs/>
+                      <w:i w:val="false"/>
+                      <w:iCs w:val="false"/>
+                      <w:color w:val="000000"/>
+                      <w:sz w:val="18"/>
+                      <w:szCs w:val="18"/>
+                    </w:rPr>
+                    <w:t xml:space="preserve">49.5</w:t>
+                  </w:r>
+                </w:p>
+              </w:tc>
+              <w:tc>
+                <w:tcPr>
+                  <w:tcW w:type="dxa" w:w="1290"/>
+                  <w:shd w:fill="D5E8F0" w:color="auto" w:val="clear"/>
+                  <w:tcMar>
+                    <w:top w:type="dxa" w:w="60"/>
+                    <w:left w:type="dxa" w:w="120"/>
+                    <w:bottom w:type="dxa" w:w="60"/>
+                    <w:right w:type="dxa" w:w="120"/>
+                  </w:tcMar>
+                  <w:vAlign w:val="top"/>
+                </w:tcPr>
+                <w:p>
+                  <w:pPr>
+                    <w:spacing w:after="40" w:before="0"/>
+                    <w:jc w:val="left"/>
+                  </w:pPr>
+                  <w:r>
+                    <w:rPr>
+                      <w:rFonts w:ascii="Arial" w:cs="Arial" w:eastAsia="Arial" w:hAnsi="Arial"/>
+                      <w:b/>
+                      <w:bCs/>
+                      <w:i w:val="false"/>
+                      <w:iCs w:val="false"/>
+                      <w:color w:val="000000"/>
+                      <w:sz w:val="18"/>
+                      <w:szCs w:val="18"/>
+                    </w:rPr>
+                    <w:t xml:space="preserve">59.5</w:t>
+                  </w:r>
+                </w:p>
+              </w:tc>
+              <w:tc>
+                <w:tcPr>
+                  <w:tcW w:type="dxa" w:w="1290"/>
+                  <w:shd w:fill="D5E8F0" w:color="auto" w:val="clear"/>
+                  <w:tcMar>
+                    <w:top w:type="dxa" w:w="60"/>
+                    <w:left w:type="dxa" w:w="120"/>
+                    <w:bottom w:type="dxa" w:w="60"/>
+                    <w:right w:type="dxa" w:w="120"/>
+                  </w:tcMar>
+                  <w:vAlign w:val="top"/>
+                </w:tcPr>
+                <w:p>
+                  <w:pPr>
+                    <w:spacing w:after="40" w:before="0"/>
+                    <w:jc w:val="left"/>
+                  </w:pPr>
+                  <w:r>
+                    <w:rPr>
+                      <w:rFonts w:ascii="Arial" w:cs="Arial" w:eastAsia="Arial" w:hAnsi="Arial"/>
+                      <w:b/>
+                      <w:bCs/>
+                      <w:i w:val="false"/>
+                      <w:iCs w:val="false"/>
+                      <w:color w:val="000000"/>
+                      <w:sz w:val="18"/>
+                      <w:szCs w:val="18"/>
+                    </w:rPr>
+                    <w:t xml:space="preserve">69.5</w:t>
+                  </w:r>
+                </w:p>
+              </w:tc>
+            </w:tr>
+            <w:tr>
+              <w:tc>
+                <w:tcPr>
+                  <w:tcW w:type="dxa" w:w="1290"/>
+                  <w:shd w:fill="FFFFFF" w:color="auto" w:val="clear"/>
+                  <w:tcMar>
+                    <w:top w:type="dxa" w:w="60"/>
+                    <w:left w:type="dxa" w:w="120"/>
+                    <w:bottom w:type="dxa" w:w="60"/>
+                    <w:right w:type="dxa" w:w="120"/>
+                  </w:tcMar>
+                  <w:vAlign w:val="top"/>
+                </w:tcPr>
+                <w:p>
+                  <w:pPr>
+                    <w:spacing w:after="40" w:before="0"/>
+                    <w:jc w:val="left"/>
+                  </w:pPr>
+                  <w:r>
+                    <w:rPr>
+                      <w:rFonts w:ascii="Arial" w:cs="Arial" w:eastAsia="Arial" w:hAnsi="Arial"/>
+                      <w:b w:val="false"/>
+                      <w:bCs w:val="false"/>
+                      <w:i w:val="false"/>
+                      <w:iCs w:val="false"/>
+                      <w:color w:val="000000"/>
+                      <w:sz w:val="18"/>
+                      <w:szCs w:val="18"/>
+                    </w:rPr>
+                    <w:t xml:space="preserve">cf</w:t>
+                  </w:r>
+                </w:p>
+              </w:tc>
+              <w:tc>
+                <w:tcPr>
+                  <w:tcW w:type="dxa" w:w="1290"/>
+                  <w:shd w:fill="FFFFFF" w:color="auto" w:val="clear"/>
+                  <w:tcMar>
+                    <w:top w:type="dxa" w:w="60"/>
+                    <w:left w:type="dxa" w:w="120"/>
+                    <w:bottom w:type="dxa" w:w="60"/>
+                    <w:right w:type="dxa" w:w="120"/>
+                  </w:tcMar>
+                  <w:vAlign w:val="top"/>
+                </w:tcPr>
+                <w:p>
+                  <w:pPr>
+                    <w:spacing w:after="40" w:before="0"/>
+                    <w:jc w:val="left"/>
+                  </w:pPr>
+                  <w:r>
+                    <w:rPr>
+                      <w:rFonts w:ascii="Arial" w:cs="Arial" w:eastAsia="Arial" w:hAnsi="Arial"/>
+                      <w:b w:val="false"/>
+                      <w:bCs w:val="false"/>
+                      <w:i w:val="false"/>
+                      <w:iCs w:val="false"/>
+                      <w:color w:val="000000"/>
+                      <w:sz w:val="18"/>
+                      <w:szCs w:val="18"/>
+                    </w:rPr>
+                    <w:t xml:space="preserve">0</w:t>
+                  </w:r>
+                </w:p>
+              </w:tc>
+              <w:tc>
+                <w:tcPr>
+                  <w:tcW w:type="dxa" w:w="1290"/>
+                  <w:shd w:fill="FFFFFF" w:color="auto" w:val="clear"/>
+                  <w:tcMar>
+                    <w:top w:type="dxa" w:w="60"/>
+                    <w:left w:type="dxa" w:w="120"/>
+                    <w:bottom w:type="dxa" w:w="60"/>
+                    <w:right w:type="dxa" w:w="120"/>
+                  </w:tcMar>
+                  <w:vAlign w:val="top"/>
+                </w:tcPr>
+                <w:p>
+                  <w:pPr>
+                    <w:spacing w:after="40" w:before="0"/>
+                    <w:jc w:val="left"/>
+                  </w:pPr>
+                  <w:r>
+                    <w:rPr>
+                      <w:rFonts w:ascii="Arial" w:cs="Arial" w:eastAsia="Arial" w:hAnsi="Arial"/>
+                      <w:b w:val="false"/>
+                      <w:bCs w:val="false"/>
+                      <w:i w:val="false"/>
+                      <w:iCs w:val="false"/>
+                      <w:color w:val="000000"/>
+                      <w:sz w:val="18"/>
+                      <w:szCs w:val="18"/>
+                    </w:rPr>
+                    <w:t xml:space="preserve">4</w:t>
+                  </w:r>
+                </w:p>
+              </w:tc>
+              <w:tc>
+                <w:tcPr>
+                  <w:tcW w:type="dxa" w:w="1290"/>
+                  <w:shd w:fill="FFFFFF" w:color="auto" w:val="clear"/>
+                  <w:tcMar>
+                    <w:top w:type="dxa" w:w="60"/>
+                    <w:left w:type="dxa" w:w="120"/>
+                    <w:bottom w:type="dxa" w:w="60"/>
+                    <w:right w:type="dxa" w:w="120"/>
+                  </w:tcMar>
+                  <w:vAlign w:val="top"/>
+                </w:tcPr>
+                <w:p>
+                  <w:pPr>
+                    <w:spacing w:after="40" w:before="0"/>
+                    <w:jc w:val="left"/>
+                  </w:pPr>
+                  <w:r>
+                    <w:rPr>
+                      <w:rFonts w:ascii="Arial" w:cs="Arial" w:eastAsia="Arial" w:hAnsi="Arial"/>
+                      <w:b w:val="false"/>
+                      <w:bCs w:val="false"/>
+                      <w:i w:val="false"/>
+                      <w:iCs w:val="false"/>
+                      <w:color w:val="000000"/>
+                      <w:sz w:val="18"/>
+                      <w:szCs w:val="18"/>
+                    </w:rPr>
+                    <w:t xml:space="preserve">8</w:t>
+                  </w:r>
+                </w:p>
+              </w:tc>
+              <w:tc>
+                <w:tcPr>
+                  <w:tcW w:type="dxa" w:w="1290"/>
+                  <w:shd w:fill="FFFFFF" w:color="auto" w:val="clear"/>
+                  <w:tcMar>
+                    <w:top w:type="dxa" w:w="60"/>
+                    <w:left w:type="dxa" w:w="120"/>
+                    <w:bottom w:type="dxa" w:w="60"/>
+                    <w:right w:type="dxa" w:w="120"/>
+                  </w:tcMar>
+                  <w:vAlign w:val="top"/>
+                </w:tcPr>
+                <w:p>
+                  <w:pPr>
+                    <w:spacing w:after="40" w:before="0"/>
+                    <w:jc w:val="left"/>
+                  </w:pPr>
+                  <w:r>
+                    <w:rPr>
+                      <w:rFonts w:ascii="Arial" w:cs="Arial" w:eastAsia="Arial" w:hAnsi="Arial"/>
+                      <w:b w:val="false"/>
+                      <w:bCs w:val="false"/>
+                      <w:i w:val="false"/>
+                      <w:iCs w:val="false"/>
+                      <w:color w:val="000000"/>
+                      <w:sz w:val="18"/>
+                      <w:szCs w:val="18"/>
+                    </w:rPr>
+                    <w:t xml:space="preserve">13</w:t>
+                  </w:r>
+                </w:p>
+              </w:tc>
+              <w:tc>
+                <w:tcPr>
+                  <w:tcW w:type="dxa" w:w="1290"/>
+                  <w:shd w:fill="FFFFFF" w:color="auto" w:val="clear"/>
+                  <w:tcMar>
+                    <w:top w:type="dxa" w:w="60"/>
+                    <w:left w:type="dxa" w:w="120"/>
+                    <w:bottom w:type="dxa" w:w="60"/>
+                    <w:right w:type="dxa" w:w="120"/>
+                  </w:tcMar>
+                  <w:vAlign w:val="top"/>
+                </w:tcPr>
+                <w:p>
+                  <w:pPr>
+                    <w:spacing w:after="40" w:before="0"/>
+                    <w:jc w:val="left"/>
+                  </w:pPr>
+                  <w:r>
+                    <w:rPr>
+                      <w:rFonts w:ascii="Arial" w:cs="Arial" w:eastAsia="Arial" w:hAnsi="Arial"/>
+                      <w:b w:val="false"/>
+                      <w:bCs w:val="false"/>
+                      <w:i w:val="false"/>
+                      <w:iCs w:val="false"/>
+                      <w:color w:val="000000"/>
+                      <w:sz w:val="18"/>
+                      <w:szCs w:val="18"/>
+                    </w:rPr>
+                    <w:t xml:space="preserve">16</w:t>
+                  </w:r>
+                </w:p>
+              </w:tc>
+              <w:tc>
+                <w:tcPr>
+                  <w:tcW w:type="dxa" w:w="1290"/>
+                  <w:shd w:fill="FFFFFF" w:color="auto" w:val="clear"/>
+                  <w:tcMar>
+                    <w:top w:type="dxa" w:w="60"/>
+                    <w:left w:type="dxa" w:w="120"/>
+                    <w:bottom w:type="dxa" w:w="60"/>
+                    <w:right w:type="dxa" w:w="120"/>
+                  </w:tcMar>
+                  <w:vAlign w:val="top"/>
+                </w:tcPr>
+                <w:p>
+                  <w:pPr>
+                    <w:spacing w:after="40" w:before="0"/>
+                    <w:jc w:val="left"/>
+                  </w:pPr>
+                  <w:r>
+                    <w:rPr>
+                      <w:rFonts w:ascii="Arial" w:cs="Arial" w:eastAsia="Arial" w:hAnsi="Arial"/>
+                      <w:b w:val="false"/>
+                      <w:bCs w:val="false"/>
+                      <w:i w:val="false"/>
+                      <w:iCs w:val="false"/>
+                      <w:color w:val="000000"/>
+                      <w:sz w:val="18"/>
+                      <w:szCs w:val="18"/>
+                    </w:rPr>
+                    <w:t xml:space="preserve">18</w:t>
+                  </w:r>
+                </w:p>
+              </w:tc>
+              <w:tc>
+                <w:tcPr>
+                  <w:tcW w:type="dxa" w:w="1290"/>
+                  <w:shd w:fill="FFFFFF" w:color="auto" w:val="clear"/>
+                  <w:tcMar>
+                    <w:top w:type="dxa" w:w="60"/>
+                    <w:left w:type="dxa" w:w="120"/>
+                    <w:bottom w:type="dxa" w:w="60"/>
+                    <w:right w:type="dxa" w:w="120"/>
+                  </w:tcMar>
+                  <w:vAlign w:val="top"/>
+                </w:tcPr>
+                <w:p>
+                  <w:pPr>
+                    <w:spacing w:after="40" w:before="0"/>
+                    <w:jc w:val="left"/>
+                  </w:pPr>
+                  <w:r>
+                    <w:rPr>
+                      <w:rFonts w:ascii="Arial" w:cs="Arial" w:eastAsia="Arial" w:hAnsi="Arial"/>
+                      <w:b w:val="false"/>
+                      <w:bCs w:val="false"/>
+                      <w:i w:val="false"/>
+                      <w:iCs w:val="false"/>
+                      <w:color w:val="000000"/>
+                      <w:sz w:val="18"/>
+                      <w:szCs w:val="18"/>
+                    </w:rPr>
+                    <w:t xml:space="preserve">20</w:t>
+                  </w:r>
+                </w:p>
+              </w:tc>
+            </w:tr>
+          </w:tbl>
+          <w:p>
+            <w:pPr>
+              <w:spacing w:after="60" w:before="0"/>
+              <w:jc w:val="left"/>
+            </w:pPr>
+            <w:r>
+              <w:rPr>
+                <w:rFonts w:ascii="Arial" w:cs="Arial" w:eastAsia="Arial" w:hAnsi="Arial"/>
+                <w:b w:val="false"/>
+                <w:bCs w:val="false"/>
+                <w:i w:val="false"/>
+                <w:iCs w:val="false"/>
+                <w:color w:val="000000"/>
+                <w:sz w:val="18"/>
+                <w:szCs w:val="18"/>
+              </w:rPr>
+              <w:t xml:space="preserve"/>
+            </w:r>
+          </w:p>
+          <w:p>
+            <w:pPr>
+              <w:spacing w:after="40" w:before="0"/>
+              <w:jc w:val="left"/>
+            </w:pPr>
+            <w:r>
+              <w:rPr>
+                <w:rFonts w:ascii="Arial" w:cs="Arial" w:eastAsia="Arial" w:hAnsi="Arial"/>
+                <w:b w:val="false"/>
+                <w:bCs w:val="false"/>
+                <w:i w:val="false"/>
+                <w:iCs w:val="false"/>
+                <w:color w:val="000000"/>
+                <w:sz w:val="18"/>
+                <w:szCs w:val="18"/>
+              </w:rPr>
+              <w:t xml:space="preserve"/>
+            </w:r>
+          </w:p>
+          <w:p>
+            <w:pPr>
+              <w:spacing w:after="40" w:before="0"/>
+              <w:jc w:val="left"/>
+            </w:pPr>
+            <w:r>
+              <w:rPr>
+                <w:rFonts w:ascii="Arial" w:cs="Arial" w:eastAsia="Arial" w:hAnsi="Arial"/>
+                <w:b w:val="false"/>
+                <w:bCs w:val="false"/>
+                <w:i w:val="false"/>
+                <w:iCs w:val="false"/>
+                <w:color w:val="000000"/>
+                <w:sz w:val="18"/>
+                <w:szCs w:val="18"/>
+              </w:rPr>
+              <w:t xml:space="preserve">(b) Q1 is the 5th learner. It lies in 20-29 (cf before = 4, f = 4): Q1 = 19.5 + (1/4) × 10 = 22.0.</w:t>
+            </w:r>
+          </w:p>
+          <w:p>
+            <w:pPr>
+              <w:spacing w:after="40" w:before="0"/>
+              <w:jc w:val="left"/>
+            </w:pPr>
+            <w:r>
+              <w:rPr>
+                <w:rFonts w:ascii="Arial" w:cs="Arial" w:eastAsia="Arial" w:hAnsi="Arial"/>
+                <w:b w:val="false"/>
+                <w:bCs w:val="false"/>
+                <w:i w:val="false"/>
+                <w:iCs w:val="false"/>
+                <w:color w:val="000000"/>
+                <w:sz w:val="18"/>
+                <w:szCs w:val="18"/>
+              </w:rPr>
+              <w:t xml:space="preserve">The median is the 10th learner. It lies in 30-39 (cf before = 8, f = 5): median = 29.5 + (2/5) × 10 = 33.5.</w:t>
+            </w:r>
+          </w:p>
+          <w:p>
+            <w:pPr>
+              <w:spacing w:after="40" w:before="0"/>
+              <w:jc w:val="left"/>
+            </w:pPr>
+            <w:r>
+              <w:rPr>
+                <w:rFonts w:ascii="Arial" w:cs="Arial" w:eastAsia="Arial" w:hAnsi="Arial"/>
+                <w:b w:val="false"/>
+                <w:bCs w:val="false"/>
+                <w:i w:val="false"/>
+                <w:iCs w:val="false"/>
+                <w:color w:val="000000"/>
+                <w:sz w:val="18"/>
+                <w:szCs w:val="18"/>
+              </w:rPr>
+              <w:t xml:space="preserve">Q3 is the 15th learner. It lies in 40-49 (cf before = 13, f = 3): Q3 = 39.5 + (2/3) × 10 = 46.2 (1 dp).</w:t>
+            </w:r>
+          </w:p>
+          <w:p>
+            <w:pPr>
+              <w:spacing w:after="40" w:before="0"/>
+              <w:jc w:val="left"/>
+            </w:pPr>
+            <w:r>
+              <w:rPr>
+                <w:rFonts w:ascii="Arial" w:cs="Arial" w:eastAsia="Arial" w:hAnsi="Arial"/>
+                <w:b w:val="false"/>
+                <w:bCs w:val="false"/>
+                <w:i w:val="false"/>
+                <w:iCs w:val="false"/>
+                <w:color w:val="000000"/>
+                <w:sz w:val="18"/>
+                <w:szCs w:val="18"/>
+              </w:rPr>
+              <w:t xml:space="preserve">Estimated IQR = 46.2 − 22.0 = 24.2.</w:t>
+            </w:r>
+          </w:p>
+          <w:p>
+            <w:pPr>
+              <w:spacing w:after="40" w:before="0"/>
+              <w:jc w:val="left"/>
+            </w:pPr>
+            <w:r>
+              <w:rPr>
+                <w:rFonts w:ascii="Arial" w:cs="Arial" w:eastAsia="Arial" w:hAnsi="Arial"/>
+                <w:b w:val="false"/>
+                <w:bCs w:val="false"/>
+                <w:i w:val="false"/>
+                <w:iCs w:val="false"/>
+                <w:color w:val="000000"/>
+                <w:sz w:val="18"/>
+                <w:szCs w:val="18"/>
+              </w:rPr>
+              <w:t xml:space="preserve"/>
+            </w:r>
+          </w:p>
+          <w:p>
+            <w:pPr>
+              <w:spacing w:after="40" w:before="0"/>
+              <w:jc w:val="left"/>
+            </w:pPr>
+            <w:r>
+              <w:rPr>
+                <w:rFonts w:ascii="Arial" w:cs="Arial" w:eastAsia="Arial" w:hAnsi="Arial"/>
+                <w:b w:val="false"/>
+                <w:bCs w:val="false"/>
+                <w:i w:val="false"/>
+                <w:iCs w:val="false"/>
+                <w:color w:val="000000"/>
+                <w:sz w:val="18"/>
+                <w:szCs w:val="18"/>
+              </w:rPr>
+              <w:t xml:space="preserve">(c) Subject 1 estimated IQR = 87.0 − 73.8 = 13.2. Subject 2 has the larger IQR (24.2 compared with 13.2), so the middle half of the Subject 2 scores is more spread out, while the middle half of the Subject 1 scores is close together. This agrees with the ranges: 28 for Subject 1 and 49 for Subject 2.</w:t>
+            </w:r>
+          </w:p>
+          <w:p>
+            <w:pPr>
+              <w:spacing w:after="40" w:before="0"/>
+              <w:jc w:val="left"/>
+            </w:pPr>
+            <w:r>
+              <w:rPr>
+                <w:rFonts w:ascii="Arial" w:cs="Arial" w:eastAsia="Arial" w:hAnsi="Arial"/>
+                <w:b w:val="false"/>
+                <w:bCs w:val="false"/>
+                <w:i w:val="false"/>
+                <w:iCs w:val="false"/>
+                <w:color w:val="000000"/>
+                <w:sz w:val="18"/>
+                <w:szCs w:val="18"/>
+              </w:rPr>
+              <w:t xml:space="preserve"/>
+            </w:r>
+          </w:p>
+          <w:p>
+            <w:pPr>
+              <w:spacing w:after="40" w:before="0"/>
+              <w:jc w:val="left"/>
+            </w:pPr>
+            <w:r>
+              <w:rPr>
+                <w:rFonts w:ascii="Arial" w:cs="Arial" w:eastAsia="Arial" w:hAnsi="Arial"/>
+                <w:b w:val="false"/>
+                <w:bCs w:val="false"/>
+                <w:i w:val="false"/>
+                <w:iCs w:val="false"/>
+                <w:color w:val="000000"/>
+                <w:sz w:val="18"/>
+                <w:szCs w:val="18"/>
+              </w:rPr>
+              <w:t xml:space="preserve">(d) They are estimates because the grouped table does not show the exact scores. We only know how many scores fall in each class, so we assume the scores are spread evenly within the class. They differ slightly from the exact values from the ungrouped lists, for example 33.5 compared with the exact median of 31.5.</w:t>
+            </w:r>
+          </w:p>
+          <w:p>
+            <w:pPr>
+              <w:spacing w:after="60" w:before="0"/>
+              <w:jc w:val="left"/>
+            </w:pPr>
+            <w:r>
+              <w:rPr>
+                <w:rFonts w:ascii="Arial" w:cs="Arial" w:eastAsia="Arial" w:hAnsi="Arial"/>
+                <w:b w:val="false"/>
+                <w:bCs w:val="false"/>
+                <w:i w:val="false"/>
+                <w:iCs w:val="false"/>
+                <w:color w:val="000000"/>
+                <w:sz w:val="18"/>
+                <w:szCs w:val="18"/>
+              </w:rPr>
+              <w:t xml:space="preserve"/>
             </w:r>
           </w:p>
         </w:tc>
@@ -666,7 +4157,7 @@
                 <w:sz w:val="22"/>
                 <w:szCs w:val="22"/>
               </w:rPr>
-              <w:t xml:space="preserve">Part 4: Choosing the right picture</w:t>
+              <w:t xml:space="preserve">Part 4: Claim, evidence and reasoning</w:t>
             </w:r>
           </w:p>
         </w:tc>
@@ -700,7 +4191,45 @@
                 <w:sz w:val="18"/>
                 <w:szCs w:val="18"/>
               </w:rPr>
-              <w:t xml:space="preserve">The KALRO officer must present the data to decision-makers. (a) Choose one of the following: a bar graph, a line graph or a pie chart. Describe a question about Kenyan farming or maize that your chosen graph can answer well, and describe how it is constructed (axes, scale, angles or points, as relevant). (b) Name one of the other two graphs and explain why it would be less suitable for the same question. (c) Imagine a bar graph of your frequency table for the 20 harvests, with each harvest value as a category. Which bar would be tallest, and how is it connected to one of the measures of central tendency?</w:t>
+              <w:t xml:space="preserve">A classmate says: 'These 20 learners are all weak, so Madam Achieng should tell the whole class to repeat the term.'</w:t>
+            </w:r>
+          </w:p>
+          <w:p>
+            <w:pPr>
+              <w:spacing w:after="40" w:before="0"/>
+              <w:jc w:val="left"/>
+            </w:pPr>
+            <w:r>
+              <w:rPr>
+                <w:rFonts w:ascii="Arial" w:cs="Arial" w:eastAsia="Arial" w:hAnsi="Arial"/>
+                <w:b/>
+                <w:bCs/>
+                <w:i w:val="false"/>
+                <w:iCs w:val="false"/>
+                <w:color w:val="000000"/>
+                <w:sz w:val="18"/>
+                <w:szCs w:val="18"/>
+              </w:rPr>
+              <w:t xml:space="preserve">(a) Write a claim-evidence-reasoning response. Use at least three pieces of evidence from the tables, measures or graphs (for example pass counts, a measure of centre and a measure of spread).</w:t>
+            </w:r>
+          </w:p>
+          <w:p>
+            <w:pPr>
+              <w:spacing w:after="40" w:before="0"/>
+              <w:jc w:val="left"/>
+            </w:pPr>
+            <w:r>
+              <w:rPr>
+                <w:rFonts w:ascii="Arial" w:cs="Arial" w:eastAsia="Arial" w:hAnsi="Arial"/>
+                <w:b/>
+                <w:bCs/>
+                <w:i w:val="false"/>
+                <w:iCs w:val="false"/>
+                <w:color w:val="000000"/>
+                <w:sz w:val="18"/>
+                <w:szCs w:val="18"/>
+              </w:rPr>
+              <w:t xml:space="preserve">(b) We saw that Subject 1 histograms and polygons are narrow and to the right, and Subject 2 histograms and polygons are wide and to the left. Explain what this shape tells you that the raw lists did not.</w:t>
             </w:r>
           </w:p>
         </w:tc>
@@ -732,7 +4261,83 @@
                 <w:sz w:val="18"/>
                 <w:szCs w:val="18"/>
               </w:rPr>
-              <w:t xml:space="preserve">(a) A line graph is best for the question 'How did maize retail prices in Nairobi change from month to month, and when is the best time to sell?' To construct it, I label the horizontal axis with the months (January to December) and the vertical axis with price using an even scale, plot one point for each month, and join consecutive points with straight ruled lines. I give it a title. The graph shows the trend, with peaks and troughs, so the officer can advise farmers when prices are low or high. (Alternative accepted answers: a bar graph to compare harvests across counties such as Nakuru, Uasin Gishu, Trans-Nzoia, Nandi and Kericho, with labelled axes, equal-width bars with gaps and a title; or a pie chart for the share of farmers in each harvest group, with each angle = (frequency ÷ total) × 360° and angles adding to 360°.) (b) A pie chart would be less suitable for monthly prices because it shows shares of a whole, not change over time, and twelve thin sectors would be hard to read. (c) The tallest bar would be the one for 12 bags, because it has the highest frequency (5). The tallest bar shows the most frequent value, which is the mode.</w:t>
+              <w:t xml:space="preserve">(a) Claim: The learners are not all weak, so the whole class should not repeat the term. The difference is between the subjects.</w:t>
+            </w:r>
+          </w:p>
+          <w:p>
+            <w:pPr>
+              <w:spacing w:after="40" w:before="0"/>
+              <w:jc w:val="left"/>
+            </w:pPr>
+            <w:r>
+              <w:rPr>
+                <w:rFonts w:ascii="Arial" w:cs="Arial" w:eastAsia="Arial" w:hAnsi="Arial"/>
+                <w:b w:val="false"/>
+                <w:bCs w:val="false"/>
+                <w:i w:val="false"/>
+                <w:iCs w:val="false"/>
+                <w:color w:val="000000"/>
+                <w:sz w:val="18"/>
+                <w:szCs w:val="18"/>
+              </w:rPr>
+              <w:t xml:space="preserve">Evidence: All 20 learners passed Subject 1 (lowest score 67, mean 80.35, median 80.5), but only 4 of 20 passed Subject 2 (16 scored below 50, mean 33.85, median 31.5). The range is 28 in Subject 1 and 49 in Subject 2.</w:t>
+            </w:r>
+          </w:p>
+          <w:p>
+            <w:pPr>
+              <w:spacing w:after="40" w:before="0"/>
+              <w:jc w:val="left"/>
+            </w:pPr>
+            <w:r>
+              <w:rPr>
+                <w:rFonts w:ascii="Arial" w:cs="Arial" w:eastAsia="Arial" w:hAnsi="Arial"/>
+                <w:b w:val="false"/>
+                <w:bCs w:val="false"/>
+                <w:i w:val="false"/>
+                <w:iCs w:val="false"/>
+                <w:color w:val="000000"/>
+                <w:sz w:val="18"/>
+                <w:szCs w:val="18"/>
+              </w:rPr>
+              <w:t xml:space="preserve">Reasoning: The same 20 learners did very well in one subject. If they were all weak, they would not all pass Subject 1 with scores of 67 or more. So the low Subject 2 results do not describe the learners themselves. Decisions need to be made for each subject separately.</w:t>
+            </w:r>
+          </w:p>
+          <w:p>
+            <w:pPr>
+              <w:spacing w:after="40" w:before="0"/>
+              <w:jc w:val="left"/>
+            </w:pPr>
+            <w:r>
+              <w:rPr>
+                <w:rFonts w:ascii="Arial" w:cs="Arial" w:eastAsia="Arial" w:hAnsi="Arial"/>
+                <w:b w:val="false"/>
+                <w:bCs w:val="false"/>
+                <w:i w:val="false"/>
+                <w:iCs w:val="false"/>
+                <w:color w:val="000000"/>
+                <w:sz w:val="18"/>
+                <w:szCs w:val="18"/>
+              </w:rPr>
+              <w:t xml:space="preserve"/>
+            </w:r>
+          </w:p>
+          <w:p>
+            <w:pPr>
+              <w:spacing w:after="40" w:before="0"/>
+              <w:jc w:val="left"/>
+            </w:pPr>
+            <w:r>
+              <w:rPr>
+                <w:rFonts w:ascii="Arial" w:cs="Arial" w:eastAsia="Arial" w:hAnsi="Arial"/>
+                <w:b w:val="false"/>
+                <w:bCs w:val="false"/>
+                <w:i w:val="false"/>
+                <w:iCs w:val="false"/>
+                <w:color w:val="000000"/>
+                <w:sz w:val="18"/>
+                <w:szCs w:val="18"/>
+              </w:rPr>
+              <w:t xml:space="preserve">(b) The histograms and polygons show the shape at a glance. Subject 1 is a tight block of bars between 60 and 99, tallest at 80-89 (f = 8). Subject 2 is spread across 10 to 69, tallest at 30-39 (f = 5), and sits much further left. The raw lists were just long rows of numbers. The graphs show the centre, the spread and the position of each subject. They still cannot tell us why the scores differ.</w:t>
             </w:r>
           </w:p>
         </w:tc>
@@ -793,7 +4398,7 @@
                 <w:sz w:val="22"/>
                 <w:szCs w:val="22"/>
               </w:rPr>
-              <w:t xml:space="preserve">Part 5: Answering the Driving Question</w:t>
+              <w:t xml:space="preserve">Part 5: Recommendations and why data helps decisions</w:t>
             </w:r>
           </w:p>
         </w:tc>
@@ -827,7 +4432,64 @@
                 <w:sz w:val="18"/>
                 <w:szCs w:val="18"/>
               </w:rPr>
-              <w:t xml:space="preserve">Use the whole unit to answer: How can we collect, organize, and represent data about our community to help Kenyan decision-makers take effective action? Write a short paragraph (5–7 sentences) that follows the journey of the Nakuru maize data from the raw list to a decision. Include at least one organising tool, one measure of central tendency and one graph, and say why the choice of each matters.</w:t>
+              <w:t xml:space="preserve">Madam Achieng wants a final report that answers the driving question: How can you use the two sets of data to predict the learners' and the teachers' next steps?</w:t>
+            </w:r>
+          </w:p>
+          <w:p>
+            <w:pPr>
+              <w:spacing w:after="40" w:before="0"/>
+              <w:jc w:val="left"/>
+            </w:pPr>
+            <w:r>
+              <w:rPr>
+                <w:rFonts w:ascii="Arial" w:cs="Arial" w:eastAsia="Arial" w:hAnsi="Arial"/>
+                <w:b/>
+                <w:bCs/>
+                <w:i w:val="false"/>
+                <w:iCs w:val="false"/>
+                <w:color w:val="000000"/>
+                <w:sz w:val="18"/>
+                <w:szCs w:val="18"/>
+              </w:rPr>
+              <w:t xml:space="preserve">(a) Write one evidence-based recommendation each for Mr. Otieno, for Mrs. Wanjiku and the learners, and for the 16 learners who scored below 50 in Subject 2. Link each to the data.</w:t>
+            </w:r>
+          </w:p>
+          <w:p>
+            <w:pPr>
+              <w:spacing w:after="40" w:before="0"/>
+              <w:jc w:val="left"/>
+            </w:pPr>
+            <w:r>
+              <w:rPr>
+                <w:rFonts w:ascii="Arial" w:cs="Arial" w:eastAsia="Arial" w:hAnsi="Arial"/>
+                <w:b/>
+                <w:bCs/>
+                <w:i w:val="false"/>
+                <w:iCs w:val="false"/>
+                <w:color w:val="000000"/>
+                <w:sz w:val="18"/>
+                <w:szCs w:val="18"/>
+              </w:rPr>
+              <w:t xml:space="preserve">(b) Name two reasons that could explain the difference in scores. Explain why you cannot yet claim that either is the cause, and what further data you would collect.</w:t>
+            </w:r>
+          </w:p>
+          <w:p>
+            <w:pPr>
+              <w:spacing w:after="40" w:before="0"/>
+              <w:jc w:val="left"/>
+            </w:pPr>
+            <w:r>
+              <w:rPr>
+                <w:rFonts w:ascii="Arial" w:cs="Arial" w:eastAsia="Arial" w:hAnsi="Arial"/>
+                <w:b/>
+                <w:bCs/>
+                <w:i w:val="false"/>
+                <w:iCs w:val="false"/>
+                <w:color w:val="000000"/>
+                <w:sz w:val="18"/>
+                <w:szCs w:val="18"/>
+              </w:rPr>
+              <w:t xml:space="preserve">(c) Answer Key Inquiry 2: Why is it important to collect, organise and interpret data in making decisions? Use what changed between the raw lists and your tables, measures and graphs.</w:t>
             </w:r>
           </w:p>
         </w:tc>
@@ -859,7 +4521,140 @@
                 <w:sz w:val="18"/>
                 <w:szCs w:val="18"/>
               </w:rPr>
-              <w:t xml:space="preserve">Statistics is the bridge between raw community information and good decisions. First, the KALRO officer collects the harvests of the 20 Nakuru farmers, but the raw list is chaotic. We organise it in a frequency distribution table with tally marks, which shows that 12 bags is the most common harvest. Next, we calculate the mean (13.9 bags), the mode (12 bags) and the median (12 bags) to find a number that represents a typical farmer. Because a few very large harvests are outliers that pull the mean up, the median is the fairer figure for the county to use when allocating subsidised fertiliser. We then represent the data in a suitable graph, such as a bar graph to compare counties or a line graph to show price changes over time, so that busy decision-makers can understand it quickly. Choosing the wrong measure or graph could mislead the county and leave some farmers without enough support, so careful organisation, calculation and representation lead to effective action for Kenyan farmers.</w:t>
+              <w:t xml:space="preserve">(a) Mr. Otieno: Continue with the Subject 1 teaching and give extension or enrichment work, because all 20 learners passed and the scores are high and close together (mean 80.35, range 28).</w:t>
+            </w:r>
+          </w:p>
+          <w:p>
+            <w:pPr>
+              <w:spacing w:after="40" w:before="0"/>
+              <w:jc w:val="left"/>
+            </w:pPr>
+            <w:r>
+              <w:rPr>
+                <w:rFonts w:ascii="Arial" w:cs="Arial" w:eastAsia="Arial" w:hAnsi="Arial"/>
+                <w:b w:val="false"/>
+                <w:bCs w:val="false"/>
+                <w:i w:val="false"/>
+                <w:iCs w:val="false"/>
+                <w:color w:val="000000"/>
+                <w:sz w:val="18"/>
+                <w:szCs w:val="18"/>
+              </w:rPr>
+              <w:t xml:space="preserve">Mrs. Wanjiku and the learners: Reteach and revise the Subject 2 topics, because only 4 of 20 passed, the mean is 33.85 and the scores are widely spread (range 49).</w:t>
+            </w:r>
+          </w:p>
+          <w:p>
+            <w:pPr>
+              <w:spacing w:after="40" w:before="0"/>
+              <w:jc w:val="left"/>
+            </w:pPr>
+            <w:r>
+              <w:rPr>
+                <w:rFonts w:ascii="Arial" w:cs="Arial" w:eastAsia="Arial" w:hAnsi="Arial"/>
+                <w:b w:val="false"/>
+                <w:bCs w:val="false"/>
+                <w:i w:val="false"/>
+                <w:iCs w:val="false"/>
+                <w:color w:val="000000"/>
+                <w:sz w:val="18"/>
+                <w:szCs w:val="18"/>
+              </w:rPr>
+              <w:t xml:space="preserve">The 16 learners below 50 in Subject 2: Run remedial support for them, as they failed at the pass mark of 50. Seven of the 20 scored 40 or more, so some are close to the pass mark.</w:t>
+            </w:r>
+          </w:p>
+          <w:p>
+            <w:pPr>
+              <w:spacing w:after="40" w:before="0"/>
+              <w:jc w:val="left"/>
+            </w:pPr>
+            <w:r>
+              <w:rPr>
+                <w:rFonts w:ascii="Arial" w:cs="Arial" w:eastAsia="Arial" w:hAnsi="Arial"/>
+                <w:b w:val="false"/>
+                <w:bCs w:val="false"/>
+                <w:i w:val="false"/>
+                <w:iCs w:val="false"/>
+                <w:color w:val="000000"/>
+                <w:sz w:val="18"/>
+                <w:szCs w:val="18"/>
+              </w:rPr>
+              <w:t xml:space="preserve">We predict that these steps could help, but we should also collect more data.</w:t>
+            </w:r>
+          </w:p>
+          <w:p>
+            <w:pPr>
+              <w:spacing w:after="40" w:before="0"/>
+              <w:jc w:val="left"/>
+            </w:pPr>
+            <w:r>
+              <w:rPr>
+                <w:rFonts w:ascii="Arial" w:cs="Arial" w:eastAsia="Arial" w:hAnsi="Arial"/>
+                <w:b w:val="false"/>
+                <w:bCs w:val="false"/>
+                <w:i w:val="false"/>
+                <w:iCs w:val="false"/>
+                <w:color w:val="000000"/>
+                <w:sz w:val="18"/>
+                <w:szCs w:val="18"/>
+              </w:rPr>
+              <w:t xml:space="preserve"/>
+            </w:r>
+          </w:p>
+          <w:p>
+            <w:pPr>
+              <w:spacing w:after="40" w:before="0"/>
+              <w:jc w:val="left"/>
+            </w:pPr>
+            <w:r>
+              <w:rPr>
+                <w:rFonts w:ascii="Arial" w:cs="Arial" w:eastAsia="Arial" w:hAnsi="Arial"/>
+                <w:b w:val="false"/>
+                <w:bCs w:val="false"/>
+                <w:i w:val="false"/>
+                <w:iCs w:val="false"/>
+                <w:color w:val="000000"/>
+                <w:sz w:val="18"/>
+                <w:szCs w:val="18"/>
+              </w:rPr>
+              <w:t xml:space="preserve">(b) The test in Subject 2 may have been harder, or the teaching method or revision time may have been different. The data we have only shows what the scores were. It does not show the difficulty of the test, the way each subject was taught or the time spent revising, so these are hypotheses to investigate, not facts. We would collect more data, such as topic-by-topic marks and a second test, to find the cause before concluding.</w:t>
+            </w:r>
+          </w:p>
+          <w:p>
+            <w:pPr>
+              <w:spacing w:after="40" w:before="0"/>
+              <w:jc w:val="left"/>
+            </w:pPr>
+            <w:r>
+              <w:rPr>
+                <w:rFonts w:ascii="Arial" w:cs="Arial" w:eastAsia="Arial" w:hAnsi="Arial"/>
+                <w:b w:val="false"/>
+                <w:bCs w:val="false"/>
+                <w:i w:val="false"/>
+                <w:iCs w:val="false"/>
+                <w:color w:val="000000"/>
+                <w:sz w:val="18"/>
+                <w:szCs w:val="18"/>
+              </w:rPr>
+              <w:t xml:space="preserve"/>
+            </w:r>
+          </w:p>
+          <w:p>
+            <w:pPr>
+              <w:spacing w:after="40" w:before="0"/>
+              <w:jc w:val="left"/>
+            </w:pPr>
+            <w:r>
+              <w:rPr>
+                <w:rFonts w:ascii="Arial" w:cs="Arial" w:eastAsia="Arial" w:hAnsi="Arial"/>
+                <w:b w:val="false"/>
+                <w:bCs w:val="false"/>
+                <w:i w:val="false"/>
+                <w:iCs w:val="false"/>
+                <w:color w:val="000000"/>
+                <w:sz w:val="18"/>
+                <w:szCs w:val="18"/>
+              </w:rPr>
+              <w:t xml:space="preserve">(c) The raw and ordered lists only showed the highest, lowest and pass or fail. They hid the patterns, the spread and what action was needed. When we organised the data into frequency tables and interpreted it with measures and graphs, we could see that Subject 1 is high and tightly clustered while Subject 2 is low and widely spread. This lets us make decisions for each subject, support our recommendations with evidence, and decide what extra data is still needed.</w:t>
             </w:r>
           </w:p>
         </w:tc>
@@ -1086,7 +4881,7 @@
                 <w:sz w:val="18"/>
                 <w:szCs w:val="18"/>
               </w:rPr>
-              <w:t xml:space="preserve">Organising data with frequency tables</w:t>
+              <w:t xml:space="preserve">Organising data (frequency tables, Key Inquiry 1)</w:t>
             </w:r>
           </w:p>
         </w:tc>
@@ -1118,7 +4913,7 @@
                 <w:sz w:val="18"/>
                 <w:szCs w:val="18"/>
               </w:rPr>
-              <w:t xml:space="preserve">Describes tally marks (grouped in fives), frequency counts and the building of the table accurately; names a pattern revealed and clearly explains what the table cannot answer.</w:t>
+              <w:t xml:space="preserve">Builds a complete, correct grouped table with a common class width of 10, correct tallies and frequencies totalling 20 for each subject, and clearly explains why grouping is more useful than an ungrouped table.</w:t>
             </w:r>
           </w:p>
         </w:tc>
@@ -1150,7 +4945,7 @@
                 <w:sz w:val="18"/>
                 <w:szCs w:val="18"/>
               </w:rPr>
-              <w:t xml:space="preserve">Describes the table and tally marks correctly and names a pattern; the limitation is stated but not fully explained.</w:t>
+              <w:t xml:space="preserve">Builds a mostly correct table with one small error, and gives a basic reason for using the same classes or for grouping.</w:t>
             </w:r>
           </w:p>
         </w:tc>
@@ -1182,7 +4977,7 @@
                 <w:sz w:val="18"/>
                 <w:szCs w:val="18"/>
               </w:rPr>
-              <w:t xml:space="preserve">Description of the table or tallying is incomplete or confused; patterns or limitations are missing.</w:t>
+              <w:t xml:space="preserve">Table has several errors or totals that do not equal 20, or gives no reason for the choice of classes.</w:t>
             </w:r>
           </w:p>
         </w:tc>
@@ -1216,7 +5011,7 @@
                 <w:sz w:val="18"/>
                 <w:szCs w:val="18"/>
               </w:rPr>
-              <w:t xml:space="preserve">Mean, median and mode: methods and meaning</w:t>
+              <w:t xml:space="preserve">Calculating measures (mean, median, mode, quartiles, IQR)</w:t>
             </w:r>
           </w:p>
         </w:tc>
@@ -1248,7 +5043,7 @@
                 <w:sz w:val="18"/>
                 <w:szCs w:val="18"/>
               </w:rPr>
-              <w:t xml:space="preserve">Explains and correctly calculates all three measures, interprets the mean as a balance point, and explains why the mean is above the median using outliers.</w:t>
+              <w:t xml:space="preserve">All measures are correct (80.35, 80.5, 33.85, 31.5, modes 32 and 60, IQR estimates 13.2 and 24.2) with clear working, and grouped values are called estimates with a reason given.</w:t>
             </w:r>
           </w:p>
         </w:tc>
@@ -1280,7 +5075,7 @@
                 <w:sz w:val="18"/>
                 <w:szCs w:val="18"/>
               </w:rPr>
-              <w:t xml:space="preserve">Explains the methods correctly with minor gaps in calculation, in interpreting the mean or in the effect of outliers.</w:t>
+              <w:t xml:space="preserve">Most measures are correct with working shown, with a small slip, or the reason for 'estimate' is incomplete.</w:t>
             </w:r>
           </w:p>
         </w:tc>
@@ -1312,7 +5107,7 @@
                 <w:sz w:val="18"/>
                 <w:szCs w:val="18"/>
               </w:rPr>
-              <w:t xml:space="preserve">Confuses methods or cannot link the values (13.9, 12, 12) to the data.</w:t>
+              <w:t xml:space="preserve">Several measures are incorrect or working is missing, and does not recognise grouped values as estimates.</w:t>
             </w:r>
           </w:p>
         </w:tc>
@@ -1346,7 +5141,7 @@
                 <w:sz w:val="18"/>
                 <w:szCs w:val="18"/>
               </w:rPr>
-              <w:t xml:space="preserve">Evidence-based recommendation (Claim–Evidence–Reasoning)</w:t>
+              <w:t xml:space="preserve">Interpreting tables, measures and graphs</w:t>
             </w:r>
           </w:p>
         </w:tc>
@@ -1378,7 +5173,7 @@
                 <w:sz w:val="18"/>
                 <w:szCs w:val="18"/>
               </w:rPr>
-              <w:t xml:space="preserve">Makes a clear claim, supports it with exact Nakuru values, reasons about outliers and names a sensible limitation.</w:t>
+              <w:t xml:space="preserve">Uses centre, spread, shape and pass rate together to compare the subjects, and explains what the graphs show that the raw lists hid.</w:t>
             </w:r>
           </w:p>
         </w:tc>
@@ -1410,7 +5205,7 @@
                 <w:sz w:val="18"/>
                 <w:szCs w:val="18"/>
               </w:rPr>
-              <w:t xml:space="preserve">Makes a clear claim with some correct evidence and reasoning; limitation is vague.</w:t>
+              <w:t xml:space="preserve">Uses at least two features (such as the mean and the pass count) to compare the subjects, with limited reference to spread or shape.</w:t>
             </w:r>
           </w:p>
         </w:tc>
@@ -1442,7 +5237,7 @@
                 <w:sz w:val="18"/>
                 <w:szCs w:val="18"/>
               </w:rPr>
-              <w:t xml:space="preserve">Claim is unsupported, evidence is missing or inaccurate, or reasoning is absent.</w:t>
+              <w:t xml:space="preserve">Only lists numbers or describes one subject, with no comparison.</w:t>
             </w:r>
           </w:p>
         </w:tc>
@@ -1476,7 +5271,7 @@
                 <w:sz w:val="18"/>
                 <w:szCs w:val="18"/>
               </w:rPr>
-              <w:t xml:space="preserve">Choosing and constructing graphs</w:t>
+              <w:t xml:space="preserve">Claim-evidence-reasoning and recommendations</w:t>
             </w:r>
           </w:p>
         </w:tc>
@@ -1508,7 +5303,7 @@
                 <w:sz w:val="18"/>
                 <w:szCs w:val="18"/>
               </w:rPr>
-              <w:t xml:space="preserve">Matches the graph to a suitable question, describes construction correctly (axes, scale, angles or points), justifies why another graph is less suitable and links the tallest bar to the mode.</w:t>
+              <w:t xml:space="preserve">Gives a clear claim supported by several correct pieces of evidence, and recommendations for Mr. Otieno, Mrs. Wanjiku, the learners and the 16 learners below 50, each linked to the data.</w:t>
             </w:r>
           </w:p>
         </w:tc>
@@ -1540,7 +5335,7 @@
                 <w:sz w:val="18"/>
                 <w:szCs w:val="18"/>
               </w:rPr>
-              <w:t xml:space="preserve">Chooses a suitable graph and describes most construction features; the comparison or the mode link is only partly explained.</w:t>
+              <w:t xml:space="preserve">Gives a claim with some evidence and recommendations for most groups, but the link between the data and the recommendation is sometimes weak.</w:t>
             </w:r>
           </w:p>
         </w:tc>
@@ -1572,7 +5367,7 @@
                 <w:sz w:val="18"/>
                 <w:szCs w:val="18"/>
               </w:rPr>
-              <w:t xml:space="preserve">Graph choice does not fit the question or construction details are missing or wrong.</w:t>
+              <w:t xml:space="preserve">Claim is unsupported or recommendations are missing or not linked to the data.</w:t>
             </w:r>
           </w:p>
         </w:tc>
@@ -1606,7 +5401,7 @@
                 <w:sz w:val="18"/>
                 <w:szCs w:val="18"/>
               </w:rPr>
-              <w:t xml:space="preserve">Answering the Driving Question</w:t>
+              <w:t xml:space="preserve">Separating what the data shows from what it cannot explain</w:t>
             </w:r>
           </w:p>
         </w:tc>
@@ -1638,7 +5433,7 @@
                 <w:sz w:val="18"/>
                 <w:szCs w:val="18"/>
               </w:rPr>
-              <w:t xml:space="preserve">Coherent paragraph tracing data from collection to decision, using correct statistical vocabulary and connecting tools to Kenyan decision-making.</w:t>
+              <w:t xml:space="preserve">Treats reasons for the score difference as hypotheses using words such as 'may' and 'could', and names suitable extra data (topic-by-topic marks, a second test).</w:t>
             </w:r>
           </w:p>
         </w:tc>
@@ -1670,7 +5465,7 @@
                 <w:sz w:val="18"/>
                 <w:szCs w:val="18"/>
               </w:rPr>
-              <w:t xml:space="preserve">Covers most steps with generally correct vocabulary; links to decision-making are brief.</w:t>
+              <w:t xml:space="preserve">Recognises that causes are not known but gives an unclear or incomplete plan for finding out.</w:t>
             </w:r>
           </w:p>
         </w:tc>
@@ -1702,7 +5497,7 @@
                 <w:sz w:val="18"/>
                 <w:szCs w:val="18"/>
               </w:rPr>
-              <w:t xml:space="preserve">Lists tools without connecting them to the data journey or to the decision.</w:t>
+              <w:t xml:space="preserve">States a cause for the score difference as a fact.</w:t>
             </w:r>
           </w:p>
         </w:tc>
@@ -1826,7 +5621,7 @@
         </w:rPr>
         <w:t xml:space="preserve">© 2026 SeaVuria and ARES. This work is licensed under a </w:t>
       </w:r>
-      <w:hyperlink w:history="1" r:id="rIdzbah9a8m2qfij226065aj">
+      <w:hyperlink w:history="1" r:id="rIdz65dtcgptfywnrd7pyhu8">
         <w:r>
           <w:rPr>
             <w:rFonts w:ascii="Arial" w:cs="Arial" w:eastAsia="Arial" w:hAnsi="Arial"/>
@@ -1846,7 +5641,7 @@
         </w:rPr>
         <w:t xml:space="preserve"> (</w:t>
       </w:r>
-      <w:hyperlink w:history="1" r:id="rId53dmawkyuoftrr1zp12u-">
+      <w:hyperlink w:history="1" r:id="rIdsidlgp1iyzqqdy0pacqjf">
         <w:r>
           <w:rPr>
             <w:rFonts w:ascii="Arial" w:cs="Arial" w:eastAsia="Arial" w:hAnsi="Arial"/>
@@ -1866,7 +5661,7 @@
         </w:rPr>
         <w:t xml:space="preserve">). To view a copy of this license, visit </w:t>
       </w:r>
-      <w:hyperlink w:history="1" r:id="rIdrrrbt4bsniu0p7ggx60d-">
+      <w:hyperlink w:history="1" r:id="rIdsfz0-jgssc0ornvsaifkc">
         <w:r>
           <w:rPr>
             <w:rFonts w:ascii="Arial" w:cs="Arial" w:eastAsia="Arial" w:hAnsi="Arial"/>

--- a/data/outputs/v2/Maths/SS4.1_Statistics_I/Mathematics_Statistics_I_FinalExplanation_TeacherKey.docx
+++ b/data/outputs/v2/Maths/SS4.1_Statistics_I/Mathematics_Statistics_I_FinalExplanation_TeacherKey.docx
@@ -4,6 +4,7 @@
   <w:body>
     <w:p>
       <w:pPr>
+        <w:keepNext w:val="false"/>
         <w:spacing w:after="30" w:before="0"/>
         <w:jc w:val="center"/>
       </w:pPr>
@@ -23,6 +24,7 @@
     </w:p>
     <w:p>
       <w:pPr>
+        <w:keepNext w:val="false"/>
         <w:spacing w:after="60" w:before="0"/>
         <w:jc w:val="center"/>
       </w:pPr>
@@ -81,6 +83,7 @@
           </w:tcPr>
           <w:p>
             <w:pPr>
+              <w:keepNext w:val="false"/>
               <w:spacing w:after="40" w:before="0"/>
               <w:jc w:val="center"/>
             </w:pPr>
@@ -116,6 +119,7 @@
           </w:tcPr>
           <w:p>
             <w:pPr>
+              <w:keepNext w:val="false"/>
               <w:spacing w:after="40" w:before="0"/>
               <w:jc w:val="center"/>
             </w:pPr>
@@ -176,6 +180,7 @@
           </w:tcPr>
           <w:p>
             <w:pPr>
+              <w:keepNext w:val="false"/>
               <w:spacing w:after="40" w:before="0"/>
               <w:jc w:val="center"/>
             </w:pPr>
@@ -210,6 +215,7 @@
           </w:tcPr>
           <w:p>
             <w:pPr>
+              <w:keepNext w:val="false"/>
               <w:spacing w:after="40" w:before="0"/>
               <w:jc w:val="left"/>
             </w:pPr>
@@ -271,6 +277,7 @@
           </w:tcPr>
           <w:p>
             <w:pPr>
+              <w:keepNext/>
               <w:spacing w:after="40" w:before="0"/>
               <w:jc w:val="center"/>
             </w:pPr>
@@ -305,6 +312,7 @@
           </w:tcPr>
           <w:p>
             <w:pPr>
+              <w:keepNext w:val="false"/>
               <w:spacing w:after="40" w:before="0"/>
               <w:jc w:val="left"/>
             </w:pPr>
@@ -324,6 +332,7 @@
           </w:p>
           <w:p>
             <w:pPr>
+              <w:keepNext w:val="false"/>
               <w:spacing w:after="40" w:before="0"/>
               <w:jc w:val="left"/>
             </w:pPr>
@@ -343,6 +352,7 @@
           </w:p>
           <w:p>
             <w:pPr>
+              <w:keepNext w:val="false"/>
               <w:spacing w:after="40" w:before="0"/>
               <w:jc w:val="left"/>
             </w:pPr>
@@ -362,6 +372,7 @@
           </w:p>
           <w:p>
             <w:pPr>
+              <w:keepNext w:val="false"/>
               <w:spacing w:after="40" w:before="0"/>
               <w:jc w:val="left"/>
             </w:pPr>
@@ -381,6 +392,7 @@
           </w:p>
           <w:p>
             <w:pPr>
+              <w:keepNext w:val="false"/>
               <w:spacing w:after="40" w:before="0"/>
               <w:jc w:val="left"/>
             </w:pPr>
@@ -400,6 +412,7 @@
           </w:p>
           <w:p>
             <w:pPr>
+              <w:keepNext w:val="false"/>
               <w:spacing w:after="40" w:before="0"/>
               <w:jc w:val="left"/>
             </w:pPr>
@@ -419,6 +432,7 @@
           </w:p>
           <w:p>
             <w:pPr>
+              <w:keepNext w:val="false"/>
               <w:spacing w:after="40" w:before="0"/>
               <w:jc w:val="left"/>
             </w:pPr>
@@ -438,6 +452,7 @@
           </w:p>
           <w:p>
             <w:pPr>
+              <w:keepNext w:val="false"/>
               <w:spacing w:after="40" w:before="0"/>
               <w:jc w:val="left"/>
             </w:pPr>
@@ -457,6 +472,7 @@
           </w:p>
           <w:p>
             <w:pPr>
+              <w:keepNext w:val="false"/>
               <w:spacing w:after="40" w:before="0"/>
               <w:jc w:val="left"/>
             </w:pPr>
@@ -489,6 +505,7 @@
           </w:tcPr>
           <w:p>
             <w:pPr>
+              <w:keepNext w:val="false"/>
               <w:spacing w:after="40" w:before="0"/>
               <w:jc w:val="left"/>
             </w:pPr>
@@ -508,6 +525,7 @@
           </w:p>
           <w:p>
             <w:pPr>
+              <w:keepNext w:val="false"/>
               <w:spacing w:after="40" w:before="0"/>
               <w:jc w:val="left"/>
             </w:pPr>
@@ -558,6 +576,7 @@
                 </w:tcPr>
                 <w:p>
                   <w:pPr>
+                    <w:keepNext w:val="false"/>
                     <w:spacing w:after="40" w:before="0"/>
                     <w:jc w:val="left"/>
                   </w:pPr>
@@ -590,6 +609,7 @@
                 </w:tcPr>
                 <w:p>
                   <w:pPr>
+                    <w:keepNext w:val="false"/>
                     <w:spacing w:after="40" w:before="0"/>
                     <w:jc w:val="left"/>
                   </w:pPr>
@@ -622,6 +642,7 @@
                 </w:tcPr>
                 <w:p>
                   <w:pPr>
+                    <w:keepNext w:val="false"/>
                     <w:spacing w:after="40" w:before="0"/>
                     <w:jc w:val="left"/>
                   </w:pPr>
@@ -656,6 +677,7 @@
                 </w:tcPr>
                 <w:p>
                   <w:pPr>
+                    <w:keepNext w:val="false"/>
                     <w:spacing w:after="40" w:before="0"/>
                     <w:jc w:val="left"/>
                   </w:pPr>
@@ -688,6 +710,7 @@
                 </w:tcPr>
                 <w:p>
                   <w:pPr>
+                    <w:keepNext w:val="false"/>
                     <w:spacing w:after="40" w:before="0"/>
                     <w:jc w:val="left"/>
                   </w:pPr>
@@ -720,6 +743,7 @@
                 </w:tcPr>
                 <w:p>
                   <w:pPr>
+                    <w:keepNext w:val="false"/>
                     <w:spacing w:after="40" w:before="0"/>
                     <w:jc w:val="left"/>
                   </w:pPr>
@@ -754,6 +778,7 @@
                 </w:tcPr>
                 <w:p>
                   <w:pPr>
+                    <w:keepNext w:val="false"/>
                     <w:spacing w:after="40" w:before="0"/>
                     <w:jc w:val="left"/>
                   </w:pPr>
@@ -786,6 +811,7 @@
                 </w:tcPr>
                 <w:p>
                   <w:pPr>
+                    <w:keepNext w:val="false"/>
                     <w:spacing w:after="40" w:before="0"/>
                     <w:jc w:val="left"/>
                   </w:pPr>
@@ -818,6 +844,7 @@
                 </w:tcPr>
                 <w:p>
                   <w:pPr>
+                    <w:keepNext w:val="false"/>
                     <w:spacing w:after="40" w:before="0"/>
                     <w:jc w:val="left"/>
                   </w:pPr>
@@ -852,6 +879,7 @@
                 </w:tcPr>
                 <w:p>
                   <w:pPr>
+                    <w:keepNext w:val="false"/>
                     <w:spacing w:after="40" w:before="0"/>
                     <w:jc w:val="left"/>
                   </w:pPr>
@@ -884,6 +912,7 @@
                 </w:tcPr>
                 <w:p>
                   <w:pPr>
+                    <w:keepNext w:val="false"/>
                     <w:spacing w:after="40" w:before="0"/>
                     <w:jc w:val="left"/>
                   </w:pPr>
@@ -916,6 +945,7 @@
                 </w:tcPr>
                 <w:p>
                   <w:pPr>
+                    <w:keepNext w:val="false"/>
                     <w:spacing w:after="40" w:before="0"/>
                     <w:jc w:val="left"/>
                   </w:pPr>
@@ -950,6 +980,7 @@
                 </w:tcPr>
                 <w:p>
                   <w:pPr>
+                    <w:keepNext w:val="false"/>
                     <w:spacing w:after="40" w:before="0"/>
                     <w:jc w:val="left"/>
                   </w:pPr>
@@ -982,6 +1013,7 @@
                 </w:tcPr>
                 <w:p>
                   <w:pPr>
+                    <w:keepNext w:val="false"/>
                     <w:spacing w:after="40" w:before="0"/>
                     <w:jc w:val="left"/>
                   </w:pPr>
@@ -1014,6 +1046,7 @@
                 </w:tcPr>
                 <w:p>
                   <w:pPr>
+                    <w:keepNext w:val="false"/>
                     <w:spacing w:after="40" w:before="0"/>
                     <w:jc w:val="left"/>
                   </w:pPr>
@@ -1048,6 +1081,7 @@
                 </w:tcPr>
                 <w:p>
                   <w:pPr>
+                    <w:keepNext w:val="false"/>
                     <w:spacing w:after="40" w:before="0"/>
                     <w:jc w:val="left"/>
                   </w:pPr>
@@ -1080,6 +1114,7 @@
                 </w:tcPr>
                 <w:p>
                   <w:pPr>
+                    <w:keepNext w:val="false"/>
                     <w:spacing w:after="40" w:before="0"/>
                     <w:jc w:val="left"/>
                   </w:pPr>
@@ -1112,6 +1147,7 @@
                 </w:tcPr>
                 <w:p>
                   <w:pPr>
+                    <w:keepNext w:val="false"/>
                     <w:spacing w:after="40" w:before="0"/>
                     <w:jc w:val="left"/>
                   </w:pPr>
@@ -1146,6 +1182,7 @@
                 </w:tcPr>
                 <w:p>
                   <w:pPr>
+                    <w:keepNext w:val="false"/>
                     <w:spacing w:after="40" w:before="0"/>
                     <w:jc w:val="left"/>
                   </w:pPr>
@@ -1178,6 +1215,7 @@
                 </w:tcPr>
                 <w:p>
                   <w:pPr>
+                    <w:keepNext w:val="false"/>
                     <w:spacing w:after="40" w:before="0"/>
                     <w:jc w:val="left"/>
                   </w:pPr>
@@ -1210,6 +1248,7 @@
                 </w:tcPr>
                 <w:p>
                   <w:pPr>
+                    <w:keepNext w:val="false"/>
                     <w:spacing w:after="40" w:before="0"/>
                     <w:jc w:val="left"/>
                   </w:pPr>
@@ -1244,6 +1283,7 @@
                 </w:tcPr>
                 <w:p>
                   <w:pPr>
+                    <w:keepNext w:val="false"/>
                     <w:spacing w:after="40" w:before="0"/>
                     <w:jc w:val="left"/>
                   </w:pPr>
@@ -1276,6 +1316,7 @@
                 </w:tcPr>
                 <w:p>
                   <w:pPr>
+                    <w:keepNext w:val="false"/>
                     <w:spacing w:after="40" w:before="0"/>
                     <w:jc w:val="left"/>
                   </w:pPr>
@@ -1308,6 +1349,7 @@
                 </w:tcPr>
                 <w:p>
                   <w:pPr>
+                    <w:keepNext w:val="false"/>
                     <w:spacing w:after="40" w:before="0"/>
                     <w:jc w:val="left"/>
                   </w:pPr>
@@ -1342,6 +1384,7 @@
                 </w:tcPr>
                 <w:p>
                   <w:pPr>
+                    <w:keepNext w:val="false"/>
                     <w:spacing w:after="40" w:before="0"/>
                     <w:jc w:val="left"/>
                   </w:pPr>
@@ -1374,6 +1417,7 @@
                 </w:tcPr>
                 <w:p>
                   <w:pPr>
+                    <w:keepNext w:val="false"/>
                     <w:spacing w:after="40" w:before="0"/>
                     <w:jc w:val="left"/>
                   </w:pPr>
@@ -1406,6 +1450,7 @@
                 </w:tcPr>
                 <w:p>
                   <w:pPr>
+                    <w:keepNext w:val="false"/>
                     <w:spacing w:after="40" w:before="0"/>
                     <w:jc w:val="left"/>
                   </w:pPr>
@@ -1440,6 +1485,7 @@
                 </w:tcPr>
                 <w:p>
                   <w:pPr>
+                    <w:keepNext w:val="false"/>
                     <w:spacing w:after="40" w:before="0"/>
                     <w:jc w:val="left"/>
                   </w:pPr>
@@ -1472,6 +1518,7 @@
                 </w:tcPr>
                 <w:p>
                   <w:pPr>
+                    <w:keepNext w:val="false"/>
                     <w:spacing w:after="40" w:before="0"/>
                     <w:jc w:val="left"/>
                   </w:pPr>
@@ -1504,6 +1551,7 @@
                 </w:tcPr>
                 <w:p>
                   <w:pPr>
+                    <w:keepNext w:val="false"/>
                     <w:spacing w:after="40" w:before="0"/>
                     <w:jc w:val="left"/>
                   </w:pPr>
@@ -1538,6 +1586,7 @@
                 </w:tcPr>
                 <w:p>
                   <w:pPr>
+                    <w:keepNext w:val="false"/>
                     <w:spacing w:after="40" w:before="0"/>
                     <w:jc w:val="left"/>
                   </w:pPr>
@@ -1570,6 +1619,7 @@
                 </w:tcPr>
                 <w:p>
                   <w:pPr>
+                    <w:keepNext w:val="false"/>
                     <w:spacing w:after="40" w:before="0"/>
                     <w:jc w:val="left"/>
                   </w:pPr>
@@ -1602,6 +1652,7 @@
                 </w:tcPr>
                 <w:p>
                   <w:pPr>
+                    <w:keepNext w:val="false"/>
                     <w:spacing w:after="40" w:before="0"/>
                     <w:jc w:val="left"/>
                   </w:pPr>
@@ -1624,6 +1675,7 @@
           </w:tbl>
           <w:p>
             <w:pPr>
+              <w:keepNext w:val="false"/>
               <w:spacing w:after="60" w:before="0"/>
               <w:jc w:val="left"/>
             </w:pPr>
@@ -1643,6 +1695,7 @@
           </w:p>
           <w:p>
             <w:pPr>
+              <w:keepNext w:val="false"/>
               <w:spacing w:after="40" w:before="0"/>
               <w:jc w:val="left"/>
             </w:pPr>
@@ -1662,6 +1715,7 @@
           </w:p>
           <w:p>
             <w:pPr>
+              <w:keepNext w:val="false"/>
               <w:spacing w:after="40" w:before="0"/>
               <w:jc w:val="left"/>
             </w:pPr>
@@ -1681,6 +1735,7 @@
           </w:p>
           <w:p>
             <w:pPr>
+              <w:keepNext w:val="false"/>
               <w:spacing w:after="40" w:before="0"/>
               <w:jc w:val="left"/>
             </w:pPr>
@@ -1700,6 +1755,7 @@
           </w:p>
           <w:p>
             <w:pPr>
+              <w:keepNext w:val="false"/>
               <w:spacing w:after="40" w:before="0"/>
               <w:jc w:val="left"/>
             </w:pPr>
@@ -1719,6 +1775,7 @@
           </w:p>
           <w:p>
             <w:pPr>
+              <w:keepNext w:val="false"/>
               <w:spacing w:after="40" w:before="0"/>
               <w:jc w:val="left"/>
             </w:pPr>
@@ -1738,6 +1795,7 @@
           </w:p>
           <w:p>
             <w:pPr>
+              <w:keepNext w:val="false"/>
               <w:spacing w:after="40" w:before="0"/>
               <w:jc w:val="left"/>
             </w:pPr>
@@ -1757,6 +1815,7 @@
           </w:p>
           <w:p>
             <w:pPr>
+              <w:keepNext w:val="false"/>
               <w:spacing w:after="60" w:before="0"/>
               <w:jc w:val="left"/>
             </w:pPr>
@@ -1818,6 +1877,7 @@
           </w:tcPr>
           <w:p>
             <w:pPr>
+              <w:keepNext/>
               <w:spacing w:after="40" w:before="0"/>
               <w:jc w:val="center"/>
             </w:pPr>
@@ -1852,6 +1912,7 @@
           </w:tcPr>
           <w:p>
             <w:pPr>
+              <w:keepNext w:val="false"/>
               <w:spacing w:after="40" w:before="0"/>
               <w:jc w:val="left"/>
             </w:pPr>
@@ -1871,6 +1932,7 @@
           </w:p>
           <w:p>
             <w:pPr>
+              <w:keepNext w:val="false"/>
               <w:spacing w:after="40" w:before="0"/>
               <w:jc w:val="left"/>
             </w:pPr>
@@ -1890,6 +1952,7 @@
           </w:p>
           <w:p>
             <w:pPr>
+              <w:keepNext w:val="false"/>
               <w:spacing w:after="40" w:before="0"/>
               <w:jc w:val="left"/>
             </w:pPr>
@@ -1909,6 +1972,7 @@
           </w:p>
           <w:p>
             <w:pPr>
+              <w:keepNext w:val="false"/>
               <w:spacing w:after="40" w:before="0"/>
               <w:jc w:val="left"/>
             </w:pPr>
@@ -1941,6 +2005,7 @@
           </w:tcPr>
           <w:p>
             <w:pPr>
+              <w:keepNext w:val="false"/>
               <w:spacing w:after="40" w:before="0"/>
               <w:jc w:val="left"/>
             </w:pPr>
@@ -1960,6 +2025,7 @@
           </w:p>
           <w:p>
             <w:pPr>
+              <w:keepNext w:val="false"/>
               <w:spacing w:after="40" w:before="0"/>
               <w:jc w:val="left"/>
             </w:pPr>
@@ -1979,6 +2045,7 @@
           </w:p>
           <w:p>
             <w:pPr>
+              <w:keepNext w:val="false"/>
               <w:spacing w:after="40" w:before="0"/>
               <w:jc w:val="left"/>
             </w:pPr>
@@ -1998,6 +2065,7 @@
           </w:p>
           <w:p>
             <w:pPr>
+              <w:keepNext w:val="false"/>
               <w:spacing w:after="40" w:before="0"/>
               <w:jc w:val="left"/>
             </w:pPr>
@@ -2017,6 +2085,7 @@
           </w:p>
           <w:p>
             <w:pPr>
+              <w:keepNext w:val="false"/>
               <w:spacing w:after="40" w:before="0"/>
               <w:jc w:val="left"/>
             </w:pPr>
@@ -2036,6 +2105,7 @@
           </w:p>
           <w:p>
             <w:pPr>
+              <w:keepNext w:val="false"/>
               <w:spacing w:after="40" w:before="0"/>
               <w:jc w:val="left"/>
             </w:pPr>
@@ -2097,6 +2167,7 @@
           </w:tcPr>
           <w:p>
             <w:pPr>
+              <w:keepNext/>
               <w:spacing w:after="40" w:before="0"/>
               <w:jc w:val="center"/>
             </w:pPr>
@@ -2131,6 +2202,7 @@
           </w:tcPr>
           <w:p>
             <w:pPr>
+              <w:keepNext w:val="false"/>
               <w:spacing w:after="40" w:before="0"/>
               <w:jc w:val="left"/>
             </w:pPr>
@@ -2150,6 +2222,7 @@
           </w:p>
           <w:p>
             <w:pPr>
+              <w:keepNext w:val="false"/>
               <w:spacing w:after="40" w:before="0"/>
               <w:jc w:val="left"/>
             </w:pPr>
@@ -2200,6 +2273,7 @@
                 </w:tcPr>
                 <w:p>
                   <w:pPr>
+                    <w:keepNext w:val="false"/>
                     <w:spacing w:after="40" w:before="0"/>
                     <w:jc w:val="left"/>
                   </w:pPr>
@@ -2232,6 +2306,7 @@
                 </w:tcPr>
                 <w:p>
                   <w:pPr>
+                    <w:keepNext w:val="false"/>
                     <w:spacing w:after="40" w:before="0"/>
                     <w:jc w:val="left"/>
                   </w:pPr>
@@ -2264,6 +2339,7 @@
                 </w:tcPr>
                 <w:p>
                   <w:pPr>
+                    <w:keepNext w:val="false"/>
                     <w:spacing w:after="40" w:before="0"/>
                     <w:jc w:val="left"/>
                   </w:pPr>
@@ -2298,6 +2374,7 @@
                 </w:tcPr>
                 <w:p>
                   <w:pPr>
+                    <w:keepNext w:val="false"/>
                     <w:spacing w:after="40" w:before="0"/>
                     <w:jc w:val="left"/>
                   </w:pPr>
@@ -2330,6 +2407,7 @@
                 </w:tcPr>
                 <w:p>
                   <w:pPr>
+                    <w:keepNext w:val="false"/>
                     <w:spacing w:after="40" w:before="0"/>
                     <w:jc w:val="left"/>
                   </w:pPr>
@@ -2362,6 +2440,7 @@
                 </w:tcPr>
                 <w:p>
                   <w:pPr>
+                    <w:keepNext w:val="false"/>
                     <w:spacing w:after="40" w:before="0"/>
                     <w:jc w:val="left"/>
                   </w:pPr>
@@ -2396,6 +2475,7 @@
                 </w:tcPr>
                 <w:p>
                   <w:pPr>
+                    <w:keepNext w:val="false"/>
                     <w:spacing w:after="40" w:before="0"/>
                     <w:jc w:val="left"/>
                   </w:pPr>
@@ -2428,6 +2508,7 @@
                 </w:tcPr>
                 <w:p>
                   <w:pPr>
+                    <w:keepNext w:val="false"/>
                     <w:spacing w:after="40" w:before="0"/>
                     <w:jc w:val="left"/>
                   </w:pPr>
@@ -2460,6 +2541,7 @@
                 </w:tcPr>
                 <w:p>
                   <w:pPr>
+                    <w:keepNext w:val="false"/>
                     <w:spacing w:after="40" w:before="0"/>
                     <w:jc w:val="left"/>
                   </w:pPr>
@@ -2494,6 +2576,7 @@
                 </w:tcPr>
                 <w:p>
                   <w:pPr>
+                    <w:keepNext w:val="false"/>
                     <w:spacing w:after="40" w:before="0"/>
                     <w:jc w:val="left"/>
                   </w:pPr>
@@ -2526,6 +2609,7 @@
                 </w:tcPr>
                 <w:p>
                   <w:pPr>
+                    <w:keepNext w:val="false"/>
                     <w:spacing w:after="40" w:before="0"/>
                     <w:jc w:val="left"/>
                   </w:pPr>
@@ -2558,6 +2642,7 @@
                 </w:tcPr>
                 <w:p>
                   <w:pPr>
+                    <w:keepNext w:val="false"/>
                     <w:spacing w:after="40" w:before="0"/>
                     <w:jc w:val="left"/>
                   </w:pPr>
@@ -2592,6 +2677,7 @@
                 </w:tcPr>
                 <w:p>
                   <w:pPr>
+                    <w:keepNext w:val="false"/>
                     <w:spacing w:after="40" w:before="0"/>
                     <w:jc w:val="left"/>
                   </w:pPr>
@@ -2624,6 +2710,7 @@
                 </w:tcPr>
                 <w:p>
                   <w:pPr>
+                    <w:keepNext w:val="false"/>
                     <w:spacing w:after="40" w:before="0"/>
                     <w:jc w:val="left"/>
                   </w:pPr>
@@ -2656,6 +2743,7 @@
                 </w:tcPr>
                 <w:p>
                   <w:pPr>
+                    <w:keepNext w:val="false"/>
                     <w:spacing w:after="40" w:before="0"/>
                     <w:jc w:val="left"/>
                   </w:pPr>
@@ -2690,6 +2778,7 @@
                 </w:tcPr>
                 <w:p>
                   <w:pPr>
+                    <w:keepNext w:val="false"/>
                     <w:spacing w:after="40" w:before="0"/>
                     <w:jc w:val="left"/>
                   </w:pPr>
@@ -2722,6 +2811,7 @@
                 </w:tcPr>
                 <w:p>
                   <w:pPr>
+                    <w:keepNext w:val="false"/>
                     <w:spacing w:after="40" w:before="0"/>
                     <w:jc w:val="left"/>
                   </w:pPr>
@@ -2754,6 +2844,7 @@
                 </w:tcPr>
                 <w:p>
                   <w:pPr>
+                    <w:keepNext w:val="false"/>
                     <w:spacing w:after="40" w:before="0"/>
                     <w:jc w:val="left"/>
                   </w:pPr>
@@ -2788,6 +2879,7 @@
                 </w:tcPr>
                 <w:p>
                   <w:pPr>
+                    <w:keepNext w:val="false"/>
                     <w:spacing w:after="40" w:before="0"/>
                     <w:jc w:val="left"/>
                   </w:pPr>
@@ -2820,6 +2912,7 @@
                 </w:tcPr>
                 <w:p>
                   <w:pPr>
+                    <w:keepNext w:val="false"/>
                     <w:spacing w:after="40" w:before="0"/>
                     <w:jc w:val="left"/>
                   </w:pPr>
@@ -2852,6 +2945,7 @@
                 </w:tcPr>
                 <w:p>
                   <w:pPr>
+                    <w:keepNext w:val="false"/>
                     <w:spacing w:after="40" w:before="0"/>
                     <w:jc w:val="left"/>
                   </w:pPr>
@@ -2886,6 +2980,7 @@
                 </w:tcPr>
                 <w:p>
                   <w:pPr>
+                    <w:keepNext w:val="false"/>
                     <w:spacing w:after="40" w:before="0"/>
                     <w:jc w:val="left"/>
                   </w:pPr>
@@ -2918,6 +3013,7 @@
                 </w:tcPr>
                 <w:p>
                   <w:pPr>
+                    <w:keepNext w:val="false"/>
                     <w:spacing w:after="40" w:before="0"/>
                     <w:jc w:val="left"/>
                   </w:pPr>
@@ -2950,6 +3046,7 @@
                 </w:tcPr>
                 <w:p>
                   <w:pPr>
+                    <w:keepNext w:val="false"/>
                     <w:spacing w:after="40" w:before="0"/>
                     <w:jc w:val="left"/>
                   </w:pPr>
@@ -2984,6 +3081,7 @@
                 </w:tcPr>
                 <w:p>
                   <w:pPr>
+                    <w:keepNext w:val="false"/>
                     <w:spacing w:after="40" w:before="0"/>
                     <w:jc w:val="left"/>
                   </w:pPr>
@@ -3016,6 +3114,7 @@
                 </w:tcPr>
                 <w:p>
                   <w:pPr>
+                    <w:keepNext w:val="false"/>
                     <w:spacing w:after="40" w:before="0"/>
                     <w:jc w:val="left"/>
                   </w:pPr>
@@ -3048,6 +3147,7 @@
                 </w:tcPr>
                 <w:p>
                   <w:pPr>
+                    <w:keepNext w:val="false"/>
                     <w:spacing w:after="40" w:before="0"/>
                     <w:jc w:val="left"/>
                   </w:pPr>
@@ -3082,6 +3182,7 @@
                 </w:tcPr>
                 <w:p>
                   <w:pPr>
+                    <w:keepNext w:val="false"/>
                     <w:spacing w:after="40" w:before="0"/>
                     <w:jc w:val="left"/>
                   </w:pPr>
@@ -3114,6 +3215,7 @@
                 </w:tcPr>
                 <w:p>
                   <w:pPr>
+                    <w:keepNext w:val="false"/>
                     <w:spacing w:after="40" w:before="0"/>
                     <w:jc w:val="left"/>
                   </w:pPr>
@@ -3146,6 +3248,7 @@
                 </w:tcPr>
                 <w:p>
                   <w:pPr>
+                    <w:keepNext w:val="false"/>
                     <w:spacing w:after="40" w:before="0"/>
                     <w:jc w:val="left"/>
                   </w:pPr>
@@ -3168,6 +3271,7 @@
           </w:tbl>
           <w:p>
             <w:pPr>
+              <w:keepNext w:val="false"/>
               <w:spacing w:after="60" w:before="0"/>
               <w:jc w:val="left"/>
             </w:pPr>
@@ -3187,6 +3291,7 @@
           </w:p>
           <w:p>
             <w:pPr>
+              <w:keepNext w:val="false"/>
               <w:spacing w:after="40" w:before="0"/>
               <w:jc w:val="left"/>
             </w:pPr>
@@ -3206,6 +3311,7 @@
           </w:p>
           <w:p>
             <w:pPr>
+              <w:keepNext w:val="false"/>
               <w:spacing w:after="40" w:before="0"/>
               <w:jc w:val="left"/>
             </w:pPr>
@@ -3225,6 +3331,7 @@
           </w:p>
           <w:p>
             <w:pPr>
+              <w:keepNext w:val="false"/>
               <w:spacing w:after="40" w:before="0"/>
               <w:jc w:val="left"/>
             </w:pPr>
@@ -3244,6 +3351,7 @@
           </w:p>
           <w:p>
             <w:pPr>
+              <w:keepNext w:val="false"/>
               <w:spacing w:after="40" w:before="0"/>
               <w:jc w:val="left"/>
             </w:pPr>
@@ -3263,6 +3371,7 @@
           </w:p>
           <w:p>
             <w:pPr>
+              <w:keepNext w:val="false"/>
               <w:spacing w:after="40" w:before="0"/>
               <w:jc w:val="left"/>
             </w:pPr>
@@ -3282,6 +3391,7 @@
           </w:p>
           <w:p>
             <w:pPr>
+              <w:keepNext w:val="false"/>
               <w:spacing w:after="60" w:before="0"/>
               <w:jc w:val="left"/>
             </w:pPr>
@@ -3314,6 +3424,7 @@
           </w:tcPr>
           <w:p>
             <w:pPr>
+              <w:keepNext w:val="false"/>
               <w:spacing w:after="40" w:before="0"/>
               <w:jc w:val="left"/>
             </w:pPr>
@@ -3333,6 +3444,7 @@
           </w:p>
           <w:p>
             <w:pPr>
+              <w:keepNext w:val="false"/>
               <w:spacing w:after="40" w:before="0"/>
               <w:jc w:val="left"/>
             </w:pPr>
@@ -3388,6 +3500,7 @@
                 </w:tcPr>
                 <w:p>
                   <w:pPr>
+                    <w:keepNext w:val="false"/>
                     <w:spacing w:after="40" w:before="0"/>
                     <w:jc w:val="left"/>
                   </w:pPr>
@@ -3420,6 +3533,7 @@
                 </w:tcPr>
                 <w:p>
                   <w:pPr>
+                    <w:keepNext w:val="false"/>
                     <w:spacing w:after="40" w:before="0"/>
                     <w:jc w:val="left"/>
                   </w:pPr>
@@ -3452,6 +3566,7 @@
                 </w:tcPr>
                 <w:p>
                   <w:pPr>
+                    <w:keepNext w:val="false"/>
                     <w:spacing w:after="40" w:before="0"/>
                     <w:jc w:val="left"/>
                   </w:pPr>
@@ -3484,6 +3599,7 @@
                 </w:tcPr>
                 <w:p>
                   <w:pPr>
+                    <w:keepNext w:val="false"/>
                     <w:spacing w:after="40" w:before="0"/>
                     <w:jc w:val="left"/>
                   </w:pPr>
@@ -3516,6 +3632,7 @@
                 </w:tcPr>
                 <w:p>
                   <w:pPr>
+                    <w:keepNext w:val="false"/>
                     <w:spacing w:after="40" w:before="0"/>
                     <w:jc w:val="left"/>
                   </w:pPr>
@@ -3548,6 +3665,7 @@
                 </w:tcPr>
                 <w:p>
                   <w:pPr>
+                    <w:keepNext w:val="false"/>
                     <w:spacing w:after="40" w:before="0"/>
                     <w:jc w:val="left"/>
                   </w:pPr>
@@ -3580,6 +3698,7 @@
                 </w:tcPr>
                 <w:p>
                   <w:pPr>
+                    <w:keepNext w:val="false"/>
                     <w:spacing w:after="40" w:before="0"/>
                     <w:jc w:val="left"/>
                   </w:pPr>
@@ -3612,6 +3731,7 @@
                 </w:tcPr>
                 <w:p>
                   <w:pPr>
+                    <w:keepNext w:val="false"/>
                     <w:spacing w:after="40" w:before="0"/>
                     <w:jc w:val="left"/>
                   </w:pPr>
@@ -3646,6 +3766,7 @@
                 </w:tcPr>
                 <w:p>
                   <w:pPr>
+                    <w:keepNext w:val="false"/>
                     <w:spacing w:after="40" w:before="0"/>
                     <w:jc w:val="left"/>
                   </w:pPr>
@@ -3678,6 +3799,7 @@
                 </w:tcPr>
                 <w:p>
                   <w:pPr>
+                    <w:keepNext w:val="false"/>
                     <w:spacing w:after="40" w:before="0"/>
                     <w:jc w:val="left"/>
                   </w:pPr>
@@ -3710,6 +3832,7 @@
                 </w:tcPr>
                 <w:p>
                   <w:pPr>
+                    <w:keepNext w:val="false"/>
                     <w:spacing w:after="40" w:before="0"/>
                     <w:jc w:val="left"/>
                   </w:pPr>
@@ -3742,6 +3865,7 @@
                 </w:tcPr>
                 <w:p>
                   <w:pPr>
+                    <w:keepNext w:val="false"/>
                     <w:spacing w:after="40" w:before="0"/>
                     <w:jc w:val="left"/>
                   </w:pPr>
@@ -3774,6 +3898,7 @@
                 </w:tcPr>
                 <w:p>
                   <w:pPr>
+                    <w:keepNext w:val="false"/>
                     <w:spacing w:after="40" w:before="0"/>
                     <w:jc w:val="left"/>
                   </w:pPr>
@@ -3806,6 +3931,7 @@
                 </w:tcPr>
                 <w:p>
                   <w:pPr>
+                    <w:keepNext w:val="false"/>
                     <w:spacing w:after="40" w:before="0"/>
                     <w:jc w:val="left"/>
                   </w:pPr>
@@ -3838,6 +3964,7 @@
                 </w:tcPr>
                 <w:p>
                   <w:pPr>
+                    <w:keepNext w:val="false"/>
                     <w:spacing w:after="40" w:before="0"/>
                     <w:jc w:val="left"/>
                   </w:pPr>
@@ -3870,6 +3997,7 @@
                 </w:tcPr>
                 <w:p>
                   <w:pPr>
+                    <w:keepNext w:val="false"/>
                     <w:spacing w:after="40" w:before="0"/>
                     <w:jc w:val="left"/>
                   </w:pPr>
@@ -3892,6 +4020,7 @@
           </w:tbl>
           <w:p>
             <w:pPr>
+              <w:keepNext w:val="false"/>
               <w:spacing w:after="60" w:before="0"/>
               <w:jc w:val="left"/>
             </w:pPr>
@@ -3911,6 +4040,7 @@
           </w:p>
           <w:p>
             <w:pPr>
+              <w:keepNext w:val="false"/>
               <w:spacing w:after="40" w:before="0"/>
               <w:jc w:val="left"/>
             </w:pPr>
@@ -3930,6 +4060,7 @@
           </w:p>
           <w:p>
             <w:pPr>
+              <w:keepNext w:val="false"/>
               <w:spacing w:after="40" w:before="0"/>
               <w:jc w:val="left"/>
             </w:pPr>
@@ -3949,6 +4080,7 @@
           </w:p>
           <w:p>
             <w:pPr>
+              <w:keepNext w:val="false"/>
               <w:spacing w:after="40" w:before="0"/>
               <w:jc w:val="left"/>
             </w:pPr>
@@ -3968,6 +4100,7 @@
           </w:p>
           <w:p>
             <w:pPr>
+              <w:keepNext w:val="false"/>
               <w:spacing w:after="40" w:before="0"/>
               <w:jc w:val="left"/>
             </w:pPr>
@@ -3987,6 +4120,7 @@
           </w:p>
           <w:p>
             <w:pPr>
+              <w:keepNext w:val="false"/>
               <w:spacing w:after="40" w:before="0"/>
               <w:jc w:val="left"/>
             </w:pPr>
@@ -4006,6 +4140,7 @@
           </w:p>
           <w:p>
             <w:pPr>
+              <w:keepNext w:val="false"/>
               <w:spacing w:after="40" w:before="0"/>
               <w:jc w:val="left"/>
             </w:pPr>
@@ -4025,6 +4160,7 @@
           </w:p>
           <w:p>
             <w:pPr>
+              <w:keepNext w:val="false"/>
               <w:spacing w:after="40" w:before="0"/>
               <w:jc w:val="left"/>
             </w:pPr>
@@ -4044,6 +4180,7 @@
           </w:p>
           <w:p>
             <w:pPr>
+              <w:keepNext w:val="false"/>
               <w:spacing w:after="40" w:before="0"/>
               <w:jc w:val="left"/>
             </w:pPr>
@@ -4063,6 +4200,7 @@
           </w:p>
           <w:p>
             <w:pPr>
+              <w:keepNext w:val="false"/>
               <w:spacing w:after="40" w:before="0"/>
               <w:jc w:val="left"/>
             </w:pPr>
@@ -4082,6 +4220,7 @@
           </w:p>
           <w:p>
             <w:pPr>
+              <w:keepNext w:val="false"/>
               <w:spacing w:after="60" w:before="0"/>
               <w:jc w:val="left"/>
             </w:pPr>
@@ -4143,6 +4282,7 @@
           </w:tcPr>
           <w:p>
             <w:pPr>
+              <w:keepNext/>
               <w:spacing w:after="40" w:before="0"/>
               <w:jc w:val="center"/>
             </w:pPr>
@@ -4177,6 +4317,7 @@
           </w:tcPr>
           <w:p>
             <w:pPr>
+              <w:keepNext w:val="false"/>
               <w:spacing w:after="40" w:before="0"/>
               <w:jc w:val="left"/>
             </w:pPr>
@@ -4196,6 +4337,7 @@
           </w:p>
           <w:p>
             <w:pPr>
+              <w:keepNext w:val="false"/>
               <w:spacing w:after="40" w:before="0"/>
               <w:jc w:val="left"/>
             </w:pPr>
@@ -4215,6 +4357,7 @@
           </w:p>
           <w:p>
             <w:pPr>
+              <w:keepNext w:val="false"/>
               <w:spacing w:after="40" w:before="0"/>
               <w:jc w:val="left"/>
             </w:pPr>
@@ -4247,6 +4390,7 @@
           </w:tcPr>
           <w:p>
             <w:pPr>
+              <w:keepNext w:val="false"/>
               <w:spacing w:after="40" w:before="0"/>
               <w:jc w:val="left"/>
             </w:pPr>
@@ -4266,6 +4410,7 @@
           </w:p>
           <w:p>
             <w:pPr>
+              <w:keepNext w:val="false"/>
               <w:spacing w:after="40" w:before="0"/>
               <w:jc w:val="left"/>
             </w:pPr>
@@ -4285,6 +4430,7 @@
           </w:p>
           <w:p>
             <w:pPr>
+              <w:keepNext w:val="false"/>
               <w:spacing w:after="40" w:before="0"/>
               <w:jc w:val="left"/>
             </w:pPr>
@@ -4304,6 +4450,7 @@
           </w:p>
           <w:p>
             <w:pPr>
+              <w:keepNext w:val="false"/>
               <w:spacing w:after="40" w:before="0"/>
               <w:jc w:val="left"/>
             </w:pPr>
@@ -4323,6 +4470,7 @@
           </w:p>
           <w:p>
             <w:pPr>
+              <w:keepNext w:val="false"/>
               <w:spacing w:after="40" w:before="0"/>
               <w:jc w:val="left"/>
             </w:pPr>
@@ -4384,6 +4532,7 @@
           </w:tcPr>
           <w:p>
             <w:pPr>
+              <w:keepNext/>
               <w:spacing w:after="40" w:before="0"/>
               <w:jc w:val="center"/>
             </w:pPr>
@@ -4418,6 +4567,7 @@
           </w:tcPr>
           <w:p>
             <w:pPr>
+              <w:keepNext w:val="false"/>
               <w:spacing w:after="40" w:before="0"/>
               <w:jc w:val="left"/>
             </w:pPr>
@@ -4437,6 +4587,7 @@
           </w:p>
           <w:p>
             <w:pPr>
+              <w:keepNext w:val="false"/>
               <w:spacing w:after="40" w:before="0"/>
               <w:jc w:val="left"/>
             </w:pPr>
@@ -4456,6 +4607,7 @@
           </w:p>
           <w:p>
             <w:pPr>
+              <w:keepNext w:val="false"/>
               <w:spacing w:after="40" w:before="0"/>
               <w:jc w:val="left"/>
             </w:pPr>
@@ -4475,6 +4627,7 @@
           </w:p>
           <w:p>
             <w:pPr>
+              <w:keepNext w:val="false"/>
               <w:spacing w:after="40" w:before="0"/>
               <w:jc w:val="left"/>
             </w:pPr>
@@ -4507,6 +4660,7 @@
           </w:tcPr>
           <w:p>
             <w:pPr>
+              <w:keepNext w:val="false"/>
               <w:spacing w:after="40" w:before="0"/>
               <w:jc w:val="left"/>
             </w:pPr>
@@ -4526,6 +4680,7 @@
           </w:p>
           <w:p>
             <w:pPr>
+              <w:keepNext w:val="false"/>
               <w:spacing w:after="40" w:before="0"/>
               <w:jc w:val="left"/>
             </w:pPr>
@@ -4545,6 +4700,7 @@
           </w:p>
           <w:p>
             <w:pPr>
+              <w:keepNext w:val="false"/>
               <w:spacing w:after="40" w:before="0"/>
               <w:jc w:val="left"/>
             </w:pPr>
@@ -4564,6 +4720,7 @@
           </w:p>
           <w:p>
             <w:pPr>
+              <w:keepNext w:val="false"/>
               <w:spacing w:after="40" w:before="0"/>
               <w:jc w:val="left"/>
             </w:pPr>
@@ -4583,6 +4740,7 @@
           </w:p>
           <w:p>
             <w:pPr>
+              <w:keepNext w:val="false"/>
               <w:spacing w:after="40" w:before="0"/>
               <w:jc w:val="left"/>
             </w:pPr>
@@ -4602,6 +4760,7 @@
           </w:p>
           <w:p>
             <w:pPr>
+              <w:keepNext w:val="false"/>
               <w:spacing w:after="40" w:before="0"/>
               <w:jc w:val="left"/>
             </w:pPr>
@@ -4621,6 +4780,7 @@
           </w:p>
           <w:p>
             <w:pPr>
+              <w:keepNext w:val="false"/>
               <w:spacing w:after="40" w:before="0"/>
               <w:jc w:val="left"/>
             </w:pPr>
@@ -4640,6 +4800,7 @@
           </w:p>
           <w:p>
             <w:pPr>
+              <w:keepNext w:val="false"/>
               <w:spacing w:after="40" w:before="0"/>
               <w:jc w:val="left"/>
             </w:pPr>
@@ -4703,6 +4864,7 @@
           </w:tcPr>
           <w:p>
             <w:pPr>
+              <w:keepNext w:val="false"/>
               <w:spacing w:after="40" w:before="0"/>
               <w:jc w:val="center"/>
             </w:pPr>
@@ -4737,6 +4899,7 @@
           </w:tcPr>
           <w:p>
             <w:pPr>
+              <w:keepNext w:val="false"/>
               <w:spacing w:after="40" w:before="0"/>
               <w:jc w:val="left"/>
             </w:pPr>
@@ -4769,6 +4932,7 @@
           </w:tcPr>
           <w:p>
             <w:pPr>
+              <w:keepNext w:val="false"/>
               <w:spacing w:after="40" w:before="0"/>
               <w:jc w:val="left"/>
             </w:pPr>
@@ -4801,6 +4965,7 @@
           </w:tcPr>
           <w:p>
             <w:pPr>
+              <w:keepNext w:val="false"/>
               <w:spacing w:after="40" w:before="0"/>
               <w:jc w:val="left"/>
             </w:pPr>
@@ -4833,6 +4998,7 @@
           </w:tcPr>
           <w:p>
             <w:pPr>
+              <w:keepNext w:val="false"/>
               <w:spacing w:after="40" w:before="0"/>
               <w:jc w:val="left"/>
             </w:pPr>
@@ -4867,6 +5033,7 @@
           </w:tcPr>
           <w:p>
             <w:pPr>
+              <w:keepNext w:val="false"/>
               <w:spacing w:after="40" w:before="0"/>
               <w:jc w:val="left"/>
             </w:pPr>
@@ -4899,6 +5066,7 @@
           </w:tcPr>
           <w:p>
             <w:pPr>
+              <w:keepNext w:val="false"/>
               <w:spacing w:after="40" w:before="0"/>
               <w:jc w:val="left"/>
             </w:pPr>
@@ -4931,6 +5099,7 @@
           </w:tcPr>
           <w:p>
             <w:pPr>
+              <w:keepNext w:val="false"/>
               <w:spacing w:after="40" w:before="0"/>
               <w:jc w:val="left"/>
             </w:pPr>
@@ -4963,6 +5132,7 @@
           </w:tcPr>
           <w:p>
             <w:pPr>
+              <w:keepNext w:val="false"/>
               <w:spacing w:after="40" w:before="0"/>
               <w:jc w:val="left"/>
             </w:pPr>
@@ -4997,6 +5167,7 @@
           </w:tcPr>
           <w:p>
             <w:pPr>
+              <w:keepNext w:val="false"/>
               <w:spacing w:after="40" w:before="0"/>
               <w:jc w:val="left"/>
             </w:pPr>
@@ -5029,6 +5200,7 @@
           </w:tcPr>
           <w:p>
             <w:pPr>
+              <w:keepNext w:val="false"/>
               <w:spacing w:after="40" w:before="0"/>
               <w:jc w:val="left"/>
             </w:pPr>
@@ -5061,6 +5233,7 @@
           </w:tcPr>
           <w:p>
             <w:pPr>
+              <w:keepNext w:val="false"/>
               <w:spacing w:after="40" w:before="0"/>
               <w:jc w:val="left"/>
             </w:pPr>
@@ -5093,6 +5266,7 @@
           </w:tcPr>
           <w:p>
             <w:pPr>
+              <w:keepNext w:val="false"/>
               <w:spacing w:after="40" w:before="0"/>
               <w:jc w:val="left"/>
             </w:pPr>
@@ -5127,6 +5301,7 @@
           </w:tcPr>
           <w:p>
             <w:pPr>
+              <w:keepNext w:val="false"/>
               <w:spacing w:after="40" w:before="0"/>
               <w:jc w:val="left"/>
             </w:pPr>
@@ -5159,6 +5334,7 @@
           </w:tcPr>
           <w:p>
             <w:pPr>
+              <w:keepNext w:val="false"/>
               <w:spacing w:after="40" w:before="0"/>
               <w:jc w:val="left"/>
             </w:pPr>
@@ -5191,6 +5367,7 @@
           </w:tcPr>
           <w:p>
             <w:pPr>
+              <w:keepNext w:val="false"/>
               <w:spacing w:after="40" w:before="0"/>
               <w:jc w:val="left"/>
             </w:pPr>
@@ -5223,6 +5400,7 @@
           </w:tcPr>
           <w:p>
             <w:pPr>
+              <w:keepNext w:val="false"/>
               <w:spacing w:after="40" w:before="0"/>
               <w:jc w:val="left"/>
             </w:pPr>
@@ -5257,6 +5435,7 @@
           </w:tcPr>
           <w:p>
             <w:pPr>
+              <w:keepNext w:val="false"/>
               <w:spacing w:after="40" w:before="0"/>
               <w:jc w:val="left"/>
             </w:pPr>
@@ -5289,6 +5468,7 @@
           </w:tcPr>
           <w:p>
             <w:pPr>
+              <w:keepNext w:val="false"/>
               <w:spacing w:after="40" w:before="0"/>
               <w:jc w:val="left"/>
             </w:pPr>
@@ -5321,6 +5501,7 @@
           </w:tcPr>
           <w:p>
             <w:pPr>
+              <w:keepNext w:val="false"/>
               <w:spacing w:after="40" w:before="0"/>
               <w:jc w:val="left"/>
             </w:pPr>
@@ -5353,6 +5534,7 @@
           </w:tcPr>
           <w:p>
             <w:pPr>
+              <w:keepNext w:val="false"/>
               <w:spacing w:after="40" w:before="0"/>
               <w:jc w:val="left"/>
             </w:pPr>
@@ -5387,6 +5569,7 @@
           </w:tcPr>
           <w:p>
             <w:pPr>
+              <w:keepNext w:val="false"/>
               <w:spacing w:after="40" w:before="0"/>
               <w:jc w:val="left"/>
             </w:pPr>
@@ -5419,6 +5602,7 @@
           </w:tcPr>
           <w:p>
             <w:pPr>
+              <w:keepNext w:val="false"/>
               <w:spacing w:after="40" w:before="0"/>
               <w:jc w:val="left"/>
             </w:pPr>
@@ -5451,6 +5635,7 @@
           </w:tcPr>
           <w:p>
             <w:pPr>
+              <w:keepNext w:val="false"/>
               <w:spacing w:after="40" w:before="0"/>
               <w:jc w:val="left"/>
             </w:pPr>
@@ -5483,6 +5668,7 @@
           </w:tcPr>
           <w:p>
             <w:pPr>
+              <w:keepNext w:val="false"/>
               <w:spacing w:after="40" w:before="0"/>
               <w:jc w:val="left"/>
             </w:pPr>
@@ -5621,7 +5807,7 @@
         </w:rPr>
         <w:t xml:space="preserve">© 2026 SeaVuria and ARES. This work is licensed under a </w:t>
       </w:r>
-      <w:hyperlink w:history="1" r:id="rIdz65dtcgptfywnrd7pyhu8">
+      <w:hyperlink w:history="1" r:id="rIdql2vzg-ag9ebucf8gftc2">
         <w:r>
           <w:rPr>
             <w:rFonts w:ascii="Arial" w:cs="Arial" w:eastAsia="Arial" w:hAnsi="Arial"/>
@@ -5641,7 +5827,7 @@
         </w:rPr>
         <w:t xml:space="preserve"> (</w:t>
       </w:r>
-      <w:hyperlink w:history="1" r:id="rIdsidlgp1iyzqqdy0pacqjf">
+      <w:hyperlink w:history="1" r:id="rIdcvhdly4recbr_zx8zwd4k">
         <w:r>
           <w:rPr>
             <w:rFonts w:ascii="Arial" w:cs="Arial" w:eastAsia="Arial" w:hAnsi="Arial"/>
@@ -5661,7 +5847,7 @@
         </w:rPr>
         <w:t xml:space="preserve">). To view a copy of this license, visit </w:t>
       </w:r>
-      <w:hyperlink w:history="1" r:id="rIdsfz0-jgssc0ornvsaifkc">
+      <w:hyperlink w:history="1" r:id="rIdocgjnrxukyfkqro42k5hu">
         <w:r>
           <w:rPr>
             <w:rFonts w:ascii="Arial" w:cs="Arial" w:eastAsia="Arial" w:hAnsi="Arial"/>

--- a/data/outputs/v2/Maths/SS4.1_Statistics_I/Mathematics_Statistics_I_FinalExplanation_TeacherKey.docx
+++ b/data/outputs/v2/Maths/SS4.1_Statistics_I/Mathematics_Statistics_I_FinalExplanation_TeacherKey.docx
@@ -5807,7 +5807,7 @@
         </w:rPr>
         <w:t xml:space="preserve">© 2026 SeaVuria and ARES. This work is licensed under a </w:t>
       </w:r>
-      <w:hyperlink w:history="1" r:id="rIdql2vzg-ag9ebucf8gftc2">
+      <w:hyperlink w:history="1" r:id="rIdnqeuwqd5imjoxjqepxivl">
         <w:r>
           <w:rPr>
             <w:rFonts w:ascii="Arial" w:cs="Arial" w:eastAsia="Arial" w:hAnsi="Arial"/>
@@ -5827,7 +5827,7 @@
         </w:rPr>
         <w:t xml:space="preserve"> (</w:t>
       </w:r>
-      <w:hyperlink w:history="1" r:id="rIdcvhdly4recbr_zx8zwd4k">
+      <w:hyperlink w:history="1" r:id="rIdslyqg7b_mqhmjsc4phlqd">
         <w:r>
           <w:rPr>
             <w:rFonts w:ascii="Arial" w:cs="Arial" w:eastAsia="Arial" w:hAnsi="Arial"/>
@@ -5847,7 +5847,7 @@
         </w:rPr>
         <w:t xml:space="preserve">). To view a copy of this license, visit </w:t>
       </w:r>
-      <w:hyperlink w:history="1" r:id="rIdocgjnrxukyfkqro42k5hu">
+      <w:hyperlink w:history="1" r:id="rIds9wlzgrfrg6vttvqg5szl">
         <w:r>
           <w:rPr>
             <w:rFonts w:ascii="Arial" w:cs="Arial" w:eastAsia="Arial" w:hAnsi="Arial"/>
